--- a/制作ノート１_25098_安永卓真.docx
+++ b/制作ノート１_25098_安永卓真.docx
@@ -106,26 +106,20 @@
         <w:rPr>
           <w:rFonts w:ascii="ＭＳ Ｐ明朝" w:eastAsia="ＭＳ Ｐ明朝" w:hAnsi="ＭＳ Ｐ明朝"/>
         </w:rPr>
-        <w:t>日田市の観光地、グルメ、イベントなどの情報を一つのWebサイトにまとめて掲載し、利用者が日田市の魅力を分かりやすく知ることができるサイトを制作する。また、地域の魅力発信を通じて観光促進や地域活性化に貢献すること</w:t>
-      </w:r>
-      <w:r>
-        <w:rPr>
-          <w:rFonts w:ascii="ＭＳ Ｐ明朝" w:eastAsia="ＭＳ Ｐ明朝" w:hAnsi="ＭＳ Ｐ明朝" w:hint="eastAsia"/>
-        </w:rPr>
-        <w:t>が目的です。</w:t>
-      </w:r>
-    </w:p>
-    <w:p>
-      <w:pPr>
-        <w:rPr>
-          <w:rFonts w:ascii="ＭＳ Ｐ明朝" w:eastAsia="ＭＳ Ｐ明朝" w:hAnsi="ＭＳ Ｐ明朝"/>
-        </w:rPr>
-      </w:pPr>
-      <w:r>
-        <w:rPr>
-          <w:rFonts w:ascii="ＭＳ Ｐ明朝" w:eastAsia="ＭＳ Ｐ明朝" w:hAnsi="ＭＳ Ｐ明朝"/>
-        </w:rPr>
-        <w:t>日田市には、豆田町や日田焼きそば、温泉、自然景観など多くの魅力がある。しかし、日田市を知らない人や観光を計画している人にとって、観光地やグルメなどの情報が複数のサイトに分散しており、効率よく情報を集めにくいという課題がある。</w:t>
+        <w:t>日田市の観光、グルメ、歴史などの情報を分かりやすく発信し、多くの人に日田市の魅力を知ってもらう。</w:t>
+      </w:r>
+    </w:p>
+    <w:p>
+      <w:pPr>
+        <w:rPr>
+          <w:rFonts w:ascii="ＭＳ Ｐ明朝" w:eastAsia="ＭＳ Ｐ明朝" w:hAnsi="ＭＳ Ｐ明朝"/>
+        </w:rPr>
+      </w:pPr>
+      <w:r>
+        <w:rPr>
+          <w:rFonts w:ascii="ＭＳ Ｐ明朝" w:eastAsia="ＭＳ Ｐ明朝" w:hAnsi="ＭＳ Ｐ明朝"/>
+        </w:rPr>
+        <w:t>日田市の魅力を広く知ってもらいたい。</w:t>
       </w:r>
     </w:p>
     <w:p>
@@ -411,6 +405,13 @@
     <w:p>
       <w:pPr>
         <w:rPr>
+          <w:rFonts w:ascii="ＭＳ Ｐ明朝" w:eastAsia="ＭＳ Ｐ明朝" w:hAnsi="ＭＳ Ｐ明朝" w:hint="eastAsia"/>
+        </w:rPr>
+      </w:pPr>
+    </w:p>
+    <w:p>
+      <w:pPr>
+        <w:rPr>
           <w:rFonts w:ascii="ＭＳ Ｐ明朝" w:eastAsia="ＭＳ Ｐ明朝" w:hAnsi="ＭＳ Ｐ明朝"/>
         </w:rPr>
       </w:pPr>
@@ -431,7 +432,6 @@
         <w:rPr>
           <w:rFonts w:ascii="ＭＳ Ｐ明朝" w:eastAsia="ＭＳ Ｐ明朝" w:hAnsi="ＭＳ Ｐ明朝"/>
         </w:rPr>
-        <w:lastRenderedPageBreak/>
         <w:t>日田市の観光・グルメに関する資料</w:t>
       </w:r>
     </w:p>
@@ -490,7 +490,7 @@
         <w:rPr>
           <w:rFonts w:ascii="ＭＳ Ｐ明朝" w:eastAsia="ＭＳ Ｐ明朝" w:hAnsi="ＭＳ Ｐ明朝"/>
         </w:rPr>
-        <w:t>日田市観光・グルメ紹介サイト</w:t>
+        <w:t>日田市紹介サイト</w:t>
       </w:r>
     </w:p>
     <w:p>
@@ -542,77 +542,108 @@
         <w:rPr>
           <w:rFonts w:ascii="ＭＳ Ｐ明朝" w:eastAsia="ＭＳ Ｐ明朝" w:hAnsi="ＭＳ Ｐ明朝"/>
         </w:rPr>
-        <w:t>① トップページ</w:t>
-      </w:r>
-      <w:r>
-        <w:rPr>
-          <w:rFonts w:ascii="ＭＳ Ｐ明朝" w:eastAsia="ＭＳ Ｐ明朝" w:hAnsi="ＭＳ Ｐ明朝" w:hint="eastAsia"/>
-        </w:rPr>
-        <w:t>（</w:t>
-      </w:r>
-      <w:r>
-        <w:rPr>
-          <w:rFonts w:ascii="ＭＳ Ｐ明朝" w:eastAsia="ＭＳ Ｐ明朝" w:hAnsi="ＭＳ Ｐ明朝"/>
-        </w:rPr>
-        <w:t>日田市の概要</w:t>
-      </w:r>
-      <w:r>
-        <w:rPr>
-          <w:rFonts w:ascii="ＭＳ Ｐ明朝" w:eastAsia="ＭＳ Ｐ明朝" w:hAnsi="ＭＳ Ｐ明朝" w:hint="eastAsia"/>
-        </w:rPr>
-        <w:t>）</w:t>
-      </w:r>
-    </w:p>
-    <w:p>
-      <w:pPr>
-        <w:rPr>
-          <w:rFonts w:ascii="ＭＳ Ｐ明朝" w:eastAsia="ＭＳ Ｐ明朝" w:hAnsi="ＭＳ Ｐ明朝"/>
-        </w:rPr>
-      </w:pPr>
-      <w:r>
-        <w:rPr>
-          <w:rFonts w:ascii="ＭＳ Ｐ明朝" w:eastAsia="ＭＳ Ｐ明朝" w:hAnsi="ＭＳ Ｐ明朝"/>
-        </w:rPr>
-        <w:t>② 観光スポット紹介</w:t>
-      </w:r>
-    </w:p>
-    <w:p>
-      <w:pPr>
-        <w:rPr>
-          <w:rFonts w:ascii="ＭＳ Ｐ明朝" w:eastAsia="ＭＳ Ｐ明朝" w:hAnsi="ＭＳ Ｐ明朝"/>
-        </w:rPr>
-      </w:pPr>
-      <w:r>
-        <w:rPr>
-          <w:rFonts w:ascii="ＭＳ Ｐ明朝" w:eastAsia="ＭＳ Ｐ明朝" w:hAnsi="ＭＳ Ｐ明朝"/>
-        </w:rPr>
-        <w:t>③ グルメ紹介</w:t>
-      </w:r>
-    </w:p>
-    <w:p>
-      <w:pPr>
-        <w:rPr>
-          <w:rFonts w:ascii="ＭＳ Ｐ明朝" w:eastAsia="ＭＳ Ｐ明朝" w:hAnsi="ＭＳ Ｐ明朝"/>
-        </w:rPr>
-      </w:pPr>
-      <w:r>
-        <w:rPr>
-          <w:rFonts w:ascii="ＭＳ Ｐ明朝" w:eastAsia="ＭＳ Ｐ明朝" w:hAnsi="ＭＳ Ｐ明朝"/>
-        </w:rPr>
-        <w:t>④ イベント紹介</w:t>
-      </w:r>
-    </w:p>
-    <w:p>
-      <w:pPr>
-        <w:rPr>
-          <w:rFonts w:ascii="ＭＳ Ｐ明朝" w:eastAsia="ＭＳ Ｐ明朝" w:hAnsi="ＭＳ Ｐ明朝"/>
-        </w:rPr>
-      </w:pPr>
-      <w:r>
-        <w:rPr>
-          <w:rFonts w:ascii="ＭＳ Ｐ明朝" w:eastAsia="ＭＳ Ｐ明朝" w:hAnsi="ＭＳ Ｐ明朝"/>
-        </w:rPr>
-        <w:t>⑤ アクセス情報</w:t>
+        <w:t xml:space="preserve">① </w:t>
+      </w:r>
+      <w:r>
+        <w:rPr>
+          <w:rFonts w:ascii="ＭＳ Ｐ明朝" w:eastAsia="ＭＳ Ｐ明朝" w:hAnsi="ＭＳ Ｐ明朝"/>
+        </w:rPr>
+        <w:t>トップページ：日田市の魅力を簡単に紹介</w:t>
+      </w:r>
+    </w:p>
+    <w:p>
+      <w:pPr>
+        <w:rPr>
+          <w:rFonts w:ascii="ＭＳ Ｐ明朝" w:eastAsia="ＭＳ Ｐ明朝" w:hAnsi="ＭＳ Ｐ明朝"/>
+        </w:rPr>
+      </w:pPr>
+      <w:r>
+        <w:rPr>
+          <w:rFonts w:ascii="ＭＳ Ｐ明朝" w:eastAsia="ＭＳ Ｐ明朝" w:hAnsi="ＭＳ Ｐ明朝"/>
+        </w:rPr>
+        <w:t xml:space="preserve">② </w:t>
+      </w:r>
+      <w:r>
+        <w:rPr>
+          <w:rFonts w:ascii="ＭＳ Ｐ明朝" w:eastAsia="ＭＳ Ｐ明朝" w:hAnsi="ＭＳ Ｐ明朝"/>
+        </w:rPr>
+        <w:t>日田市の基本情報：日田市の位置や歴史、人口、特産品などの基本情報を紹介する。</w:t>
+      </w:r>
+    </w:p>
+    <w:p>
+      <w:pPr>
+        <w:rPr>
+          <w:rFonts w:ascii="ＭＳ Ｐ明朝" w:eastAsia="ＭＳ Ｐ明朝" w:hAnsi="ＭＳ Ｐ明朝"/>
+        </w:rPr>
+      </w:pPr>
+      <w:r>
+        <w:rPr>
+          <w:rFonts w:ascii="ＭＳ Ｐ明朝" w:eastAsia="ＭＳ Ｐ明朝" w:hAnsi="ＭＳ Ｐ明朝"/>
+        </w:rPr>
+        <w:t xml:space="preserve">③ </w:t>
+      </w:r>
+      <w:r>
+        <w:rPr>
+          <w:rFonts w:ascii="ＭＳ Ｐ明朝" w:eastAsia="ＭＳ Ｐ明朝" w:hAnsi="ＭＳ Ｐ明朝"/>
+        </w:rPr>
+        <w:t>観光スポット：日田市の代表的な観光スポットや見どころを紹介する。</w:t>
+      </w:r>
+    </w:p>
+    <w:p>
+      <w:pPr>
+        <w:rPr>
+          <w:rFonts w:ascii="ＭＳ Ｐ明朝" w:eastAsia="ＭＳ Ｐ明朝" w:hAnsi="ＭＳ Ｐ明朝"/>
+        </w:rPr>
+      </w:pPr>
+      <w:r>
+        <w:rPr>
+          <w:rFonts w:ascii="ＭＳ Ｐ明朝" w:eastAsia="ＭＳ Ｐ明朝" w:hAnsi="ＭＳ Ｐ明朝"/>
+        </w:rPr>
+        <w:t xml:space="preserve">④ </w:t>
+      </w:r>
+      <w:r>
+        <w:rPr>
+          <w:rFonts w:ascii="ＭＳ Ｐ明朝" w:eastAsia="ＭＳ Ｐ明朝" w:hAnsi="ＭＳ Ｐ明朝"/>
+        </w:rPr>
+        <w:t>グルメ：日田市の名物料理やおすすめの飲食店を紹介する。</w:t>
+      </w:r>
+    </w:p>
+    <w:p>
+      <w:pPr>
+        <w:rPr>
+          <w:rFonts w:ascii="ＭＳ Ｐ明朝" w:eastAsia="ＭＳ Ｐ明朝" w:hAnsi="ＭＳ Ｐ明朝"/>
+        </w:rPr>
+      </w:pPr>
+      <w:r>
+        <w:rPr>
+          <w:rFonts w:ascii="ＭＳ Ｐ明朝" w:eastAsia="ＭＳ Ｐ明朝" w:hAnsi="ＭＳ Ｐ明朝"/>
+        </w:rPr>
+        <w:t xml:space="preserve">⑤ </w:t>
+      </w:r>
+      <w:r>
+        <w:rPr>
+          <w:rFonts w:ascii="ＭＳ Ｐ明朝" w:eastAsia="ＭＳ Ｐ明朝" w:hAnsi="ＭＳ Ｐ明朝"/>
+        </w:rPr>
+        <w:t>イベント：日田市で開催される季節ごとのイベントを紹介する。</w:t>
+      </w:r>
+    </w:p>
+    <w:p>
+      <w:pPr>
+        <w:rPr>
+          <w:rFonts w:ascii="ＭＳ Ｐ明朝" w:eastAsia="ＭＳ Ｐ明朝" w:hAnsi="ＭＳ Ｐ明朝"/>
+        </w:rPr>
+      </w:pPr>
+      <w:r>
+        <w:rPr>
+          <w:rFonts w:ascii="ＭＳ Ｐ明朝" w:eastAsia="ＭＳ Ｐ明朝" w:hAnsi="ＭＳ Ｐ明朝" w:hint="eastAsia"/>
+        </w:rPr>
+        <w:t>⑥</w:t>
+      </w:r>
+      <w:r>
+        <w:rPr>
+          <w:rFonts w:ascii="ＭＳ Ｐ明朝" w:eastAsia="ＭＳ Ｐ明朝" w:hAnsi="ＭＳ Ｐ明朝"/>
+        </w:rPr>
+        <w:t>アクセス：日田市へのアクセス方法や周辺地図を掲載する。</w:t>
       </w:r>
     </w:p>
     <w:p>
@@ -771,6 +802,56 @@
     </w:sectPr>
   </w:body>
 </w:document>
+</file>
+
+<file path=word/endnotes.xml><?xml version="1.0" encoding="utf-8"?>
+<w:endnotes xmlns:wpc="http://schemas.microsoft.com/office/word/2010/wordprocessingCanvas" xmlns:cx="http://schemas.microsoft.com/office/drawing/2014/chartex" xmlns:cx1="http://schemas.microsoft.com/office/drawing/2015/9/8/chartex" xmlns:cx2="http://schemas.microsoft.com/office/drawing/2015/10/21/chartex" xmlns:cx3="http://schemas.microsoft.com/office/drawing/2016/5/9/chartex" xmlns:cx4="http://schemas.microsoft.com/office/drawing/2016/5/10/chartex" xmlns:cx5="http://schemas.microsoft.com/office/drawing/2016/5/11/chartex" xmlns:cx6="http://schemas.microsoft.com/office/drawing/2016/5/12/chartex" xmlns:cx7="http://schemas.microsoft.com/office/drawing/2016/5/13/chartex" xmlns:cx8="http://schemas.microsoft.com/office/drawing/2016/5/14/chartex" xmlns:mc="http://schemas.openxmlformats.org/markup-compatibility/2006" xmlns:aink="http://schemas.microsoft.com/office/drawing/2016/ink" xmlns:am3d="http://schemas.microsoft.com/office/drawing/2017/model3d" xmlns:o="urn:schemas-microsoft-com:office:office" xmlns:oel="http://schemas.microsoft.com/office/2019/extlst" xmlns:r="http://schemas.openxmlformats.org/officeDocument/2006/relationships" xmlns:m="http://schemas.openxmlformats.org/officeDocument/2006/math" xmlns:v="urn:schemas-microsoft-com:vml" xmlns:wp14="http://schemas.microsoft.com/office/word/2010/wordprocessingDrawing" xmlns:wp="http://schemas.openxmlformats.org/drawingml/2006/wordprocessingDrawing" xmlns:w10="urn:schemas-microsoft-com:office:word" xmlns:w="http://schemas.openxmlformats.org/wordprocessingml/2006/main" xmlns:w14="http://schemas.microsoft.com/office/word/2010/wordml" xmlns:w15="http://schemas.microsoft.com/office/word/2012/wordml" xmlns:w16cex="http://schemas.microsoft.com/office/word/2018/wordml/cex" xmlns:w16cid="http://schemas.microsoft.com/office/word/2016/wordml/cid" xmlns:w16="http://schemas.microsoft.com/office/word/2018/wordml" xmlns:w16du="http://schemas.microsoft.com/office/word/2023/wordml/word16du" xmlns:w16sdtdh="http://schemas.microsoft.com/office/word/2020/wordml/sdtdatahash" xmlns:w16sdtfl="http://schemas.microsoft.com/office/word/2024/wordml/sdtformatlock" xmlns:w16se="http://schemas.microsoft.com/office/word/2015/wordml/symex" xmlns:wpg="http://schemas.microsoft.com/office/word/2010/wordprocessingGroup" xmlns:wpi="http://schemas.microsoft.com/office/word/2010/wordprocessingInk" xmlns:wne="http://schemas.microsoft.com/office/word/2006/wordml" xmlns:wps="http://schemas.microsoft.com/office/word/2010/wordprocessingShape" mc:Ignorable="w14 w15 w16se w16cid w16 w16cex w16sdtdh w16sdtfl w16du wp14">
+  <w:endnote w:type="separator" w:id="-1">
+    <w:p>
+      <w:pPr>
+        <w:spacing w:after="0" w:line="240" w:lineRule="auto"/>
+      </w:pPr>
+      <w:r>
+        <w:separator/>
+      </w:r>
+    </w:p>
+  </w:endnote>
+  <w:endnote w:type="continuationSeparator" w:id="0">
+    <w:p>
+      <w:pPr>
+        <w:spacing w:after="0" w:line="240" w:lineRule="auto"/>
+      </w:pPr>
+      <w:r>
+        <w:continuationSeparator/>
+      </w:r>
+    </w:p>
+  </w:endnote>
+</w:endnotes>
+</file>
+
+<file path=word/footnotes.xml><?xml version="1.0" encoding="utf-8"?>
+<w:footnotes xmlns:wpc="http://schemas.microsoft.com/office/word/2010/wordprocessingCanvas" xmlns:cx="http://schemas.microsoft.com/office/drawing/2014/chartex" xmlns:cx1="http://schemas.microsoft.com/office/drawing/2015/9/8/chartex" xmlns:cx2="http://schemas.microsoft.com/office/drawing/2015/10/21/chartex" xmlns:cx3="http://schemas.microsoft.com/office/drawing/2016/5/9/chartex" xmlns:cx4="http://schemas.microsoft.com/office/drawing/2016/5/10/chartex" xmlns:cx5="http://schemas.microsoft.com/office/drawing/2016/5/11/chartex" xmlns:cx6="http://schemas.microsoft.com/office/drawing/2016/5/12/chartex" xmlns:cx7="http://schemas.microsoft.com/office/drawing/2016/5/13/chartex" xmlns:cx8="http://schemas.microsoft.com/office/drawing/2016/5/14/chartex" xmlns:mc="http://schemas.openxmlformats.org/markup-compatibility/2006" xmlns:aink="http://schemas.microsoft.com/office/drawing/2016/ink" xmlns:am3d="http://schemas.microsoft.com/office/drawing/2017/model3d" xmlns:o="urn:schemas-microsoft-com:office:office" xmlns:oel="http://schemas.microsoft.com/office/2019/extlst" xmlns:r="http://schemas.openxmlformats.org/officeDocument/2006/relationships" xmlns:m="http://schemas.openxmlformats.org/officeDocument/2006/math" xmlns:v="urn:schemas-microsoft-com:vml" xmlns:wp14="http://schemas.microsoft.com/office/word/2010/wordprocessingDrawing" xmlns:wp="http://schemas.openxmlformats.org/drawingml/2006/wordprocessingDrawing" xmlns:w10="urn:schemas-microsoft-com:office:word" xmlns:w="http://schemas.openxmlformats.org/wordprocessingml/2006/main" xmlns:w14="http://schemas.microsoft.com/office/word/2010/wordml" xmlns:w15="http://schemas.microsoft.com/office/word/2012/wordml" xmlns:w16cex="http://schemas.microsoft.com/office/word/2018/wordml/cex" xmlns:w16cid="http://schemas.microsoft.com/office/word/2016/wordml/cid" xmlns:w16="http://schemas.microsoft.com/office/word/2018/wordml" xmlns:w16du="http://schemas.microsoft.com/office/word/2023/wordml/word16du" xmlns:w16sdtdh="http://schemas.microsoft.com/office/word/2020/wordml/sdtdatahash" xmlns:w16sdtfl="http://schemas.microsoft.com/office/word/2024/wordml/sdtformatlock" xmlns:w16se="http://schemas.microsoft.com/office/word/2015/wordml/symex" xmlns:wpg="http://schemas.microsoft.com/office/word/2010/wordprocessingGroup" xmlns:wpi="http://schemas.microsoft.com/office/word/2010/wordprocessingInk" xmlns:wne="http://schemas.microsoft.com/office/word/2006/wordml" xmlns:wps="http://schemas.microsoft.com/office/word/2010/wordprocessingShape" mc:Ignorable="w14 w15 w16se w16cid w16 w16cex w16sdtdh w16sdtfl w16du wp14">
+  <w:footnote w:type="separator" w:id="-1">
+    <w:p>
+      <w:pPr>
+        <w:spacing w:after="0" w:line="240" w:lineRule="auto"/>
+      </w:pPr>
+      <w:r>
+        <w:separator/>
+      </w:r>
+    </w:p>
+  </w:footnote>
+  <w:footnote w:type="continuationSeparator" w:id="0">
+    <w:p>
+      <w:pPr>
+        <w:spacing w:after="0" w:line="240" w:lineRule="auto"/>
+      </w:pPr>
+      <w:r>
+        <w:continuationSeparator/>
+      </w:r>
+    </w:p>
+  </w:footnote>
+</w:footnotes>
 </file>
 
 <file path=word/styles.xml><?xml version="1.0" encoding="utf-8"?>
@@ -1700,6 +1781,50 @@
     <w:semiHidden/>
     <w:rsid w:val="00D423A1"/>
   </w:style>
+  <w:style w:type="paragraph" w:styleId="ac">
+    <w:name w:val="header"/>
+    <w:basedOn w:val="a"/>
+    <w:link w:val="ad"/>
+    <w:uiPriority w:val="99"/>
+    <w:unhideWhenUsed/>
+    <w:rsid w:val="00E937E5"/>
+    <w:pPr>
+      <w:tabs>
+        <w:tab w:val="center" w:pos="4252"/>
+        <w:tab w:val="right" w:pos="8504"/>
+      </w:tabs>
+      <w:snapToGrid w:val="0"/>
+    </w:pPr>
+  </w:style>
+  <w:style w:type="character" w:customStyle="1" w:styleId="ad">
+    <w:name w:val="ヘッダー (文字)"/>
+    <w:basedOn w:val="a0"/>
+    <w:link w:val="ac"/>
+    <w:uiPriority w:val="99"/>
+    <w:rsid w:val="00E937E5"/>
+  </w:style>
+  <w:style w:type="paragraph" w:styleId="ae">
+    <w:name w:val="footer"/>
+    <w:basedOn w:val="a"/>
+    <w:link w:val="af"/>
+    <w:uiPriority w:val="99"/>
+    <w:unhideWhenUsed/>
+    <w:rsid w:val="00E937E5"/>
+    <w:pPr>
+      <w:tabs>
+        <w:tab w:val="center" w:pos="4252"/>
+        <w:tab w:val="right" w:pos="8504"/>
+      </w:tabs>
+      <w:snapToGrid w:val="0"/>
+    </w:pPr>
+  </w:style>
+  <w:style w:type="character" w:customStyle="1" w:styleId="af">
+    <w:name w:val="フッター (文字)"/>
+    <w:basedOn w:val="a0"/>
+    <w:link w:val="ae"/>
+    <w:uiPriority w:val="99"/>
+    <w:rsid w:val="00E937E5"/>
+  </w:style>
 </w:styles>
 </file>
 

--- a/制作ノート１_25098_安永卓真.docx
+++ b/制作ノート１_25098_安永卓真.docx
@@ -112,14 +112,14 @@
     <w:p>
       <w:pPr>
         <w:rPr>
-          <w:rFonts w:ascii="ＭＳ Ｐ明朝" w:eastAsia="ＭＳ Ｐ明朝" w:hAnsi="ＭＳ Ｐ明朝"/>
-        </w:rPr>
-      </w:pPr>
-      <w:r>
-        <w:rPr>
-          <w:rFonts w:ascii="ＭＳ Ｐ明朝" w:eastAsia="ＭＳ Ｐ明朝" w:hAnsi="ＭＳ Ｐ明朝"/>
-        </w:rPr>
-        <w:t>日田市の魅力を広く知ってもらいたい。</w:t>
+          <w:rFonts w:ascii="ＭＳ Ｐ明朝" w:eastAsia="ＭＳ Ｐ明朝" w:hAnsi="ＭＳ Ｐ明朝" w:hint="eastAsia"/>
+        </w:rPr>
+      </w:pPr>
+      <w:r>
+        <w:rPr>
+          <w:rFonts w:ascii="ＭＳ Ｐ明朝" w:eastAsia="ＭＳ Ｐ明朝" w:hAnsi="ＭＳ Ｐ明朝"/>
+        </w:rPr>
+        <w:t>日田市の魅力を多くの人に知ってもらいたい</w:t>
       </w:r>
     </w:p>
     <w:p>
@@ -218,12 +218,6 @@
         </w:rPr>
         <w:t xml:space="preserve">　　　</w:t>
       </w:r>
-      <w:r>
-        <w:rPr>
-          <w:rFonts w:ascii="ＭＳ Ｐ明朝" w:eastAsia="ＭＳ Ｐ明朝" w:hAnsi="ＭＳ Ｐ明朝"/>
-        </w:rPr>
-        <w:t>HTML・CSSの基礎学習</w:t>
-      </w:r>
     </w:p>
     <w:p>
       <w:pPr>
@@ -243,24 +237,6 @@
         </w:rPr>
         <w:t xml:space="preserve">　　　</w:t>
       </w:r>
-      <w:r>
-        <w:rPr>
-          <w:rFonts w:ascii="ＭＳ Ｐ明朝" w:eastAsia="ＭＳ Ｐ明朝" w:hAnsi="ＭＳ Ｐ明朝"/>
-        </w:rPr>
-        <w:t>JavaScriptの基礎学習</w:t>
-      </w:r>
-      <w:r>
-        <w:rPr>
-          <w:rFonts w:ascii="ＭＳ Ｐ明朝" w:eastAsia="ＭＳ Ｐ明朝" w:hAnsi="ＭＳ Ｐ明朝" w:hint="eastAsia"/>
-        </w:rPr>
-        <w:t>、</w:t>
-      </w:r>
-      <w:r>
-        <w:rPr>
-          <w:rFonts w:ascii="ＭＳ Ｐ明朝" w:eastAsia="ＭＳ Ｐ明朝" w:hAnsi="ＭＳ Ｐ明朝"/>
-        </w:rPr>
-        <w:t>ワイヤーフレーム作成、デザイン案作成</w:t>
-      </w:r>
     </w:p>
     <w:p>
       <w:pPr>
@@ -278,51 +254,33 @@
         <w:rPr>
           <w:rFonts w:ascii="ＭＳ Ｐ明朝" w:eastAsia="ＭＳ Ｐ明朝" w:hAnsi="ＭＳ Ｐ明朝" w:hint="eastAsia"/>
         </w:rPr>
+        <w:t xml:space="preserve">　　</w:t>
+      </w:r>
+      <w:r>
+        <w:rPr>
+          <w:rFonts w:ascii="ＭＳ Ｐ明朝" w:eastAsia="ＭＳ Ｐ明朝" w:hAnsi="ＭＳ Ｐ明朝" w:hint="eastAsia"/>
+        </w:rPr>
+        <w:t xml:space="preserve">　</w:t>
+      </w:r>
+    </w:p>
+    <w:p>
+      <w:pPr>
+        <w:rPr>
+          <w:rFonts w:ascii="ＭＳ Ｐ明朝" w:eastAsia="ＭＳ Ｐ明朝" w:hAnsi="ＭＳ Ｐ明朝"/>
+        </w:rPr>
+      </w:pPr>
+      <w:r>
+        <w:rPr>
+          <w:rFonts w:ascii="ＭＳ Ｐ明朝" w:eastAsia="ＭＳ Ｐ明朝" w:hAnsi="ＭＳ Ｐ明朝" w:hint="eastAsia"/>
+        </w:rPr>
+        <w:t>9月</w:t>
+      </w:r>
+      <w:r>
+        <w:rPr>
+          <w:rFonts w:ascii="ＭＳ Ｐ明朝" w:eastAsia="ＭＳ Ｐ明朝" w:hAnsi="ＭＳ Ｐ明朝" w:hint="eastAsia"/>
+        </w:rPr>
         <w:t xml:space="preserve">　　　</w:t>
       </w:r>
-      <w:r>
-        <w:rPr>
-          <w:rFonts w:ascii="ＭＳ Ｐ明朝" w:eastAsia="ＭＳ Ｐ明朝" w:hAnsi="ＭＳ Ｐ明朝"/>
-        </w:rPr>
-        <w:t>日田市の観光・グルメ情報収集、素材集め</w:t>
-      </w:r>
-      <w:r>
-        <w:rPr>
-          <w:rFonts w:ascii="ＭＳ Ｐ明朝" w:eastAsia="ＭＳ Ｐ明朝" w:hAnsi="ＭＳ Ｐ明朝" w:hint="eastAsia"/>
-        </w:rPr>
-        <w:t>、</w:t>
-      </w:r>
-      <w:r>
-        <w:rPr>
-          <w:rFonts w:ascii="ＭＳ Ｐ明朝" w:eastAsia="ＭＳ Ｐ明朝" w:hAnsi="ＭＳ Ｐ明朝"/>
-        </w:rPr>
-        <w:t>トップページ制作</w:t>
-      </w:r>
-    </w:p>
-    <w:p>
-      <w:pPr>
-        <w:rPr>
-          <w:rFonts w:ascii="ＭＳ Ｐ明朝" w:eastAsia="ＭＳ Ｐ明朝" w:hAnsi="ＭＳ Ｐ明朝"/>
-        </w:rPr>
-      </w:pPr>
-      <w:r>
-        <w:rPr>
-          <w:rFonts w:ascii="ＭＳ Ｐ明朝" w:eastAsia="ＭＳ Ｐ明朝" w:hAnsi="ＭＳ Ｐ明朝" w:hint="eastAsia"/>
-        </w:rPr>
-        <w:t>9月</w:t>
-      </w:r>
-      <w:r>
-        <w:rPr>
-          <w:rFonts w:ascii="ＭＳ Ｐ明朝" w:eastAsia="ＭＳ Ｐ明朝" w:hAnsi="ＭＳ Ｐ明朝" w:hint="eastAsia"/>
-        </w:rPr>
-        <w:t xml:space="preserve">　　　</w:t>
-      </w:r>
-      <w:r>
-        <w:rPr>
-          <w:rFonts w:ascii="ＭＳ Ｐ明朝" w:eastAsia="ＭＳ Ｐ明朝" w:hAnsi="ＭＳ Ｐ明朝"/>
-        </w:rPr>
-        <w:t>各ページ（観光・グルメ・イベント等）の制作</w:t>
-      </w:r>
     </w:p>
     <w:p>
       <w:pPr>
@@ -405,7 +363,7 @@
     <w:p>
       <w:pPr>
         <w:rPr>
-          <w:rFonts w:ascii="ＭＳ Ｐ明朝" w:eastAsia="ＭＳ Ｐ明朝" w:hAnsi="ＭＳ Ｐ明朝" w:hint="eastAsia"/>
+          <w:rFonts w:ascii="ＭＳ Ｐ明朝" w:eastAsia="ＭＳ Ｐ明朝" w:hAnsi="ＭＳ Ｐ明朝"/>
         </w:rPr>
       </w:pPr>
     </w:p>
@@ -1456,7 +1414,6 @@
   <w:style w:type="character" w:default="1" w:styleId="a0">
     <w:name w:val="Default Paragraph Font"/>
     <w:uiPriority w:val="1"/>
-    <w:semiHidden/>
     <w:unhideWhenUsed/>
   </w:style>
   <w:style w:type="table" w:default="1" w:styleId="a1">

--- a/制作ノート１_25098_安永卓真.docx
+++ b/制作ノート１_25098_安永卓真.docx
@@ -112,7 +112,7 @@
     <w:p>
       <w:pPr>
         <w:rPr>
-          <w:rFonts w:ascii="ＭＳ Ｐ明朝" w:eastAsia="ＭＳ Ｐ明朝" w:hAnsi="ＭＳ Ｐ明朝" w:hint="eastAsia"/>
+          <w:rFonts w:ascii="ＭＳ Ｐ明朝" w:eastAsia="ＭＳ Ｐ明朝" w:hAnsi="ＭＳ Ｐ明朝"/>
         </w:rPr>
       </w:pPr>
       <w:r>
@@ -152,7 +152,7 @@
         <w:rPr>
           <w:rFonts w:ascii="ＭＳ Ｐ明朝" w:eastAsia="ＭＳ Ｐ明朝" w:hAnsi="ＭＳ Ｐ明朝"/>
         </w:rPr>
-        <w:t>日田市への観光を検討している10代後半から40代の観光客、および日田市について詳しく知らない県外在住者。</w:t>
+        <w:t>日田市への観光を検討している観光客、および日田市について詳しく知らない県外在住者。</w:t>
       </w:r>
     </w:p>
     <w:p>
@@ -218,6 +218,12 @@
         </w:rPr>
         <w:t xml:space="preserve">　　　</w:t>
       </w:r>
+      <w:r>
+        <w:rPr>
+          <w:rFonts w:ascii="ＭＳ Ｐ明朝" w:eastAsia="ＭＳ Ｐ明朝" w:hAnsi="ＭＳ Ｐ明朝" w:hint="eastAsia"/>
+        </w:rPr>
+        <w:t>制作ノートなどの記入</w:t>
+      </w:r>
     </w:p>
     <w:p>
       <w:pPr>
@@ -237,6 +243,12 @@
         </w:rPr>
         <w:t xml:space="preserve">　　　</w:t>
       </w:r>
+      <w:r>
+        <w:rPr>
+          <w:rFonts w:ascii="ＭＳ Ｐ明朝" w:eastAsia="ＭＳ Ｐ明朝" w:hAnsi="ＭＳ Ｐ明朝" w:hint="eastAsia"/>
+        </w:rPr>
+        <w:t>サイトの学習</w:t>
+      </w:r>
     </w:p>
     <w:p>
       <w:pPr>
@@ -262,6 +274,24 @@
         </w:rPr>
         <w:t xml:space="preserve">　</w:t>
       </w:r>
+      <w:r>
+        <w:rPr>
+          <w:rFonts w:ascii="ＭＳ Ｐ明朝" w:eastAsia="ＭＳ Ｐ明朝" w:hAnsi="ＭＳ Ｐ明朝"/>
+        </w:rPr>
+        <w:t>デザイン案作成</w:t>
+      </w:r>
+      <w:r>
+        <w:rPr>
+          <w:rFonts w:ascii="ＭＳ Ｐ明朝" w:eastAsia="ＭＳ Ｐ明朝" w:hAnsi="ＭＳ Ｐ明朝" w:hint="eastAsia"/>
+        </w:rPr>
+        <w:t>、</w:t>
+      </w:r>
+      <w:r>
+        <w:rPr>
+          <w:rFonts w:ascii="ＭＳ Ｐ明朝" w:eastAsia="ＭＳ Ｐ明朝" w:hAnsi="ＭＳ Ｐ明朝"/>
+        </w:rPr>
+        <w:t>日田市の観光・グルメ情報収集、素材集め</w:t>
+      </w:r>
     </w:p>
     <w:p>
       <w:pPr>
@@ -281,6 +311,24 @@
         </w:rPr>
         <w:t xml:space="preserve">　　　</w:t>
       </w:r>
+      <w:r>
+        <w:rPr>
+          <w:rFonts w:ascii="ＭＳ Ｐ明朝" w:eastAsia="ＭＳ Ｐ明朝" w:hAnsi="ＭＳ Ｐ明朝"/>
+        </w:rPr>
+        <w:t>トップページ制作</w:t>
+      </w:r>
+      <w:r>
+        <w:rPr>
+          <w:rFonts w:ascii="ＭＳ Ｐ明朝" w:eastAsia="ＭＳ Ｐ明朝" w:hAnsi="ＭＳ Ｐ明朝" w:hint="eastAsia"/>
+        </w:rPr>
+        <w:t>、</w:t>
+      </w:r>
+      <w:r>
+        <w:rPr>
+          <w:rFonts w:ascii="ＭＳ Ｐ明朝" w:eastAsia="ＭＳ Ｐ明朝" w:hAnsi="ＭＳ Ｐ明朝"/>
+        </w:rPr>
+        <w:t>各ページ（観光・グルメ・イベント等）の制作</w:t>
+      </w:r>
     </w:p>
     <w:p>
       <w:pPr>
@@ -294,6 +342,18 @@
         </w:rPr>
         <w:t>１０月</w:t>
       </w:r>
+      <w:r>
+        <w:rPr>
+          <w:rFonts w:ascii="ＭＳ Ｐ明朝" w:eastAsia="ＭＳ Ｐ明朝" w:hAnsi="ＭＳ Ｐ明朝" w:hint="eastAsia"/>
+        </w:rPr>
+        <w:t xml:space="preserve">　　</w:t>
+      </w:r>
+      <w:r>
+        <w:rPr>
+          <w:rFonts w:ascii="ＭＳ Ｐ明朝" w:eastAsia="ＭＳ Ｐ明朝" w:hAnsi="ＭＳ Ｐ明朝"/>
+        </w:rPr>
+        <w:t>各ページ制作・レイアウト調整</w:t>
+      </w:r>
     </w:p>
     <w:p>
       <w:pPr>
@@ -307,6 +367,18 @@
         </w:rPr>
         <w:t>11月</w:t>
       </w:r>
+      <w:r>
+        <w:rPr>
+          <w:rFonts w:ascii="ＭＳ Ｐ明朝" w:eastAsia="ＭＳ Ｐ明朝" w:hAnsi="ＭＳ Ｐ明朝" w:hint="eastAsia"/>
+        </w:rPr>
+        <w:t xml:space="preserve">　　</w:t>
+      </w:r>
+      <w:r>
+        <w:rPr>
+          <w:rFonts w:ascii="ＭＳ Ｐ明朝" w:eastAsia="ＭＳ Ｐ明朝" w:hAnsi="ＭＳ Ｐ明朝"/>
+        </w:rPr>
+        <w:t>サイト全体の統合・動作確認・バグ修正</w:t>
+      </w:r>
     </w:p>
     <w:p>
       <w:pPr>
@@ -320,6 +392,18 @@
         </w:rPr>
         <w:t>12月</w:t>
       </w:r>
+      <w:r>
+        <w:rPr>
+          <w:rFonts w:ascii="ＭＳ Ｐ明朝" w:eastAsia="ＭＳ Ｐ明朝" w:hAnsi="ＭＳ Ｐ明朝" w:hint="eastAsia"/>
+        </w:rPr>
+        <w:t xml:space="preserve">　　</w:t>
+      </w:r>
+      <w:r>
+        <w:rPr>
+          <w:rFonts w:ascii="ＭＳ Ｐ明朝" w:eastAsia="ＭＳ Ｐ明朝" w:hAnsi="ＭＳ Ｐ明朝"/>
+        </w:rPr>
+        <w:t>レスポンシブ対応・デザイン改善・完成版調整</w:t>
+      </w:r>
     </w:p>
     <w:p>
       <w:pPr>
@@ -333,6 +417,12 @@
         </w:rPr>
         <w:t>1月</w:t>
       </w:r>
+      <w:r>
+        <w:rPr>
+          <w:rFonts w:ascii="ＭＳ Ｐ明朝" w:eastAsia="ＭＳ Ｐ明朝" w:hAnsi="ＭＳ Ｐ明朝" w:hint="eastAsia"/>
+        </w:rPr>
+        <w:t xml:space="preserve">　</w:t>
+      </w:r>
     </w:p>
     <w:p>
       <w:pPr>
@@ -346,6 +436,12 @@
         </w:rPr>
         <w:t>2月</w:t>
       </w:r>
+      <w:r>
+        <w:rPr>
+          <w:rFonts w:ascii="ＭＳ Ｐ明朝" w:eastAsia="ＭＳ Ｐ明朝" w:hAnsi="ＭＳ Ｐ明朝" w:hint="eastAsia"/>
+        </w:rPr>
+        <w:t xml:space="preserve">　</w:t>
+      </w:r>
     </w:p>
     <w:p>
       <w:pPr>
@@ -359,6 +455,12 @@
         </w:rPr>
         <w:t>3月</w:t>
       </w:r>
+      <w:r>
+        <w:rPr>
+          <w:rFonts w:ascii="ＭＳ Ｐ明朝" w:eastAsia="ＭＳ Ｐ明朝" w:hAnsi="ＭＳ Ｐ明朝" w:hint="eastAsia"/>
+        </w:rPr>
+        <w:t xml:space="preserve">　</w:t>
+      </w:r>
     </w:p>
     <w:p>
       <w:pPr>
@@ -412,11 +514,70 @@
           <w:rFonts w:ascii="ＭＳ Ｐ明朝" w:eastAsia="ＭＳ Ｐ明朝" w:hAnsi="ＭＳ Ｐ明朝"/>
         </w:rPr>
       </w:pPr>
-    </w:p>
-    <w:p>
-      <w:pPr>
-        <w:rPr>
-          <w:rFonts w:ascii="ＭＳ Ｐ明朝" w:eastAsia="ＭＳ Ｐ明朝" w:hAnsi="ＭＳ Ｐ明朝"/>
+      <w:r>
+        <w:rPr>
+          <w:rFonts w:ascii="ＭＳ Ｐ明朝" w:eastAsia="ＭＳ Ｐ明朝" w:hAnsi="ＭＳ Ｐ明朝"/>
+        </w:rPr>
+        <w:t>使用アプリ・ソフト</w:t>
+      </w:r>
+      <w:r>
+        <w:rPr>
+          <w:rFonts w:ascii="ＭＳ Ｐ明朝" w:eastAsia="ＭＳ Ｐ明朝" w:hAnsi="ＭＳ Ｐ明朝"/>
+        </w:rPr>
+        <w:br/>
+      </w:r>
+      <w:r>
+        <w:rPr>
+          <w:rFonts w:ascii="ＭＳ Ｐ明朝" w:eastAsia="ＭＳ Ｐ明朝" w:hAnsi="ＭＳ Ｐ明朝"/>
+        </w:rPr>
+        <w:lastRenderedPageBreak/>
+        <w:t>Visual Studio Code</w:t>
+      </w:r>
+      <w:r>
+        <w:rPr>
+          <w:rFonts w:ascii="ＭＳ Ｐ明朝" w:eastAsia="ＭＳ Ｐ明朝" w:hAnsi="ＭＳ Ｐ明朝"/>
+        </w:rPr>
+        <w:br/>
+        <w:t>Adobe Illustrator</w:t>
+      </w:r>
+      <w:r>
+        <w:rPr>
+          <w:rFonts w:ascii="ＭＳ Ｐ明朝" w:eastAsia="ＭＳ Ｐ明朝" w:hAnsi="ＭＳ Ｐ明朝"/>
+        </w:rPr>
+        <w:t xml:space="preserve"> </w:t>
+      </w:r>
+      <w:r>
+        <w:rPr>
+          <w:rFonts w:ascii="ＭＳ Ｐ明朝" w:eastAsia="ＭＳ Ｐ明朝" w:hAnsi="ＭＳ Ｐ明朝"/>
+        </w:rPr>
+        <w:br/>
+        <w:t>Photoshop</w:t>
+      </w:r>
+      <w:r>
+        <w:rPr>
+          <w:rFonts w:ascii="ＭＳ Ｐ明朝" w:eastAsia="ＭＳ Ｐ明朝" w:hAnsi="ＭＳ Ｐ明朝"/>
+        </w:rPr>
+        <w:t xml:space="preserve"> </w:t>
+      </w:r>
+      <w:r>
+        <w:rPr>
+          <w:rFonts w:ascii="ＭＳ Ｐ明朝" w:eastAsia="ＭＳ Ｐ明朝" w:hAnsi="ＭＳ Ｐ明朝"/>
+        </w:rPr>
+        <w:br/>
+        <w:t>GitHub</w:t>
+      </w:r>
+    </w:p>
+    <w:p>
+      <w:pPr>
+        <w:rPr>
+          <w:rFonts w:ascii="ＭＳ Ｐ明朝" w:eastAsia="ＭＳ Ｐ明朝" w:hAnsi="ＭＳ Ｐ明朝"/>
+        </w:rPr>
+      </w:pPr>
+    </w:p>
+    <w:p>
+      <w:pPr>
+        <w:rPr>
+          <w:rFonts w:ascii="ＭＳ Ｐ明朝" w:eastAsia="ＭＳ Ｐ明朝" w:hAnsi="ＭＳ Ｐ明朝" w:hint="eastAsia"/>
         </w:rPr>
       </w:pPr>
       <w:r>

--- a/制作ノート１_25098_安永卓真.docx
+++ b/制作ノート１_25098_安永卓真.docx
@@ -119,7 +119,7 @@
         <w:rPr>
           <w:rFonts w:ascii="ＭＳ Ｐ明朝" w:eastAsia="ＭＳ Ｐ明朝" w:hAnsi="ＭＳ Ｐ明朝"/>
         </w:rPr>
-        <w:t>日田市の魅力を多くの人に知ってもらいたい</w:t>
+        <w:t>日田市には歴史や文化、自然、グルメなど多くの魅力があるが、観光を検討している人に十分に伝わっていない場合がある。そこで、観光スポットやグルメ、イベントなどの情報を分かりやすくまとめたWebサイトを制作し、日田市の魅力を多くの人に発信したい。</w:t>
       </w:r>
     </w:p>
     <w:p>
@@ -152,7 +152,13 @@
         <w:rPr>
           <w:rFonts w:ascii="ＭＳ Ｐ明朝" w:eastAsia="ＭＳ Ｐ明朝" w:hAnsi="ＭＳ Ｐ明朝"/>
         </w:rPr>
-        <w:t>日田市への観光を検討している観光客、および日田市について詳しく知らない県外在住者。</w:t>
+        <w:t>日田市への観光を検討している観光客</w:t>
+      </w:r>
+      <w:r>
+        <w:rPr>
+          <w:rFonts w:ascii="ＭＳ Ｐ明朝" w:eastAsia="ＭＳ Ｐ明朝" w:hAnsi="ＭＳ Ｐ明朝" w:hint="eastAsia"/>
+        </w:rPr>
+        <w:t>。</w:t>
       </w:r>
     </w:p>
     <w:p>
@@ -421,45 +427,13 @@
         <w:rPr>
           <w:rFonts w:ascii="ＭＳ Ｐ明朝" w:eastAsia="ＭＳ Ｐ明朝" w:hAnsi="ＭＳ Ｐ明朝" w:hint="eastAsia"/>
         </w:rPr>
-        <w:t xml:space="preserve">　</w:t>
-      </w:r>
-    </w:p>
-    <w:p>
-      <w:pPr>
-        <w:rPr>
-          <w:rFonts w:ascii="ＭＳ Ｐ明朝" w:eastAsia="ＭＳ Ｐ明朝" w:hAnsi="ＭＳ Ｐ明朝"/>
-        </w:rPr>
-      </w:pPr>
-      <w:r>
-        <w:rPr>
-          <w:rFonts w:ascii="ＭＳ Ｐ明朝" w:eastAsia="ＭＳ Ｐ明朝" w:hAnsi="ＭＳ Ｐ明朝" w:hint="eastAsia"/>
-        </w:rPr>
-        <w:t>2月</w:t>
-      </w:r>
-      <w:r>
-        <w:rPr>
-          <w:rFonts w:ascii="ＭＳ Ｐ明朝" w:eastAsia="ＭＳ Ｐ明朝" w:hAnsi="ＭＳ Ｐ明朝" w:hint="eastAsia"/>
-        </w:rPr>
-        <w:t xml:space="preserve">　</w:t>
-      </w:r>
-    </w:p>
-    <w:p>
-      <w:pPr>
-        <w:rPr>
-          <w:rFonts w:ascii="ＭＳ Ｐ明朝" w:eastAsia="ＭＳ Ｐ明朝" w:hAnsi="ＭＳ Ｐ明朝"/>
-        </w:rPr>
-      </w:pPr>
-      <w:r>
-        <w:rPr>
-          <w:rFonts w:ascii="ＭＳ Ｐ明朝" w:eastAsia="ＭＳ Ｐ明朝" w:hAnsi="ＭＳ Ｐ明朝" w:hint="eastAsia"/>
-        </w:rPr>
-        <w:t>3月</w:t>
-      </w:r>
-      <w:r>
-        <w:rPr>
-          <w:rFonts w:ascii="ＭＳ Ｐ明朝" w:eastAsia="ＭＳ Ｐ明朝" w:hAnsi="ＭＳ Ｐ明朝" w:hint="eastAsia"/>
-        </w:rPr>
-        <w:t xml:space="preserve">　</w:t>
+        <w:t xml:space="preserve">   </w:t>
+      </w:r>
+      <w:r>
+        <w:rPr>
+          <w:rFonts w:ascii="ＭＳ Ｐ明朝" w:eastAsia="ＭＳ Ｐ明朝" w:hAnsi="ＭＳ Ｐ明朝"/>
+        </w:rPr>
+        <w:t>展示準備</w:t>
       </w:r>
     </w:p>
     <w:p>
@@ -507,17 +481,50 @@
         </w:rPr>
         <w:t>参考Webサイトの調査</w:t>
       </w:r>
-    </w:p>
-    <w:p>
-      <w:pPr>
-        <w:rPr>
-          <w:rFonts w:ascii="ＭＳ Ｐ明朝" w:eastAsia="ＭＳ Ｐ明朝" w:hAnsi="ＭＳ Ｐ明朝"/>
-        </w:rPr>
-      </w:pPr>
-      <w:r>
-        <w:rPr>
-          <w:rFonts w:ascii="ＭＳ Ｐ明朝" w:eastAsia="ＭＳ Ｐ明朝" w:hAnsi="ＭＳ Ｐ明朝"/>
-        </w:rPr>
+      <w:r>
+        <w:rPr>
+          <w:rFonts w:ascii="ＭＳ Ｐ明朝" w:eastAsia="ＭＳ Ｐ明朝" w:hAnsi="ＭＳ Ｐ明朝"/>
+        </w:rPr>
+        <w:t xml:space="preserve">  </w:t>
+      </w:r>
+    </w:p>
+    <w:p>
+      <w:pPr>
+        <w:rPr>
+          <w:rFonts w:ascii="ＭＳ Ｐ明朝" w:eastAsia="ＭＳ Ｐ明朝" w:hAnsi="ＭＳ Ｐ明朝"/>
+        </w:rPr>
+      </w:pPr>
+      <w:r>
+        <w:rPr>
+          <w:rFonts w:ascii="ＭＳ Ｐ明朝" w:eastAsia="ＭＳ Ｐ明朝" w:hAnsi="ＭＳ Ｐ明朝"/>
+        </w:rPr>
+        <w:t xml:space="preserve">日田市観光パンフレット・観光マップ </w:t>
+      </w:r>
+    </w:p>
+    <w:p>
+      <w:pPr>
+        <w:rPr>
+          <w:rFonts w:ascii="ＭＳ Ｐ明朝" w:eastAsia="ＭＳ Ｐ明朝" w:hAnsi="ＭＳ Ｐ明朝"/>
+        </w:rPr>
+      </w:pPr>
+      <w:r>
+        <w:rPr>
+          <w:rFonts w:ascii="ＭＳ Ｐ明朝" w:eastAsia="ＭＳ Ｐ明朝" w:hAnsi="ＭＳ Ｐ明朝"/>
+        </w:rPr>
+        <w:t>掲載する写真・画像素材の収集</w:t>
+      </w:r>
+    </w:p>
+    <w:p>
+      <w:pPr>
+        <w:rPr>
+          <w:rFonts w:ascii="ＭＳ Ｐ明朝" w:eastAsia="ＭＳ Ｐ明朝" w:hAnsi="ＭＳ Ｐ明朝"/>
+        </w:rPr>
+      </w:pPr>
+      <w:r>
+        <w:rPr>
+          <w:rFonts w:ascii="ＭＳ Ｐ明朝" w:eastAsia="ＭＳ Ｐ明朝" w:hAnsi="ＭＳ Ｐ明朝"/>
+        </w:rPr>
+        <w:lastRenderedPageBreak/>
         <w:t>使用アプリ・ソフト</w:t>
       </w:r>
       <w:r>
@@ -525,12 +532,6 @@
           <w:rFonts w:ascii="ＭＳ Ｐ明朝" w:eastAsia="ＭＳ Ｐ明朝" w:hAnsi="ＭＳ Ｐ明朝"/>
         </w:rPr>
         <w:br/>
-      </w:r>
-      <w:r>
-        <w:rPr>
-          <w:rFonts w:ascii="ＭＳ Ｐ明朝" w:eastAsia="ＭＳ Ｐ明朝" w:hAnsi="ＭＳ Ｐ明朝"/>
-        </w:rPr>
-        <w:lastRenderedPageBreak/>
         <w:t>Visual Studio Code</w:t>
       </w:r>
       <w:r>
@@ -538,26 +539,14 @@
           <w:rFonts w:ascii="ＭＳ Ｐ明朝" w:eastAsia="ＭＳ Ｐ明朝" w:hAnsi="ＭＳ Ｐ明朝"/>
         </w:rPr>
         <w:br/>
-        <w:t>Adobe Illustrator</w:t>
-      </w:r>
-      <w:r>
-        <w:rPr>
-          <w:rFonts w:ascii="ＭＳ Ｐ明朝" w:eastAsia="ＭＳ Ｐ明朝" w:hAnsi="ＭＳ Ｐ明朝"/>
-        </w:rPr>
-        <w:t xml:space="preserve"> </w:t>
+        <w:t xml:space="preserve">Adobe Illustrator </w:t>
       </w:r>
       <w:r>
         <w:rPr>
           <w:rFonts w:ascii="ＭＳ Ｐ明朝" w:eastAsia="ＭＳ Ｐ明朝" w:hAnsi="ＭＳ Ｐ明朝"/>
         </w:rPr>
         <w:br/>
-        <w:t>Photoshop</w:t>
-      </w:r>
-      <w:r>
-        <w:rPr>
-          <w:rFonts w:ascii="ＭＳ Ｐ明朝" w:eastAsia="ＭＳ Ｐ明朝" w:hAnsi="ＭＳ Ｐ明朝"/>
-        </w:rPr>
-        <w:t xml:space="preserve"> </w:t>
+        <w:t xml:space="preserve">Photoshop </w:t>
       </w:r>
       <w:r>
         <w:rPr>
@@ -577,7 +566,7 @@
     <w:p>
       <w:pPr>
         <w:rPr>
-          <w:rFonts w:ascii="ＭＳ Ｐ明朝" w:eastAsia="ＭＳ Ｐ明朝" w:hAnsi="ＭＳ Ｐ明朝" w:hint="eastAsia"/>
+          <w:rFonts w:ascii="ＭＳ Ｐ明朝" w:eastAsia="ＭＳ Ｐ明朝" w:hAnsi="ＭＳ Ｐ明朝"/>
         </w:rPr>
       </w:pPr>
       <w:r>
@@ -597,46 +586,15 @@
         <w:rPr>
           <w:rFonts w:ascii="ＭＳ Ｐ明朝" w:eastAsia="ＭＳ Ｐ明朝" w:hAnsi="ＭＳ Ｐ明朝"/>
         </w:rPr>
-        <w:t>サイト名（仮）</w:t>
-      </w:r>
-      <w:r>
-        <w:rPr>
-          <w:rFonts w:ascii="ＭＳ Ｐ明朝" w:eastAsia="ＭＳ Ｐ明朝" w:hAnsi="ＭＳ Ｐ明朝" w:hint="eastAsia"/>
-        </w:rPr>
-        <w:t xml:space="preserve">　</w:t>
-      </w:r>
-      <w:r>
-        <w:rPr>
-          <w:rFonts w:ascii="ＭＳ Ｐ明朝" w:eastAsia="ＭＳ Ｐ明朝" w:hAnsi="ＭＳ Ｐ明朝"/>
-        </w:rPr>
-        <w:t>日田市紹介サイト</w:t>
-      </w:r>
-    </w:p>
-    <w:p>
-      <w:pPr>
-        <w:ind w:left="880" w:hangingChars="400" w:hanging="880"/>
-        <w:rPr>
-          <w:rFonts w:ascii="ＭＳ Ｐ明朝" w:eastAsia="ＭＳ Ｐ明朝" w:hAnsi="ＭＳ Ｐ明朝"/>
-        </w:rPr>
-      </w:pPr>
-      <w:r>
-        <w:rPr>
-          <w:rFonts w:ascii="ＭＳ Ｐ明朝" w:eastAsia="ＭＳ Ｐ明朝" w:hAnsi="ＭＳ Ｐ明朝"/>
-        </w:rPr>
-        <w:t>制作案</w:t>
-      </w:r>
-      <w:r>
-        <w:rPr>
-          <w:rFonts w:ascii="ＭＳ Ｐ明朝" w:eastAsia="ＭＳ Ｐ明朝" w:hAnsi="ＭＳ Ｐ明朝" w:hint="eastAsia"/>
-        </w:rPr>
-        <w:t xml:space="preserve">　</w:t>
-      </w:r>
-      <w:r>
-        <w:rPr>
-          <w:rFonts w:ascii="ＭＳ Ｐ明朝" w:eastAsia="ＭＳ Ｐ明朝" w:hAnsi="ＭＳ Ｐ明朝"/>
-        </w:rPr>
-        <w:t>日田市の魅力を多くの人に知ってもらうため、観光地やグルメ、イベントなどの情報を分かりやすく紹介するWebサイトを制作する。</w:t>
-      </w:r>
+        <w:t>日田市への観光を検討している観光客を対象に、観光スポット、グルメ、イベント、アクセスなどの情報を分かりやすく紹介するWebサイトを制作する。観光スポットページでは、豆田町の紹介から「豆田町3D観光マップ」へ移動できるボタンを設置し、2つの制作物を連携させる。</w:t>
+      </w:r>
+    </w:p>
+    <w:p>
+      <w:pPr>
+        <w:rPr>
+          <w:rFonts w:ascii="ＭＳ Ｐ明朝" w:eastAsia="ＭＳ Ｐ明朝" w:hAnsi="ＭＳ Ｐ明朝"/>
+        </w:rPr>
+      </w:pPr>
     </w:p>
     <w:p>
       <w:pPr>
@@ -667,26 +625,231 @@
         <w:rPr>
           <w:rFonts w:ascii="ＭＳ Ｐ明朝" w:eastAsia="ＭＳ Ｐ明朝" w:hAnsi="ＭＳ Ｐ明朝"/>
         </w:rPr>
-        <w:t>トップページ：日田市の魅力を簡単に紹介</w:t>
-      </w:r>
-    </w:p>
-    <w:p>
-      <w:pPr>
-        <w:rPr>
-          <w:rFonts w:ascii="ＭＳ Ｐ明朝" w:eastAsia="ＭＳ Ｐ明朝" w:hAnsi="ＭＳ Ｐ明朝"/>
-        </w:rPr>
-      </w:pPr>
-      <w:r>
-        <w:rPr>
-          <w:rFonts w:ascii="ＭＳ Ｐ明朝" w:eastAsia="ＭＳ Ｐ明朝" w:hAnsi="ＭＳ Ｐ明朝"/>
-        </w:rPr>
-        <w:t xml:space="preserve">② </w:t>
-      </w:r>
-      <w:r>
-        <w:rPr>
-          <w:rFonts w:ascii="ＭＳ Ｐ明朝" w:eastAsia="ＭＳ Ｐ明朝" w:hAnsi="ＭＳ Ｐ明朝"/>
-        </w:rPr>
-        <w:t>日田市の基本情報：日田市の位置や歴史、人口、特産品などの基本情報を紹介する。</w:t>
+        <w:t>トップページ</w:t>
+      </w:r>
+      <w:r>
+        <w:rPr>
+          <w:rFonts w:ascii="ＭＳ Ｐ明朝" w:eastAsia="ＭＳ Ｐ明朝" w:hAnsi="ＭＳ Ｐ明朝" w:hint="eastAsia"/>
+        </w:rPr>
+        <w:t>：基本情報</w:t>
+      </w:r>
+    </w:p>
+    <w:p>
+      <w:pPr>
+        <w:rPr>
+          <w:rFonts w:ascii="ＭＳ Ｐ明朝" w:eastAsia="ＭＳ Ｐ明朝" w:hAnsi="ＭＳ Ｐ明朝"/>
+        </w:rPr>
+      </w:pPr>
+      <w:r>
+        <w:rPr>
+          <w:rFonts w:ascii="ＭＳ Ｐ明朝" w:eastAsia="ＭＳ Ｐ明朝" w:hAnsi="ＭＳ Ｐ明朝" w:hint="eastAsia"/>
+        </w:rPr>
+        <w:t>掲載内容</w:t>
+      </w:r>
+    </w:p>
+    <w:p>
+      <w:pPr>
+        <w:rPr>
+          <w:rFonts w:ascii="ＭＳ Ｐ明朝" w:eastAsia="ＭＳ Ｐ明朝" w:hAnsi="ＭＳ Ｐ明朝"/>
+        </w:rPr>
+      </w:pPr>
+      <w:r>
+        <w:rPr>
+          <w:rFonts w:ascii="ＭＳ Ｐ明朝" w:eastAsia="ＭＳ Ｐ明朝" w:hAnsi="ＭＳ Ｐ明朝" w:hint="eastAsia"/>
+        </w:rPr>
+        <w:t>日田市をイメージできる大きな写真（またはスライド）</w:t>
+      </w:r>
+      <w:r>
+        <w:rPr>
+          <w:rFonts w:ascii="ＭＳ Ｐ明朝" w:eastAsia="ＭＳ Ｐ明朝" w:hAnsi="ＭＳ Ｐ明朝" w:hint="eastAsia"/>
+        </w:rPr>
+        <w:t>、</w:t>
+      </w:r>
+      <w:r>
+        <w:rPr>
+          <w:rFonts w:ascii="ＭＳ Ｐ明朝" w:eastAsia="ＭＳ Ｐ明朝" w:hAnsi="ＭＳ Ｐ明朝" w:hint="eastAsia"/>
+        </w:rPr>
+        <w:t>キャッチコピー</w:t>
+      </w:r>
+    </w:p>
+    <w:p>
+      <w:pPr>
+        <w:rPr>
+          <w:rFonts w:ascii="ＭＳ Ｐ明朝" w:eastAsia="ＭＳ Ｐ明朝" w:hAnsi="ＭＳ Ｐ明朝"/>
+        </w:rPr>
+      </w:pPr>
+      <w:r>
+        <w:rPr>
+          <w:rFonts w:ascii="ＭＳ Ｐ明朝" w:eastAsia="ＭＳ Ｐ明朝" w:hAnsi="ＭＳ Ｐ明朝" w:hint="eastAsia"/>
+        </w:rPr>
+        <w:t>日田市の基本情報</w:t>
+      </w:r>
+      <w:r>
+        <w:rPr>
+          <w:rFonts w:ascii="ＭＳ Ｐ明朝" w:eastAsia="ＭＳ Ｐ明朝" w:hAnsi="ＭＳ Ｐ明朝" w:hint="eastAsia"/>
+        </w:rPr>
+        <w:t>、</w:t>
+      </w:r>
+      <w:r>
+        <w:rPr>
+          <w:rFonts w:ascii="ＭＳ Ｐ明朝" w:eastAsia="ＭＳ Ｐ明朝" w:hAnsi="ＭＳ Ｐ明朝" w:hint="eastAsia"/>
+        </w:rPr>
+        <w:t>人口</w:t>
+      </w:r>
+      <w:r>
+        <w:rPr>
+          <w:rFonts w:ascii="ＭＳ Ｐ明朝" w:eastAsia="ＭＳ Ｐ明朝" w:hAnsi="ＭＳ Ｐ明朝" w:hint="eastAsia"/>
+        </w:rPr>
+        <w:t>、</w:t>
+      </w:r>
+      <w:r>
+        <w:rPr>
+          <w:rFonts w:ascii="ＭＳ Ｐ明朝" w:eastAsia="ＭＳ Ｐ明朝" w:hAnsi="ＭＳ Ｐ明朝" w:hint="eastAsia"/>
+        </w:rPr>
+        <w:t>所在地</w:t>
+      </w:r>
+      <w:r>
+        <w:rPr>
+          <w:rFonts w:ascii="ＭＳ Ｐ明朝" w:eastAsia="ＭＳ Ｐ明朝" w:hAnsi="ＭＳ Ｐ明朝" w:hint="eastAsia"/>
+        </w:rPr>
+        <w:t>、</w:t>
+      </w:r>
+      <w:r>
+        <w:rPr>
+          <w:rFonts w:ascii="ＭＳ Ｐ明朝" w:eastAsia="ＭＳ Ｐ明朝" w:hAnsi="ＭＳ Ｐ明朝" w:hint="eastAsia"/>
+        </w:rPr>
+        <w:t>特徴</w:t>
+      </w:r>
+      <w:r>
+        <w:rPr>
+          <w:rFonts w:ascii="ＭＳ Ｐ明朝" w:eastAsia="ＭＳ Ｐ明朝" w:hAnsi="ＭＳ Ｐ明朝" w:hint="eastAsia"/>
+        </w:rPr>
+        <w:t>、</w:t>
+      </w:r>
+      <w:r>
+        <w:rPr>
+          <w:rFonts w:ascii="ＭＳ Ｐ明朝" w:eastAsia="ＭＳ Ｐ明朝" w:hAnsi="ＭＳ Ｐ明朝" w:hint="eastAsia"/>
+        </w:rPr>
+        <w:t>各ページへの案内</w:t>
+      </w:r>
+    </w:p>
+    <w:p>
+      <w:pPr>
+        <w:rPr>
+          <w:rFonts w:ascii="ＭＳ Ｐ明朝" w:eastAsia="ＭＳ Ｐ明朝" w:hAnsi="ＭＳ Ｐ明朝"/>
+        </w:rPr>
+      </w:pPr>
+      <w:r>
+        <w:rPr>
+          <w:rFonts w:ascii="ＭＳ Ｐ明朝" w:eastAsia="ＭＳ Ｐ明朝" w:hAnsi="ＭＳ Ｐ明朝"/>
+        </w:rPr>
+        <w:t>②</w:t>
+      </w:r>
+      <w:r>
+        <w:rPr>
+          <w:rFonts w:ascii="ＭＳ Ｐ明朝" w:eastAsia="ＭＳ Ｐ明朝" w:hAnsi="ＭＳ Ｐ明朝" w:hint="eastAsia"/>
+        </w:rPr>
+        <w:t xml:space="preserve"> </w:t>
+      </w:r>
+      <w:r>
+        <w:rPr>
+          <w:rFonts w:ascii="ＭＳ Ｐ明朝" w:eastAsia="ＭＳ Ｐ明朝" w:hAnsi="ＭＳ Ｐ明朝"/>
+        </w:rPr>
+        <w:t>観光スポット</w:t>
+      </w:r>
+    </w:p>
+    <w:p>
+      <w:pPr>
+        <w:rPr>
+          <w:rFonts w:ascii="ＭＳ Ｐ明朝" w:eastAsia="ＭＳ Ｐ明朝" w:hAnsi="ＭＳ Ｐ明朝"/>
+        </w:rPr>
+      </w:pPr>
+      <w:r>
+        <w:rPr>
+          <w:rFonts w:ascii="ＭＳ Ｐ明朝" w:eastAsia="ＭＳ Ｐ明朝" w:hAnsi="ＭＳ Ｐ明朝" w:hint="eastAsia"/>
+        </w:rPr>
+        <w:t>掲載内容</w:t>
+      </w:r>
+    </w:p>
+    <w:p>
+      <w:pPr>
+        <w:rPr>
+          <w:rFonts w:ascii="ＭＳ Ｐ明朝" w:eastAsia="ＭＳ Ｐ明朝" w:hAnsi="ＭＳ Ｐ明朝"/>
+        </w:rPr>
+      </w:pPr>
+      <w:r>
+        <w:rPr>
+          <w:rFonts w:ascii="ＭＳ Ｐ明朝" w:eastAsia="ＭＳ Ｐ明朝" w:hAnsi="ＭＳ Ｐ明朝" w:hint="eastAsia"/>
+        </w:rPr>
+        <w:t>豆田町、進撃の巨人</w:t>
+      </w:r>
+      <w:r>
+        <w:rPr>
+          <w:rFonts w:ascii="ＭＳ Ｐ明朝" w:eastAsia="ＭＳ Ｐ明朝" w:hAnsi="ＭＳ Ｐ明朝"/>
+        </w:rPr>
+        <w:t xml:space="preserve"> in HITA関連スポット</w:t>
+      </w:r>
+      <w:r>
+        <w:rPr>
+          <w:rFonts w:ascii="ＭＳ Ｐ明朝" w:eastAsia="ＭＳ Ｐ明朝" w:hAnsi="ＭＳ Ｐ明朝" w:hint="eastAsia"/>
+        </w:rPr>
+        <w:t>、</w:t>
+      </w:r>
+      <w:r>
+        <w:rPr>
+          <w:rFonts w:ascii="ＭＳ Ｐ明朝" w:eastAsia="ＭＳ Ｐ明朝" w:hAnsi="ＭＳ Ｐ明朝" w:hint="eastAsia"/>
+        </w:rPr>
+        <w:t>咸宜園</w:t>
+      </w:r>
+    </w:p>
+    <w:p>
+      <w:pPr>
+        <w:rPr>
+          <w:rFonts w:ascii="ＭＳ Ｐ明朝" w:eastAsia="ＭＳ Ｐ明朝" w:hAnsi="ＭＳ Ｐ明朝"/>
+        </w:rPr>
+      </w:pPr>
+      <w:r>
+        <w:rPr>
+          <w:rFonts w:ascii="ＭＳ Ｐ明朝" w:eastAsia="ＭＳ Ｐ明朝" w:hAnsi="ＭＳ Ｐ明朝" w:hint="eastAsia"/>
+        </w:rPr>
+        <w:t>写真</w:t>
+      </w:r>
+      <w:r>
+        <w:rPr>
+          <w:rFonts w:ascii="ＭＳ Ｐ明朝" w:eastAsia="ＭＳ Ｐ明朝" w:hAnsi="ＭＳ Ｐ明朝" w:hint="eastAsia"/>
+        </w:rPr>
+        <w:t>、</w:t>
+      </w:r>
+      <w:r>
+        <w:rPr>
+          <w:rFonts w:ascii="ＭＳ Ｐ明朝" w:eastAsia="ＭＳ Ｐ明朝" w:hAnsi="ＭＳ Ｐ明朝" w:hint="eastAsia"/>
+        </w:rPr>
+        <w:t>説明</w:t>
+      </w:r>
+      <w:r>
+        <w:rPr>
+          <w:rFonts w:ascii="ＭＳ Ｐ明朝" w:eastAsia="ＭＳ Ｐ明朝" w:hAnsi="ＭＳ Ｐ明朝" w:hint="eastAsia"/>
+        </w:rPr>
+        <w:t>、</w:t>
+      </w:r>
+      <w:r>
+        <w:rPr>
+          <w:rFonts w:ascii="ＭＳ Ｐ明朝" w:eastAsia="ＭＳ Ｐ明朝" w:hAnsi="ＭＳ Ｐ明朝" w:hint="eastAsia"/>
+        </w:rPr>
+        <w:t>所在地</w:t>
+      </w:r>
+    </w:p>
+    <w:p>
+      <w:pPr>
+        <w:rPr>
+          <w:rFonts w:ascii="ＭＳ Ｐ明朝" w:eastAsia="ＭＳ Ｐ明朝" w:hAnsi="ＭＳ Ｐ明朝"/>
+        </w:rPr>
+      </w:pPr>
+      <w:r>
+        <w:rPr>
+          <w:rFonts w:ascii="ＭＳ Ｐ明朝" w:eastAsia="ＭＳ Ｐ明朝" w:hAnsi="ＭＳ Ｐ明朝"/>
+        </w:rPr>
+        <w:t>3Dマップへのリンク（豆田町のみ）豆田町の紹介の最後に</w:t>
       </w:r>
     </w:p>
     <w:p>
@@ -705,64 +868,357 @@
         <w:rPr>
           <w:rFonts w:ascii="ＭＳ Ｐ明朝" w:eastAsia="ＭＳ Ｐ明朝" w:hAnsi="ＭＳ Ｐ明朝"/>
         </w:rPr>
-        <w:t>観光スポット：日田市の代表的な観光スポットや見どころを紹介する。</w:t>
-      </w:r>
-    </w:p>
-    <w:p>
-      <w:pPr>
-        <w:rPr>
-          <w:rFonts w:ascii="ＭＳ Ｐ明朝" w:eastAsia="ＭＳ Ｐ明朝" w:hAnsi="ＭＳ Ｐ明朝"/>
-        </w:rPr>
-      </w:pPr>
-      <w:r>
-        <w:rPr>
-          <w:rFonts w:ascii="ＭＳ Ｐ明朝" w:eastAsia="ＭＳ Ｐ明朝" w:hAnsi="ＭＳ Ｐ明朝"/>
-        </w:rPr>
-        <w:t xml:space="preserve">④ </w:t>
-      </w:r>
-      <w:r>
-        <w:rPr>
-          <w:rFonts w:ascii="ＭＳ Ｐ明朝" w:eastAsia="ＭＳ Ｐ明朝" w:hAnsi="ＭＳ Ｐ明朝"/>
-        </w:rPr>
-        <w:t>グルメ：日田市の名物料理やおすすめの飲食店を紹介する。</w:t>
-      </w:r>
-    </w:p>
-    <w:p>
-      <w:pPr>
-        <w:rPr>
-          <w:rFonts w:ascii="ＭＳ Ｐ明朝" w:eastAsia="ＭＳ Ｐ明朝" w:hAnsi="ＭＳ Ｐ明朝"/>
-        </w:rPr>
-      </w:pPr>
-      <w:r>
-        <w:rPr>
-          <w:rFonts w:ascii="ＭＳ Ｐ明朝" w:eastAsia="ＭＳ Ｐ明朝" w:hAnsi="ＭＳ Ｐ明朝"/>
-        </w:rPr>
-        <w:t xml:space="preserve">⑤ </w:t>
-      </w:r>
-      <w:r>
-        <w:rPr>
-          <w:rFonts w:ascii="ＭＳ Ｐ明朝" w:eastAsia="ＭＳ Ｐ明朝" w:hAnsi="ＭＳ Ｐ明朝"/>
-        </w:rPr>
-        <w:t>イベント：日田市で開催される季節ごとのイベントを紹介する。</w:t>
-      </w:r>
-    </w:p>
-    <w:p>
-      <w:pPr>
-        <w:rPr>
-          <w:rFonts w:ascii="ＭＳ Ｐ明朝" w:eastAsia="ＭＳ Ｐ明朝" w:hAnsi="ＭＳ Ｐ明朝"/>
-        </w:rPr>
-      </w:pPr>
-      <w:r>
-        <w:rPr>
-          <w:rFonts w:ascii="ＭＳ Ｐ明朝" w:eastAsia="ＭＳ Ｐ明朝" w:hAnsi="ＭＳ Ｐ明朝" w:hint="eastAsia"/>
-        </w:rPr>
-        <w:t>⑥</w:t>
-      </w:r>
-      <w:r>
-        <w:rPr>
-          <w:rFonts w:ascii="ＭＳ Ｐ明朝" w:eastAsia="ＭＳ Ｐ明朝" w:hAnsi="ＭＳ Ｐ明朝"/>
-        </w:rPr>
-        <w:t>アクセス：日田市へのアクセス方法や周辺地図を掲載する。</w:t>
+        <w:t>グルメ</w:t>
+      </w:r>
+    </w:p>
+    <w:p>
+      <w:pPr>
+        <w:rPr>
+          <w:rFonts w:ascii="ＭＳ Ｐ明朝" w:eastAsia="ＭＳ Ｐ明朝" w:hAnsi="ＭＳ Ｐ明朝"/>
+        </w:rPr>
+      </w:pPr>
+      <w:r>
+        <w:rPr>
+          <w:rFonts w:ascii="ＭＳ Ｐ明朝" w:eastAsia="ＭＳ Ｐ明朝" w:hAnsi="ＭＳ Ｐ明朝" w:hint="eastAsia"/>
+        </w:rPr>
+        <w:t>掲載内容</w:t>
+      </w:r>
+    </w:p>
+    <w:p>
+      <w:pPr>
+        <w:rPr>
+          <w:rFonts w:ascii="ＭＳ Ｐ明朝" w:eastAsia="ＭＳ Ｐ明朝" w:hAnsi="ＭＳ Ｐ明朝"/>
+        </w:rPr>
+      </w:pPr>
+      <w:r>
+        <w:rPr>
+          <w:rFonts w:ascii="ＭＳ Ｐ明朝" w:eastAsia="ＭＳ Ｐ明朝" w:hAnsi="ＭＳ Ｐ明朝" w:hint="eastAsia"/>
+        </w:rPr>
+        <w:t>日田名物　日田焼きそば、日田まぶし、鮎料理</w:t>
+      </w:r>
+    </w:p>
+    <w:p>
+      <w:pPr>
+        <w:rPr>
+          <w:rFonts w:ascii="ＭＳ Ｐ明朝" w:eastAsia="ＭＳ Ｐ明朝" w:hAnsi="ＭＳ Ｐ明朝"/>
+        </w:rPr>
+      </w:pPr>
+      <w:r>
+        <w:rPr>
+          <w:rFonts w:ascii="ＭＳ Ｐ明朝" w:eastAsia="ＭＳ Ｐ明朝" w:hAnsi="ＭＳ Ｐ明朝" w:hint="eastAsia"/>
+        </w:rPr>
+        <w:t>おすすめ飲食店３つ</w:t>
+      </w:r>
+      <w:r>
+        <w:rPr>
+          <w:rFonts w:ascii="ＭＳ Ｐ明朝" w:eastAsia="ＭＳ Ｐ明朝" w:hAnsi="ＭＳ Ｐ明朝" w:hint="eastAsia"/>
+        </w:rPr>
+        <w:t>ぐらい</w:t>
+      </w:r>
+    </w:p>
+    <w:p>
+      <w:pPr>
+        <w:rPr>
+          <w:rFonts w:ascii="ＭＳ Ｐ明朝" w:eastAsia="ＭＳ Ｐ明朝" w:hAnsi="ＭＳ Ｐ明朝"/>
+        </w:rPr>
+      </w:pPr>
+      <w:r>
+        <w:rPr>
+          <w:rFonts w:ascii="ＭＳ Ｐ明朝" w:eastAsia="ＭＳ Ｐ明朝" w:hAnsi="ＭＳ Ｐ明朝" w:hint="eastAsia"/>
+        </w:rPr>
+        <w:t>店舗写真</w:t>
+      </w:r>
+      <w:r>
+        <w:rPr>
+          <w:rFonts w:ascii="ＭＳ Ｐ明朝" w:eastAsia="ＭＳ Ｐ明朝" w:hAnsi="ＭＳ Ｐ明朝" w:hint="eastAsia"/>
+        </w:rPr>
+        <w:t>、</w:t>
+      </w:r>
+      <w:r>
+        <w:rPr>
+          <w:rFonts w:ascii="ＭＳ Ｐ明朝" w:eastAsia="ＭＳ Ｐ明朝" w:hAnsi="ＭＳ Ｐ明朝"/>
+        </w:rPr>
+        <w:t>お店の特徴（どんなお店か）</w:t>
+      </w:r>
+      <w:r>
+        <w:rPr>
+          <w:rFonts w:ascii="ＭＳ Ｐ明朝" w:eastAsia="ＭＳ Ｐ明朝" w:hAnsi="ＭＳ Ｐ明朝" w:hint="eastAsia"/>
+        </w:rPr>
+        <w:t>、</w:t>
+      </w:r>
+      <w:r>
+        <w:rPr>
+          <w:rFonts w:ascii="ＭＳ Ｐ明朝" w:eastAsia="ＭＳ Ｐ明朝" w:hAnsi="ＭＳ Ｐ明朝"/>
+        </w:rPr>
+        <w:t>おすすめメニュー</w:t>
+      </w:r>
+      <w:r>
+        <w:rPr>
+          <w:rFonts w:ascii="ＭＳ Ｐ明朝" w:eastAsia="ＭＳ Ｐ明朝" w:hAnsi="ＭＳ Ｐ明朝" w:hint="eastAsia"/>
+        </w:rPr>
+        <w:t>、</w:t>
+      </w:r>
+      <w:r>
+        <w:rPr>
+          <w:rFonts w:ascii="ＭＳ Ｐ明朝" w:eastAsia="ＭＳ Ｐ明朝" w:hAnsi="ＭＳ Ｐ明朝"/>
+        </w:rPr>
+        <w:t>Googleマップへのリンク</w:t>
+      </w:r>
+    </w:p>
+    <w:p>
+      <w:pPr>
+        <w:rPr>
+          <w:rFonts w:ascii="ＭＳ Ｐ明朝" w:eastAsia="ＭＳ Ｐ明朝" w:hAnsi="ＭＳ Ｐ明朝"/>
+        </w:rPr>
+      </w:pPr>
+      <w:r>
+        <w:rPr>
+          <w:rFonts w:ascii="ＭＳ Ｐ明朝" w:eastAsia="ＭＳ Ｐ明朝" w:hAnsi="ＭＳ Ｐ明朝"/>
+        </w:rPr>
+        <w:t>④</w:t>
+      </w:r>
+      <w:r>
+        <w:rPr>
+          <w:rFonts w:ascii="ＭＳ Ｐ明朝" w:eastAsia="ＭＳ Ｐ明朝" w:hAnsi="ＭＳ Ｐ明朝" w:hint="eastAsia"/>
+        </w:rPr>
+        <w:t xml:space="preserve"> </w:t>
+      </w:r>
+      <w:r>
+        <w:rPr>
+          <w:rFonts w:ascii="ＭＳ Ｐ明朝" w:eastAsia="ＭＳ Ｐ明朝" w:hAnsi="ＭＳ Ｐ明朝"/>
+        </w:rPr>
+        <w:t>イベント</w:t>
+      </w:r>
+    </w:p>
+    <w:p>
+      <w:pPr>
+        <w:rPr>
+          <w:rFonts w:ascii="ＭＳ Ｐ明朝" w:eastAsia="ＭＳ Ｐ明朝" w:hAnsi="ＭＳ Ｐ明朝"/>
+        </w:rPr>
+      </w:pPr>
+      <w:r>
+        <w:rPr>
+          <w:rFonts w:ascii="ＭＳ Ｐ明朝" w:eastAsia="ＭＳ Ｐ明朝" w:hAnsi="ＭＳ Ｐ明朝" w:hint="eastAsia"/>
+        </w:rPr>
+        <w:t>掲載内容</w:t>
+      </w:r>
+    </w:p>
+    <w:p>
+      <w:pPr>
+        <w:rPr>
+          <w:rFonts w:ascii="ＭＳ Ｐ明朝" w:eastAsia="ＭＳ Ｐ明朝" w:hAnsi="ＭＳ Ｐ明朝"/>
+        </w:rPr>
+      </w:pPr>
+      <w:r>
+        <w:rPr>
+          <w:rFonts w:ascii="ＭＳ Ｐ明朝" w:eastAsia="ＭＳ Ｐ明朝" w:hAnsi="ＭＳ Ｐ明朝" w:hint="eastAsia"/>
+        </w:rPr>
+        <w:t>春　日田川開き観光祭</w:t>
+      </w:r>
+    </w:p>
+    <w:p>
+      <w:pPr>
+        <w:rPr>
+          <w:rFonts w:ascii="ＭＳ Ｐ明朝" w:eastAsia="ＭＳ Ｐ明朝" w:hAnsi="ＭＳ Ｐ明朝"/>
+          <w:lang w:eastAsia="zh-TW"/>
+        </w:rPr>
+      </w:pPr>
+      <w:r>
+        <w:rPr>
+          <w:rFonts w:ascii="ＭＳ Ｐ明朝" w:eastAsia="ＭＳ Ｐ明朝" w:hAnsi="ＭＳ Ｐ明朝" w:hint="eastAsia"/>
+          <w:lang w:eastAsia="zh-TW"/>
+        </w:rPr>
+        <w:t>夏　花火大会</w:t>
+      </w:r>
+    </w:p>
+    <w:p>
+      <w:pPr>
+        <w:rPr>
+          <w:rFonts w:ascii="ＭＳ Ｐ明朝" w:eastAsia="ＭＳ Ｐ明朝" w:hAnsi="ＭＳ Ｐ明朝"/>
+          <w:lang w:eastAsia="zh-TW"/>
+        </w:rPr>
+      </w:pPr>
+      <w:r>
+        <w:rPr>
+          <w:rFonts w:ascii="ＭＳ Ｐ明朝" w:eastAsia="ＭＳ Ｐ明朝" w:hAnsi="ＭＳ Ｐ明朝" w:hint="eastAsia"/>
+          <w:lang w:eastAsia="zh-TW"/>
+        </w:rPr>
+        <w:lastRenderedPageBreak/>
+        <w:t>秋　日田祇園祭</w:t>
+      </w:r>
+    </w:p>
+    <w:p>
+      <w:pPr>
+        <w:rPr>
+          <w:rFonts w:ascii="ＭＳ Ｐ明朝" w:eastAsia="ＭＳ Ｐ明朝" w:hAnsi="ＭＳ Ｐ明朝"/>
+        </w:rPr>
+      </w:pPr>
+      <w:r>
+        <w:rPr>
+          <w:rFonts w:ascii="ＭＳ Ｐ明朝" w:eastAsia="ＭＳ Ｐ明朝" w:hAnsi="ＭＳ Ｐ明朝" w:hint="eastAsia"/>
+        </w:rPr>
+        <w:t>冬　千年あかり（豆田町）</w:t>
+      </w:r>
+    </w:p>
+    <w:p>
+      <w:pPr>
+        <w:rPr>
+          <w:rFonts w:ascii="ＭＳ Ｐ明朝" w:eastAsia="ＭＳ Ｐ明朝" w:hAnsi="ＭＳ Ｐ明朝"/>
+        </w:rPr>
+      </w:pPr>
+      <w:r>
+        <w:rPr>
+          <w:rFonts w:ascii="ＭＳ Ｐ明朝" w:eastAsia="ＭＳ Ｐ明朝" w:hAnsi="ＭＳ Ｐ明朝" w:hint="eastAsia"/>
+        </w:rPr>
+        <w:t>イベントごとに</w:t>
+      </w:r>
+      <w:r>
+        <w:rPr>
+          <w:rFonts w:ascii="ＭＳ Ｐ明朝" w:eastAsia="ＭＳ Ｐ明朝" w:hAnsi="ＭＳ Ｐ明朝" w:hint="eastAsia"/>
+        </w:rPr>
+        <w:t>、</w:t>
+      </w:r>
+      <w:r>
+        <w:rPr>
+          <w:rFonts w:ascii="ＭＳ Ｐ明朝" w:eastAsia="ＭＳ Ｐ明朝" w:hAnsi="ＭＳ Ｐ明朝" w:hint="eastAsia"/>
+        </w:rPr>
+        <w:t>写真</w:t>
+      </w:r>
+      <w:r>
+        <w:rPr>
+          <w:rFonts w:ascii="ＭＳ Ｐ明朝" w:eastAsia="ＭＳ Ｐ明朝" w:hAnsi="ＭＳ Ｐ明朝" w:hint="eastAsia"/>
+        </w:rPr>
+        <w:t>、</w:t>
+      </w:r>
+      <w:r>
+        <w:rPr>
+          <w:rFonts w:ascii="ＭＳ Ｐ明朝" w:eastAsia="ＭＳ Ｐ明朝" w:hAnsi="ＭＳ Ｐ明朝" w:hint="eastAsia"/>
+        </w:rPr>
+        <w:t>開催時期</w:t>
+      </w:r>
+      <w:r>
+        <w:rPr>
+          <w:rFonts w:ascii="ＭＳ Ｐ明朝" w:eastAsia="ＭＳ Ｐ明朝" w:hAnsi="ＭＳ Ｐ明朝" w:hint="eastAsia"/>
+        </w:rPr>
+        <w:t>、</w:t>
+      </w:r>
+      <w:r>
+        <w:rPr>
+          <w:rFonts w:ascii="ＭＳ Ｐ明朝" w:eastAsia="ＭＳ Ｐ明朝" w:hAnsi="ＭＳ Ｐ明朝" w:hint="eastAsia"/>
+        </w:rPr>
+        <w:t>内容</w:t>
+      </w:r>
+    </w:p>
+    <w:p>
+      <w:pPr>
+        <w:rPr>
+          <w:rFonts w:ascii="ＭＳ Ｐ明朝" w:eastAsia="ＭＳ Ｐ明朝" w:hAnsi="ＭＳ Ｐ明朝"/>
+        </w:rPr>
+      </w:pPr>
+      <w:r>
+        <w:rPr>
+          <w:rFonts w:ascii="ＭＳ Ｐ明朝" w:eastAsia="ＭＳ Ｐ明朝" w:hAnsi="ＭＳ Ｐ明朝"/>
+        </w:rPr>
+        <w:t>⑤</w:t>
+      </w:r>
+      <w:r>
+        <w:rPr>
+          <w:rFonts w:ascii="ＭＳ Ｐ明朝" w:eastAsia="ＭＳ Ｐ明朝" w:hAnsi="ＭＳ Ｐ明朝" w:hint="eastAsia"/>
+        </w:rPr>
+        <w:t xml:space="preserve"> </w:t>
+      </w:r>
+      <w:r>
+        <w:rPr>
+          <w:rFonts w:ascii="ＭＳ Ｐ明朝" w:eastAsia="ＭＳ Ｐ明朝" w:hAnsi="ＭＳ Ｐ明朝"/>
+        </w:rPr>
+        <w:t>アクセス</w:t>
+      </w:r>
+    </w:p>
+    <w:p>
+      <w:pPr>
+        <w:rPr>
+          <w:rFonts w:ascii="ＭＳ Ｐ明朝" w:eastAsia="ＭＳ Ｐ明朝" w:hAnsi="ＭＳ Ｐ明朝"/>
+        </w:rPr>
+      </w:pPr>
+      <w:r>
+        <w:rPr>
+          <w:rFonts w:ascii="ＭＳ Ｐ明朝" w:eastAsia="ＭＳ Ｐ明朝" w:hAnsi="ＭＳ Ｐ明朝" w:hint="eastAsia"/>
+        </w:rPr>
+        <w:t>掲載内容</w:t>
+      </w:r>
+    </w:p>
+    <w:p>
+      <w:pPr>
+        <w:rPr>
+          <w:rFonts w:ascii="ＭＳ Ｐ明朝" w:eastAsia="ＭＳ Ｐ明朝" w:hAnsi="ＭＳ Ｐ明朝"/>
+        </w:rPr>
+      </w:pPr>
+      <w:r>
+        <w:rPr>
+          <w:rFonts w:ascii="ＭＳ Ｐ明朝" w:eastAsia="ＭＳ Ｐ明朝" w:hAnsi="ＭＳ Ｐ明朝"/>
+        </w:rPr>
+        <w:t>JR利用</w:t>
+      </w:r>
+      <w:r>
+        <w:rPr>
+          <w:rFonts w:ascii="ＭＳ Ｐ明朝" w:eastAsia="ＭＳ Ｐ明朝" w:hAnsi="ＭＳ Ｐ明朝" w:hint="eastAsia"/>
+        </w:rPr>
+        <w:t>、</w:t>
+      </w:r>
+      <w:r>
+        <w:rPr>
+          <w:rFonts w:ascii="ＭＳ Ｐ明朝" w:eastAsia="ＭＳ Ｐ明朝" w:hAnsi="ＭＳ Ｐ明朝" w:hint="eastAsia"/>
+        </w:rPr>
+        <w:t>高速バス</w:t>
+      </w:r>
+      <w:r>
+        <w:rPr>
+          <w:rFonts w:ascii="ＭＳ Ｐ明朝" w:eastAsia="ＭＳ Ｐ明朝" w:hAnsi="ＭＳ Ｐ明朝" w:hint="eastAsia"/>
+        </w:rPr>
+        <w:t>、</w:t>
+      </w:r>
+      <w:r>
+        <w:rPr>
+          <w:rFonts w:ascii="ＭＳ Ｐ明朝" w:eastAsia="ＭＳ Ｐ明朝" w:hAnsi="ＭＳ Ｐ明朝" w:hint="eastAsia"/>
+        </w:rPr>
+        <w:t>車でのアクセス</w:t>
+      </w:r>
+    </w:p>
+    <w:p>
+      <w:pPr>
+        <w:rPr>
+          <w:rFonts w:ascii="ＭＳ Ｐ明朝" w:eastAsia="ＭＳ Ｐ明朝" w:hAnsi="ＭＳ Ｐ明朝"/>
+        </w:rPr>
+      </w:pPr>
+      <w:r>
+        <w:rPr>
+          <w:rFonts w:ascii="ＭＳ Ｐ明朝" w:eastAsia="ＭＳ Ｐ明朝" w:hAnsi="ＭＳ Ｐ明朝" w:hint="eastAsia"/>
+        </w:rPr>
+        <w:t>駐車場情報</w:t>
+      </w:r>
+      <w:r>
+        <w:rPr>
+          <w:rFonts w:ascii="ＭＳ Ｐ明朝" w:eastAsia="ＭＳ Ｐ明朝" w:hAnsi="ＭＳ Ｐ明朝" w:hint="eastAsia"/>
+        </w:rPr>
+        <w:t>、</w:t>
+      </w:r>
+      <w:r>
+        <w:rPr>
+          <w:rFonts w:ascii="ＭＳ Ｐ明朝" w:eastAsia="ＭＳ Ｐ明朝" w:hAnsi="ＭＳ Ｐ明朝" w:hint="eastAsia"/>
+        </w:rPr>
+        <w:t>周辺地図</w:t>
+      </w:r>
+      <w:r>
+        <w:rPr>
+          <w:rFonts w:ascii="ＭＳ Ｐ明朝" w:eastAsia="ＭＳ Ｐ明朝" w:hAnsi="ＭＳ Ｐ明朝" w:hint="eastAsia"/>
+        </w:rPr>
+        <w:t>、</w:t>
+      </w:r>
+      <w:r>
+        <w:rPr>
+          <w:rFonts w:ascii="ＭＳ Ｐ明朝" w:eastAsia="ＭＳ Ｐ明朝" w:hAnsi="ＭＳ Ｐ明朝"/>
+        </w:rPr>
+        <w:t>Googleマップ</w:t>
       </w:r>
     </w:p>
     <w:p>
@@ -806,15 +1262,9 @@
       </w:pPr>
       <w:r>
         <w:rPr>
-          <w:rFonts w:ascii="ＭＳ Ｐ明朝" w:eastAsia="ＭＳ Ｐ明朝" w:hAnsi="ＭＳ Ｐ明朝" w:hint="eastAsia"/>
-        </w:rPr>
-        <w:t>日田駅、豆田町、</w:t>
-      </w:r>
-      <w:r>
-        <w:rPr>
-          <w:rFonts w:ascii="ＭＳ Ｐ明朝" w:eastAsia="ＭＳ Ｐ明朝" w:hAnsi="ＭＳ Ｐ明朝"/>
-        </w:rPr>
-        <w:t>日田市内の飲食店</w:t>
+          <w:rFonts w:ascii="ＭＳ Ｐ明朝" w:eastAsia="ＭＳ Ｐ明朝" w:hAnsi="ＭＳ Ｐ明朝"/>
+        </w:rPr>
+        <w:t>豆田町</w:t>
       </w:r>
       <w:r>
         <w:rPr>
@@ -826,7 +1276,31 @@
         <w:rPr>
           <w:rFonts w:ascii="ＭＳ Ｐ明朝" w:eastAsia="ＭＳ Ｐ明朝" w:hAnsi="ＭＳ Ｐ明朝"/>
         </w:rPr>
-        <w:t>イベント会場（開催時）</w:t>
+        <w:t>進撃の巨人関連スポット</w:t>
+      </w:r>
+      <w:r>
+        <w:rPr>
+          <w:rFonts w:ascii="ＭＳ Ｐ明朝" w:eastAsia="ＭＳ Ｐ明朝" w:hAnsi="ＭＳ Ｐ明朝" w:hint="eastAsia"/>
+        </w:rPr>
+        <w:t>、</w:t>
+      </w:r>
+      <w:r>
+        <w:rPr>
+          <w:rFonts w:ascii="ＭＳ Ｐ明朝" w:eastAsia="ＭＳ Ｐ明朝" w:hAnsi="ＭＳ Ｐ明朝"/>
+        </w:rPr>
+        <w:t>咸宜園</w:t>
+      </w:r>
+      <w:r>
+        <w:rPr>
+          <w:rFonts w:ascii="ＭＳ Ｐ明朝" w:eastAsia="ＭＳ Ｐ明朝" w:hAnsi="ＭＳ Ｐ明朝" w:hint="eastAsia"/>
+        </w:rPr>
+        <w:t>、</w:t>
+      </w:r>
+      <w:r>
+        <w:rPr>
+          <w:rFonts w:ascii="ＭＳ Ｐ明朝" w:eastAsia="ＭＳ Ｐ明朝" w:hAnsi="ＭＳ Ｐ明朝"/>
+        </w:rPr>
+        <w:t>日田市内のおすすめ飲食店（必要に応じて）</w:t>
       </w:r>
     </w:p>
     <w:p>
@@ -852,7 +1326,7 @@
         <w:rPr>
           <w:rFonts w:ascii="ＭＳ Ｐ明朝" w:eastAsia="ＭＳ Ｐ明朝" w:hAnsi="ＭＳ Ｐ明朝"/>
         </w:rPr>
-        <w:t>インターネット</w:t>
+        <w:t>日田市公式ホームページ</w:t>
       </w:r>
       <w:r>
         <w:rPr>
@@ -864,7 +1338,7 @@
         <w:rPr>
           <w:rFonts w:ascii="ＭＳ Ｐ明朝" w:eastAsia="ＭＳ Ｐ明朝" w:hAnsi="ＭＳ Ｐ明朝"/>
         </w:rPr>
-        <w:t>資料収集</w:t>
+        <w:t>日田市観光協会</w:t>
       </w:r>
       <w:r>
         <w:rPr>
@@ -876,7 +1350,26 @@
         <w:rPr>
           <w:rFonts w:ascii="ＭＳ Ｐ明朝" w:eastAsia="ＭＳ Ｐ明朝" w:hAnsi="ＭＳ Ｐ明朝"/>
         </w:rPr>
-        <w:t>現地調査</w:t>
+        <w:t>現地で配布されている観光パンフレット</w:t>
+      </w:r>
+      <w:r>
+        <w:rPr>
+          <w:rFonts w:ascii="ＭＳ Ｐ明朝" w:eastAsia="ＭＳ Ｐ明朝" w:hAnsi="ＭＳ Ｐ明朝" w:hint="eastAsia"/>
+        </w:rPr>
+        <w:t>、</w:t>
+      </w:r>
+    </w:p>
+    <w:p>
+      <w:pPr>
+        <w:rPr>
+          <w:rFonts w:ascii="ＭＳ Ｐ明朝" w:eastAsia="ＭＳ Ｐ明朝" w:hAnsi="ＭＳ Ｐ明朝"/>
+        </w:rPr>
+      </w:pPr>
+      <w:r>
+        <w:rPr>
+          <w:rFonts w:ascii="ＭＳ Ｐ明朝" w:eastAsia="ＭＳ Ｐ明朝" w:hAnsi="ＭＳ Ｐ明朝"/>
+        </w:rPr>
+        <w:t>現地での写真撮影・現地調査</w:t>
       </w:r>
     </w:p>
     <w:p>
@@ -898,13 +1391,6 @@
         </w:rPr>
         <w:t>分析</w:t>
       </w:r>
-    </w:p>
-    <w:p>
-      <w:pPr>
-        <w:rPr>
-          <w:rFonts w:ascii="ＭＳ Ｐ明朝" w:eastAsia="ＭＳ Ｐ明朝" w:hAnsi="ＭＳ Ｐ明朝"/>
-        </w:rPr>
-      </w:pPr>
     </w:p>
     <w:p>
       <w:pPr>
@@ -1575,6 +2061,7 @@
   <w:style w:type="character" w:default="1" w:styleId="a0">
     <w:name w:val="Default Paragraph Font"/>
     <w:uiPriority w:val="1"/>
+    <w:semiHidden/>
     <w:unhideWhenUsed/>
   </w:style>
   <w:style w:type="table" w:default="1" w:styleId="a1">

--- a/制作ノート１_25098_安永卓真.docx
+++ b/制作ノート１_25098_安永卓真.docx
@@ -1035,13 +1035,11 @@
       <w:pPr>
         <w:rPr>
           <w:rFonts w:ascii="ＭＳ Ｐ明朝" w:eastAsia="ＭＳ Ｐ明朝" w:hAnsi="ＭＳ Ｐ明朝"/>
-          <w:lang w:eastAsia="zh-TW"/>
-        </w:rPr>
-      </w:pPr>
-      <w:r>
-        <w:rPr>
-          <w:rFonts w:ascii="ＭＳ Ｐ明朝" w:eastAsia="ＭＳ Ｐ明朝" w:hAnsi="ＭＳ Ｐ明朝" w:hint="eastAsia"/>
-          <w:lang w:eastAsia="zh-TW"/>
+        </w:rPr>
+      </w:pPr>
+      <w:r>
+        <w:rPr>
+          <w:rFonts w:ascii="ＭＳ Ｐ明朝" w:eastAsia="ＭＳ Ｐ明朝" w:hAnsi="ＭＳ Ｐ明朝" w:hint="eastAsia"/>
         </w:rPr>
         <w:lastRenderedPageBreak/>
         <w:t>秋　日田祇園祭</w:t>
@@ -1390,6 +1388,19 @@
           <w:rFonts w:ascii="ＭＳ Ｐ明朝" w:eastAsia="ＭＳ Ｐ明朝" w:hAnsi="ＭＳ Ｐ明朝" w:hint="eastAsia"/>
         </w:rPr>
         <w:t>分析</w:t>
+      </w:r>
+    </w:p>
+    <w:p>
+      <w:pPr>
+        <w:rPr>
+          <w:rFonts w:ascii="ＭＳ Ｐ明朝" w:eastAsia="ＭＳ Ｐ明朝" w:hAnsi="ＭＳ Ｐ明朝"/>
+        </w:rPr>
+      </w:pPr>
+      <w:r>
+        <w:rPr>
+          <w:rFonts w:ascii="ＭＳ Ｐ明朝" w:eastAsia="ＭＳ Ｐ明朝" w:hAnsi="ＭＳ Ｐ明朝"/>
+        </w:rPr>
+        <w:t>日田市や他地域の観光Webサイトを調査し、掲載内容やページ構成、デザインを分析する。また、ターゲットである日田市への観光を検討している観光客が必要とする情報を整理し、観光スポット、グルメ、イベント、アクセスなどを分かりやすく伝えられるサイト構成を検討する。</w:t>
       </w:r>
     </w:p>
     <w:p>
@@ -2061,7 +2072,6 @@
   <w:style w:type="character" w:default="1" w:styleId="a0">
     <w:name w:val="Default Paragraph Font"/>
     <w:uiPriority w:val="1"/>
-    <w:semiHidden/>
     <w:unhideWhenUsed/>
   </w:style>
   <w:style w:type="table" w:default="1" w:styleId="a1">

--- a/制作ノート１_25098_安永卓真.docx
+++ b/制作ノート１_25098_安永卓真.docx
@@ -67,7 +67,7 @@
     <w:p>
       <w:pPr>
         <w:rPr>
-          <w:rFonts w:ascii="ＭＳ Ｐ明朝" w:eastAsia="ＭＳ Ｐ明朝" w:hAnsi="ＭＳ Ｐ明朝"/>
+          <w:rFonts w:ascii="ＭＳ Ｐ明朝" w:eastAsia="ＭＳ Ｐ明朝" w:hAnsi="ＭＳ Ｐ明朝" w:hint="eastAsia"/>
         </w:rPr>
       </w:pPr>
       <w:r>
@@ -80,7 +80,7 @@
         <w:rPr>
           <w:rFonts w:ascii="ＭＳ Ｐ明朝" w:eastAsia="ＭＳ Ｐ明朝" w:hAnsi="ＭＳ Ｐ明朝"/>
         </w:rPr>
-        <w:t>日田市紹介サイト</w:t>
+        <w:t>3Dマップを活用した豆田町観光案内Webサイト</w:t>
       </w:r>
     </w:p>
     <w:p>
@@ -106,26 +106,26 @@
         <w:rPr>
           <w:rFonts w:ascii="ＭＳ Ｐ明朝" w:eastAsia="ＭＳ Ｐ明朝" w:hAnsi="ＭＳ Ｐ明朝"/>
         </w:rPr>
-        <w:t>日田市の観光、グルメ、歴史などの情報を分かりやすく発信し、多くの人に日田市の魅力を知ってもらう。</w:t>
-      </w:r>
-    </w:p>
-    <w:p>
-      <w:pPr>
-        <w:rPr>
-          <w:rFonts w:ascii="ＭＳ Ｐ明朝" w:eastAsia="ＭＳ Ｐ明朝" w:hAnsi="ＭＳ Ｐ明朝"/>
-        </w:rPr>
-      </w:pPr>
-      <w:r>
-        <w:rPr>
-          <w:rFonts w:ascii="ＭＳ Ｐ明朝" w:eastAsia="ＭＳ Ｐ明朝" w:hAnsi="ＭＳ Ｐ明朝"/>
-        </w:rPr>
-        <w:t>日田市には歴史や文化、自然、グルメなど多くの魅力があるが、観光を検討している人に十分に伝わっていない場合がある。そこで、観光スポットやグルメ、イベントなどの情報を分かりやすくまとめたWebサイトを制作し、日田市の魅力を多くの人に発信したい。</w:t>
-      </w:r>
-    </w:p>
-    <w:p>
-      <w:pPr>
-        <w:rPr>
-          <w:rFonts w:ascii="ＭＳ Ｐ明朝" w:eastAsia="ＭＳ Ｐ明朝" w:hAnsi="ＭＳ Ｐ明朝"/>
+        <w:t>豆田町の魅力を多くの人に知ってもらい、観光スポットやグルメなどの情報を分かりやすく紹介するWebサイトを制作する。また、3Dマップを活用し、町並みや観光スポットの位置を分かりやすく伝えることを目的とする。</w:t>
+      </w:r>
+    </w:p>
+    <w:p>
+      <w:pPr>
+        <w:rPr>
+          <w:rFonts w:ascii="ＭＳ Ｐ明朝" w:eastAsia="ＭＳ Ｐ明朝" w:hAnsi="ＭＳ Ｐ明朝"/>
+        </w:rPr>
+      </w:pPr>
+      <w:r>
+        <w:rPr>
+          <w:rFonts w:ascii="ＭＳ Ｐ明朝" w:eastAsia="ＭＳ Ｐ明朝" w:hAnsi="ＭＳ Ｐ明朝"/>
+        </w:rPr>
+        <w:t>豆田町は歴史ある町並みが魅力の観光地ですが、初めて訪れる人には町全体の様子や観光スポットの場所が分かりにくいことがあります。そこで、観光情報と3Dマップを組み合わせたWebサイトを制作し、観光前でも豆田町の魅力や町並みを分かりやすく伝えたいと考えました。</w:t>
+      </w:r>
+    </w:p>
+    <w:p>
+      <w:pPr>
+        <w:rPr>
+          <w:rFonts w:ascii="ＭＳ Ｐ明朝" w:eastAsia="ＭＳ Ｐ明朝" w:hAnsi="ＭＳ Ｐ明朝" w:hint="eastAsia"/>
         </w:rPr>
       </w:pPr>
     </w:p>
@@ -152,19 +152,25 @@
         <w:rPr>
           <w:rFonts w:ascii="ＭＳ Ｐ明朝" w:eastAsia="ＭＳ Ｐ明朝" w:hAnsi="ＭＳ Ｐ明朝"/>
         </w:rPr>
-        <w:t>日田市への観光を検討している観光客</w:t>
-      </w:r>
-      <w:r>
-        <w:rPr>
-          <w:rFonts w:ascii="ＭＳ Ｐ明朝" w:eastAsia="ＭＳ Ｐ明朝" w:hAnsi="ＭＳ Ｐ明朝" w:hint="eastAsia"/>
-        </w:rPr>
-        <w:t>。</w:t>
-      </w:r>
-    </w:p>
-    <w:p>
-      <w:pPr>
-        <w:rPr>
-          <w:rFonts w:ascii="ＭＳ Ｐ明朝" w:eastAsia="ＭＳ Ｐ明朝" w:hAnsi="ＭＳ Ｐ明朝"/>
+        <w:t>豆田町への観光を検討している人</w:t>
+      </w:r>
+      <w:r>
+        <w:rPr>
+          <w:rFonts w:ascii="ＭＳ Ｐ明朝" w:eastAsia="ＭＳ Ｐ明朝" w:hAnsi="ＭＳ Ｐ明朝" w:hint="eastAsia"/>
+        </w:rPr>
+        <w:t>、</w:t>
+      </w:r>
+      <w:r>
+        <w:rPr>
+          <w:rFonts w:ascii="ＭＳ Ｐ明朝" w:eastAsia="ＭＳ Ｐ明朝" w:hAnsi="ＭＳ Ｐ明朝"/>
+        </w:rPr>
+        <w:t>観光前に町並みや観光スポットを調べたい人</w:t>
+      </w:r>
+    </w:p>
+    <w:p>
+      <w:pPr>
+        <w:rPr>
+          <w:rFonts w:ascii="ＭＳ Ｐ明朝" w:eastAsia="ＭＳ Ｐ明朝" w:hAnsi="ＭＳ Ｐ明朝" w:hint="eastAsia"/>
         </w:rPr>
       </w:pPr>
     </w:p>
@@ -234,7 +240,7 @@
     <w:p>
       <w:pPr>
         <w:rPr>
-          <w:rFonts w:ascii="ＭＳ Ｐ明朝" w:eastAsia="ＭＳ Ｐ明朝" w:hAnsi="ＭＳ Ｐ明朝"/>
+          <w:rFonts w:ascii="ＭＳ Ｐ明朝" w:eastAsia="ＭＳ Ｐ明朝" w:hAnsi="ＭＳ Ｐ明朝" w:hint="eastAsia"/>
         </w:rPr>
       </w:pPr>
       <w:r>
@@ -251,15 +257,16 @@
       </w:r>
       <w:r>
         <w:rPr>
-          <w:rFonts w:ascii="ＭＳ Ｐ明朝" w:eastAsia="ＭＳ Ｐ明朝" w:hAnsi="ＭＳ Ｐ明朝" w:hint="eastAsia"/>
-        </w:rPr>
-        <w:t>サイトの学習</w:t>
-      </w:r>
-    </w:p>
-    <w:p>
-      <w:pPr>
-        <w:rPr>
-          <w:rFonts w:ascii="ＭＳ Ｐ明朝" w:eastAsia="ＭＳ Ｐ明朝" w:hAnsi="ＭＳ Ｐ明朝"/>
+          <w:rFonts w:ascii="ＭＳ Ｐ明朝" w:eastAsia="ＭＳ Ｐ明朝" w:hAnsi="ＭＳ Ｐ明朝"/>
+        </w:rPr>
+        <w:t>テーマ決定、サイトマップ・ワイヤーフレーム作成、掲載内容の調査</w:t>
+      </w:r>
+    </w:p>
+    <w:p>
+      <w:pPr>
+        <w:ind w:left="880" w:hangingChars="400" w:hanging="880"/>
+        <w:rPr>
+          <w:rFonts w:ascii="ＭＳ Ｐ明朝" w:eastAsia="ＭＳ Ｐ明朝" w:hAnsi="ＭＳ Ｐ明朝" w:hint="eastAsia"/>
         </w:rPr>
       </w:pPr>
       <w:r>
@@ -284,19 +291,25 @@
         <w:rPr>
           <w:rFonts w:ascii="ＭＳ Ｐ明朝" w:eastAsia="ＭＳ Ｐ明朝" w:hAnsi="ＭＳ Ｐ明朝"/>
         </w:rPr>
-        <w:t>デザイン案作成</w:t>
-      </w:r>
-      <w:r>
-        <w:rPr>
-          <w:rFonts w:ascii="ＭＳ Ｐ明朝" w:eastAsia="ＭＳ Ｐ明朝" w:hAnsi="ＭＳ Ｐ明朝" w:hint="eastAsia"/>
-        </w:rPr>
-        <w:t>、</w:t>
-      </w:r>
-      <w:r>
-        <w:rPr>
-          <w:rFonts w:ascii="ＭＳ Ｐ明朝" w:eastAsia="ＭＳ Ｐ明朝" w:hAnsi="ＭＳ Ｐ明朝"/>
-        </w:rPr>
-        <w:t>日田市の観光・グルメ情報収集、素材集め</w:t>
+        <w:t>資料収集</w:t>
+      </w:r>
+      <w:r>
+        <w:rPr>
+          <w:rFonts w:ascii="ＭＳ Ｐ明朝" w:eastAsia="ＭＳ Ｐ明朝" w:hAnsi="ＭＳ Ｐ明朝" w:hint="eastAsia"/>
+        </w:rPr>
+        <w:t>、</w:t>
+      </w:r>
+      <w:r>
+        <w:rPr>
+          <w:rFonts w:ascii="ＭＳ Ｐ明朝" w:eastAsia="ＭＳ Ｐ明朝" w:hAnsi="ＭＳ Ｐ明朝"/>
+        </w:rPr>
+        <w:t>Webサイトのデザイン制作（Illustrator）、HTML・CSSでトップページや各ページの作成、画像・文章の準備</w:t>
+      </w:r>
+      <w:r>
+        <w:rPr>
+          <w:rFonts w:ascii="ＭＳ Ｐ明朝" w:eastAsia="ＭＳ Ｐ明朝" w:hAnsi="ＭＳ Ｐ明朝" w:hint="eastAsia"/>
+        </w:rPr>
+        <w:t xml:space="preserve">　　</w:t>
       </w:r>
     </w:p>
     <w:p>
@@ -321,19 +334,7 @@
         <w:rPr>
           <w:rFonts w:ascii="ＭＳ Ｐ明朝" w:eastAsia="ＭＳ Ｐ明朝" w:hAnsi="ＭＳ Ｐ明朝"/>
         </w:rPr>
-        <w:t>トップページ制作</w:t>
-      </w:r>
-      <w:r>
-        <w:rPr>
-          <w:rFonts w:ascii="ＭＳ Ｐ明朝" w:eastAsia="ＭＳ Ｐ明朝" w:hAnsi="ＭＳ Ｐ明朝" w:hint="eastAsia"/>
-        </w:rPr>
-        <w:t>、</w:t>
-      </w:r>
-      <w:r>
-        <w:rPr>
-          <w:rFonts w:ascii="ＭＳ Ｐ明朝" w:eastAsia="ＭＳ Ｐ明朝" w:hAnsi="ＭＳ Ｐ明朝"/>
-        </w:rPr>
-        <w:t>各ページ（観光・グルメ・イベント等）の制作</w:t>
+        <w:t>JavaScriptを使った機能の実装、レスポンシブ対応、Three.jsの学習・3Dマップの土台制作</w:t>
       </w:r>
     </w:p>
     <w:p>
@@ -358,7 +359,7 @@
         <w:rPr>
           <w:rFonts w:ascii="ＭＳ Ｐ明朝" w:eastAsia="ＭＳ Ｐ明朝" w:hAnsi="ＭＳ Ｐ明朝"/>
         </w:rPr>
-        <w:t>各ページ制作・レイアウト調整</w:t>
+        <w:t>Blenderで建物を制作し、Three.jsへ配置、3Dマップの回転・拡大縮小などの機能を実装</w:t>
       </w:r>
     </w:p>
     <w:p>
@@ -383,7 +384,7 @@
         <w:rPr>
           <w:rFonts w:ascii="ＭＳ Ｐ明朝" w:eastAsia="ＭＳ Ｐ明朝" w:hAnsi="ＭＳ Ｐ明朝"/>
         </w:rPr>
-        <w:t>サイト全体の統合・動作確認・バグ修正</w:t>
+        <w:t>建物クリックによる詳細表示、Webサイトと3Dマップの連携、デザイン調整、動作確認・修正</w:t>
       </w:r>
     </w:p>
     <w:p>
@@ -408,7 +409,7 @@
         <w:rPr>
           <w:rFonts w:ascii="ＭＳ Ｐ明朝" w:eastAsia="ＭＳ Ｐ明朝" w:hAnsi="ＭＳ Ｐ明朝"/>
         </w:rPr>
-        <w:t>レスポンシブ対応・デザイン改善・完成版調整</w:t>
+        <w:t>最終調整、不具合修正、卒業制作完成・提出</w:t>
       </w:r>
     </w:p>
     <w:p>
@@ -459,14 +460,26 @@
     <w:p>
       <w:pPr>
         <w:rPr>
-          <w:rFonts w:ascii="ＭＳ Ｐ明朝" w:eastAsia="ＭＳ Ｐ明朝" w:hAnsi="ＭＳ Ｐ明朝"/>
-        </w:rPr>
-      </w:pPr>
-      <w:r>
-        <w:rPr>
-          <w:rFonts w:ascii="ＭＳ Ｐ明朝" w:eastAsia="ＭＳ Ｐ明朝" w:hAnsi="ＭＳ Ｐ明朝"/>
-        </w:rPr>
-        <w:t>日田市の観光・グルメに関する資料</w:t>
+          <w:rFonts w:ascii="ＭＳ Ｐ明朝" w:eastAsia="ＭＳ Ｐ明朝" w:hAnsi="ＭＳ Ｐ明朝" w:hint="eastAsia"/>
+        </w:rPr>
+      </w:pPr>
+      <w:r>
+        <w:rPr>
+          <w:rFonts w:ascii="ＭＳ Ｐ明朝" w:eastAsia="ＭＳ Ｐ明朝" w:hAnsi="ＭＳ Ｐ明朝"/>
+        </w:rPr>
+        <w:t>日田市に関する資料</w:t>
+      </w:r>
+      <w:r>
+        <w:rPr>
+          <w:rFonts w:ascii="ＭＳ Ｐ明朝" w:eastAsia="ＭＳ Ｐ明朝" w:hAnsi="ＭＳ Ｐ明朝" w:hint="eastAsia"/>
+        </w:rPr>
+        <w:t>、</w:t>
+      </w:r>
+      <w:r>
+        <w:rPr>
+          <w:rFonts w:ascii="ＭＳ Ｐ明朝" w:eastAsia="ＭＳ Ｐ明朝" w:hAnsi="ＭＳ Ｐ明朝"/>
+        </w:rPr>
+        <w:t>豆田町の写真・地図・観光情報などの資料</w:t>
       </w:r>
     </w:p>
     <w:p>
@@ -483,30 +496,22 @@
       </w:r>
       <w:r>
         <w:rPr>
-          <w:rFonts w:ascii="ＭＳ Ｐ明朝" w:eastAsia="ＭＳ Ｐ明朝" w:hAnsi="ＭＳ Ｐ明朝"/>
-        </w:rPr>
-        <w:t xml:space="preserve">  </w:t>
-      </w:r>
-    </w:p>
-    <w:p>
-      <w:pPr>
-        <w:rPr>
-          <w:rFonts w:ascii="ＭＳ Ｐ明朝" w:eastAsia="ＭＳ Ｐ明朝" w:hAnsi="ＭＳ Ｐ明朝"/>
-        </w:rPr>
-      </w:pPr>
-      <w:r>
-        <w:rPr>
-          <w:rFonts w:ascii="ＭＳ Ｐ明朝" w:eastAsia="ＭＳ Ｐ明朝" w:hAnsi="ＭＳ Ｐ明朝"/>
-        </w:rPr>
-        <w:t xml:space="preserve">日田市観光パンフレット・観光マップ </w:t>
-      </w:r>
-    </w:p>
-    <w:p>
-      <w:pPr>
-        <w:rPr>
-          <w:rFonts w:ascii="ＭＳ Ｐ明朝" w:eastAsia="ＭＳ Ｐ明朝" w:hAnsi="ＭＳ Ｐ明朝"/>
-        </w:rPr>
-      </w:pPr>
+          <w:rFonts w:ascii="ＭＳ Ｐ明朝" w:eastAsia="ＭＳ Ｐ明朝" w:hAnsi="ＭＳ Ｐ明朝" w:hint="eastAsia"/>
+        </w:rPr>
+        <w:t>、</w:t>
+      </w:r>
+      <w:r>
+        <w:rPr>
+          <w:rFonts w:ascii="ＭＳ Ｐ明朝" w:eastAsia="ＭＳ Ｐ明朝" w:hAnsi="ＭＳ Ｐ明朝"/>
+        </w:rPr>
+        <w:t>日田市観光パンフレット・観光マップ</w:t>
+      </w:r>
+      <w:r>
+        <w:rPr>
+          <w:rFonts w:ascii="ＭＳ Ｐ明朝" w:eastAsia="ＭＳ Ｐ明朝" w:hAnsi="ＭＳ Ｐ明朝" w:hint="eastAsia"/>
+        </w:rPr>
+        <w:t>、</w:t>
+      </w:r>
       <w:r>
         <w:rPr>
           <w:rFonts w:ascii="ＭＳ Ｐ明朝" w:eastAsia="ＭＳ Ｐ明朝" w:hAnsi="ＭＳ Ｐ明朝"/>
@@ -517,7 +522,7 @@
     <w:p>
       <w:pPr>
         <w:rPr>
-          <w:rFonts w:ascii="ＭＳ Ｐ明朝" w:eastAsia="ＭＳ Ｐ明朝" w:hAnsi="ＭＳ Ｐ明朝"/>
+          <w:rFonts w:ascii="ＭＳ Ｐ明朝" w:eastAsia="ＭＳ Ｐ明朝" w:hAnsi="ＭＳ Ｐ明朝" w:hint="eastAsia"/>
         </w:rPr>
       </w:pPr>
       <w:r>
@@ -536,6 +541,30 @@
       </w:r>
       <w:r>
         <w:rPr>
+          <w:rFonts w:ascii="ＭＳ Ｐ明朝" w:eastAsia="ＭＳ Ｐ明朝" w:hAnsi="ＭＳ Ｐ明朝" w:hint="eastAsia"/>
+        </w:rPr>
+        <w:t>、</w:t>
+      </w:r>
+      <w:r>
+        <w:rPr>
+          <w:rFonts w:ascii="ＭＳ Ｐ明朝" w:eastAsia="ＭＳ Ｐ明朝" w:hAnsi="ＭＳ Ｐ明朝"/>
+        </w:rPr>
+        <w:t>HTML・CSS・JavaScript</w:t>
+      </w:r>
+      <w:r>
+        <w:rPr>
+          <w:rFonts w:ascii="ＭＳ Ｐ明朝" w:eastAsia="ＭＳ Ｐ明朝" w:hAnsi="ＭＳ Ｐ明朝" w:hint="eastAsia"/>
+        </w:rPr>
+        <w:t>、</w:t>
+      </w:r>
+      <w:r>
+        <w:rPr>
+          <w:rFonts w:ascii="ＭＳ Ｐ明朝" w:eastAsia="ＭＳ Ｐ明朝" w:hAnsi="ＭＳ Ｐ明朝"/>
+        </w:rPr>
+        <w:t>GitHub</w:t>
+      </w:r>
+      <w:r>
+        <w:rPr>
           <w:rFonts w:ascii="ＭＳ Ｐ明朝" w:eastAsia="ＭＳ Ｐ明朝" w:hAnsi="ＭＳ Ｐ明朝"/>
         </w:rPr>
         <w:br/>
@@ -543,17 +572,45 @@
       </w:r>
       <w:r>
         <w:rPr>
+          <w:rFonts w:ascii="ＭＳ Ｐ明朝" w:eastAsia="ＭＳ Ｐ明朝" w:hAnsi="ＭＳ Ｐ明朝" w:hint="eastAsia"/>
+        </w:rPr>
+        <w:t>、</w:t>
+      </w:r>
+      <w:r>
+        <w:rPr>
+          <w:rFonts w:ascii="ＭＳ Ｐ明朝" w:eastAsia="ＭＳ Ｐ明朝" w:hAnsi="ＭＳ Ｐ明朝"/>
+        </w:rPr>
+        <w:t xml:space="preserve">Adobe </w:t>
+      </w:r>
+      <w:r>
+        <w:rPr>
+          <w:rFonts w:ascii="ＭＳ Ｐ明朝" w:eastAsia="ＭＳ Ｐ明朝" w:hAnsi="ＭＳ Ｐ明朝"/>
+        </w:rPr>
+        <w:t xml:space="preserve">Photoshop </w:t>
+      </w:r>
+      <w:r>
+        <w:rPr>
           <w:rFonts w:ascii="ＭＳ Ｐ明朝" w:eastAsia="ＭＳ Ｐ明朝" w:hAnsi="ＭＳ Ｐ明朝"/>
         </w:rPr>
         <w:br/>
-        <w:t xml:space="preserve">Photoshop </w:t>
-      </w:r>
-      <w:r>
-        <w:rPr>
-          <w:rFonts w:ascii="ＭＳ Ｐ明朝" w:eastAsia="ＭＳ Ｐ明朝" w:hAnsi="ＭＳ Ｐ明朝"/>
-        </w:rPr>
-        <w:br/>
-        <w:t>GitHub</w:t>
+      </w:r>
+      <w:r>
+        <w:rPr>
+          <w:rFonts w:ascii="ＭＳ Ｐ明朝" w:eastAsia="ＭＳ Ｐ明朝" w:hAnsi="ＭＳ Ｐ明朝"/>
+        </w:rPr>
+        <w:t>Three.js</w:t>
+      </w:r>
+      <w:r>
+        <w:rPr>
+          <w:rFonts w:ascii="ＭＳ Ｐ明朝" w:eastAsia="ＭＳ Ｐ明朝" w:hAnsi="ＭＳ Ｐ明朝" w:hint="eastAsia"/>
+        </w:rPr>
+        <w:t>、</w:t>
+      </w:r>
+      <w:r>
+        <w:rPr>
+          <w:rFonts w:ascii="ＭＳ Ｐ明朝" w:eastAsia="ＭＳ Ｐ明朝" w:hAnsi="ＭＳ Ｐ明朝"/>
+        </w:rPr>
+        <w:t xml:space="preserve">Blender </w:t>
       </w:r>
     </w:p>
     <w:p>
@@ -586,13 +643,13 @@
         <w:rPr>
           <w:rFonts w:ascii="ＭＳ Ｐ明朝" w:eastAsia="ＭＳ Ｐ明朝" w:hAnsi="ＭＳ Ｐ明朝"/>
         </w:rPr>
-        <w:t>日田市への観光を検討している観光客を対象に、観光スポット、グルメ、イベント、アクセスなどの情報を分かりやすく紹介するWebサイトを制作する。観光スポットページでは、豆田町の紹介から「豆田町3D観光マップ」へ移動できるボタンを設置し、2つの制作物を連携させる。</w:t>
-      </w:r>
-    </w:p>
-    <w:p>
-      <w:pPr>
-        <w:rPr>
-          <w:rFonts w:ascii="ＭＳ Ｐ明朝" w:eastAsia="ＭＳ Ｐ明朝" w:hAnsi="ＭＳ Ｐ明朝"/>
+        <w:t>豆田町の魅力を分かりやすく伝える観光案内Webサイトを制作する。サイトでは観光スポットやグルメ、イベント、アクセス情報を掲載し、初めて訪れる人でも必要な情報を簡単に調べられるようにする。また、Three.jsとBlenderを使用した3Dマップを組み込み、町並みや観光スポットの位置を立体的に確認できる機能を実装する。</w:t>
+      </w:r>
+    </w:p>
+    <w:p>
+      <w:pPr>
+        <w:rPr>
+          <w:rFonts w:ascii="ＭＳ Ｐ明朝" w:eastAsia="ＭＳ Ｐ明朝" w:hAnsi="ＭＳ Ｐ明朝" w:hint="eastAsia"/>
         </w:rPr>
       </w:pPr>
     </w:p>
@@ -650,51 +707,101 @@
     <w:p>
       <w:pPr>
         <w:rPr>
-          <w:rFonts w:ascii="ＭＳ Ｐ明朝" w:eastAsia="ＭＳ Ｐ明朝" w:hAnsi="ＭＳ Ｐ明朝"/>
-        </w:rPr>
-      </w:pPr>
-      <w:r>
-        <w:rPr>
-          <w:rFonts w:ascii="ＭＳ Ｐ明朝" w:eastAsia="ＭＳ Ｐ明朝" w:hAnsi="ＭＳ Ｐ明朝" w:hint="eastAsia"/>
-        </w:rPr>
-        <w:t>日田市をイメージできる大きな写真（またはスライド）</w:t>
-      </w:r>
-      <w:r>
-        <w:rPr>
-          <w:rFonts w:ascii="ＭＳ Ｐ明朝" w:eastAsia="ＭＳ Ｐ明朝" w:hAnsi="ＭＳ Ｐ明朝" w:hint="eastAsia"/>
-        </w:rPr>
-        <w:t>、</w:t>
-      </w:r>
-      <w:r>
-        <w:rPr>
-          <w:rFonts w:ascii="ＭＳ Ｐ明朝" w:eastAsia="ＭＳ Ｐ明朝" w:hAnsi="ＭＳ Ｐ明朝" w:hint="eastAsia"/>
-        </w:rPr>
-        <w:t>キャッチコピー</w:t>
-      </w:r>
-    </w:p>
-    <w:p>
-      <w:pPr>
-        <w:rPr>
-          <w:rFonts w:ascii="ＭＳ Ｐ明朝" w:eastAsia="ＭＳ Ｐ明朝" w:hAnsi="ＭＳ Ｐ明朝"/>
-        </w:rPr>
-      </w:pPr>
-      <w:r>
-        <w:rPr>
-          <w:rFonts w:ascii="ＭＳ Ｐ明朝" w:eastAsia="ＭＳ Ｐ明朝" w:hAnsi="ＭＳ Ｐ明朝" w:hint="eastAsia"/>
-        </w:rPr>
-        <w:t>日田市の基本情報</w:t>
-      </w:r>
-      <w:r>
-        <w:rPr>
-          <w:rFonts w:ascii="ＭＳ Ｐ明朝" w:eastAsia="ＭＳ Ｐ明朝" w:hAnsi="ＭＳ Ｐ明朝" w:hint="eastAsia"/>
-        </w:rPr>
-        <w:t>、</w:t>
-      </w:r>
-      <w:r>
-        <w:rPr>
-          <w:rFonts w:ascii="ＭＳ Ｐ明朝" w:eastAsia="ＭＳ Ｐ明朝" w:hAnsi="ＭＳ Ｐ明朝" w:hint="eastAsia"/>
-        </w:rPr>
-        <w:t>人口</w:t>
+          <w:rFonts w:ascii="ＭＳ Ｐ明朝" w:eastAsia="ＭＳ Ｐ明朝" w:hAnsi="ＭＳ Ｐ明朝" w:hint="eastAsia"/>
+        </w:rPr>
+      </w:pPr>
+      <w:r>
+        <w:rPr>
+          <w:rFonts w:ascii="ＭＳ Ｐ明朝" w:eastAsia="ＭＳ Ｐ明朝" w:hAnsi="ＭＳ Ｐ明朝" w:hint="eastAsia"/>
+        </w:rPr>
+        <w:t>豆田町の紹介</w:t>
+      </w:r>
+      <w:r>
+        <w:rPr>
+          <w:rFonts w:ascii="ＭＳ Ｐ明朝" w:eastAsia="ＭＳ Ｐ明朝" w:hAnsi="ＭＳ Ｐ明朝" w:hint="eastAsia"/>
+        </w:rPr>
+        <w:t>、</w:t>
+      </w:r>
+      <w:r>
+        <w:rPr>
+          <w:rFonts w:ascii="ＭＳ Ｐ明朝" w:eastAsia="ＭＳ Ｐ明朝" w:hAnsi="ＭＳ Ｐ明朝" w:hint="eastAsia"/>
+        </w:rPr>
+        <w:t>日田市の紹介（簡単に）</w:t>
+      </w:r>
+      <w:r>
+        <w:rPr>
+          <w:rFonts w:ascii="ＭＳ Ｐ明朝" w:eastAsia="ＭＳ Ｐ明朝" w:hAnsi="ＭＳ Ｐ明朝" w:hint="eastAsia"/>
+        </w:rPr>
+        <w:t>、</w:t>
+      </w:r>
+      <w:r>
+        <w:rPr>
+          <w:rFonts w:ascii="ＭＳ Ｐ明朝" w:eastAsia="ＭＳ Ｐ明朝" w:hAnsi="ＭＳ Ｐ明朝"/>
+        </w:rPr>
+        <w:t>3Dマップへの案内</w:t>
+      </w:r>
+    </w:p>
+    <w:p>
+      <w:pPr>
+        <w:rPr>
+          <w:rFonts w:ascii="ＭＳ Ｐ明朝" w:eastAsia="ＭＳ Ｐ明朝" w:hAnsi="ＭＳ Ｐ明朝"/>
+        </w:rPr>
+      </w:pPr>
+      <w:r>
+        <w:rPr>
+          <w:rFonts w:ascii="ＭＳ Ｐ明朝" w:eastAsia="ＭＳ Ｐ明朝" w:hAnsi="ＭＳ Ｐ明朝"/>
+        </w:rPr>
+        <w:t>②</w:t>
+      </w:r>
+      <w:r>
+        <w:rPr>
+          <w:rFonts w:ascii="ＭＳ Ｐ明朝" w:eastAsia="ＭＳ Ｐ明朝" w:hAnsi="ＭＳ Ｐ明朝" w:hint="eastAsia"/>
+        </w:rPr>
+        <w:t xml:space="preserve"> </w:t>
+      </w:r>
+      <w:r>
+        <w:rPr>
+          <w:rFonts w:ascii="ＭＳ Ｐ明朝" w:eastAsia="ＭＳ Ｐ明朝" w:hAnsi="ＭＳ Ｐ明朝"/>
+        </w:rPr>
+        <w:t>観光スポット</w:t>
+      </w:r>
+    </w:p>
+    <w:p>
+      <w:pPr>
+        <w:rPr>
+          <w:rFonts w:ascii="ＭＳ Ｐ明朝" w:eastAsia="ＭＳ Ｐ明朝" w:hAnsi="ＭＳ Ｐ明朝"/>
+        </w:rPr>
+      </w:pPr>
+      <w:r>
+        <w:rPr>
+          <w:rFonts w:ascii="ＭＳ Ｐ明朝" w:eastAsia="ＭＳ Ｐ明朝" w:hAnsi="ＭＳ Ｐ明朝" w:hint="eastAsia"/>
+        </w:rPr>
+        <w:t>掲載内容</w:t>
+      </w:r>
+    </w:p>
+    <w:p>
+      <w:pPr>
+        <w:rPr>
+          <w:rFonts w:ascii="ＭＳ Ｐ明朝" w:eastAsia="ＭＳ Ｐ明朝" w:hAnsi="ＭＳ Ｐ明朝" w:hint="eastAsia"/>
+        </w:rPr>
+      </w:pPr>
+      <w:r>
+        <w:rPr>
+          <w:rFonts w:ascii="ＭＳ Ｐ明朝" w:eastAsia="ＭＳ Ｐ明朝" w:hAnsi="ＭＳ Ｐ明朝" w:hint="eastAsia"/>
+        </w:rPr>
+        <w:t>各観光スポットの写真</w:t>
+      </w:r>
+      <w:r>
+        <w:rPr>
+          <w:rFonts w:ascii="ＭＳ Ｐ明朝" w:eastAsia="ＭＳ Ｐ明朝" w:hAnsi="ＭＳ Ｐ明朝" w:hint="eastAsia"/>
+        </w:rPr>
+        <w:t>、</w:t>
+      </w:r>
+      <w:r>
+        <w:rPr>
+          <w:rFonts w:ascii="ＭＳ Ｐ明朝" w:eastAsia="ＭＳ Ｐ明朝" w:hAnsi="ＭＳ Ｐ明朝" w:hint="eastAsia"/>
+        </w:rPr>
+        <w:t>見どころ・説明</w:t>
       </w:r>
       <w:r>
         <w:rPr>
@@ -708,42 +815,136 @@
         </w:rPr>
         <w:t>所在地</w:t>
       </w:r>
-      <w:r>
-        <w:rPr>
-          <w:rFonts w:ascii="ＭＳ Ｐ明朝" w:eastAsia="ＭＳ Ｐ明朝" w:hAnsi="ＭＳ Ｐ明朝" w:hint="eastAsia"/>
-        </w:rPr>
-        <w:t>、</w:t>
-      </w:r>
-      <w:r>
-        <w:rPr>
-          <w:rFonts w:ascii="ＭＳ Ｐ明朝" w:eastAsia="ＭＳ Ｐ明朝" w:hAnsi="ＭＳ Ｐ明朝" w:hint="eastAsia"/>
-        </w:rPr>
-        <w:t>特徴</w:t>
-      </w:r>
-      <w:r>
-        <w:rPr>
-          <w:rFonts w:ascii="ＭＳ Ｐ明朝" w:eastAsia="ＭＳ Ｐ明朝" w:hAnsi="ＭＳ Ｐ明朝" w:hint="eastAsia"/>
-        </w:rPr>
-        <w:t>、</w:t>
-      </w:r>
-      <w:r>
-        <w:rPr>
-          <w:rFonts w:ascii="ＭＳ Ｐ明朝" w:eastAsia="ＭＳ Ｐ明朝" w:hAnsi="ＭＳ Ｐ明朝" w:hint="eastAsia"/>
-        </w:rPr>
-        <w:t>各ページへの案内</w:t>
-      </w:r>
-    </w:p>
-    <w:p>
-      <w:pPr>
-        <w:rPr>
-          <w:rFonts w:ascii="ＭＳ Ｐ明朝" w:eastAsia="ＭＳ Ｐ明朝" w:hAnsi="ＭＳ Ｐ明朝"/>
-        </w:rPr>
-      </w:pPr>
-      <w:r>
-        <w:rPr>
-          <w:rFonts w:ascii="ＭＳ Ｐ明朝" w:eastAsia="ＭＳ Ｐ明朝" w:hAnsi="ＭＳ Ｐ明朝"/>
-        </w:rPr>
-        <w:t>②</w:t>
+    </w:p>
+    <w:p>
+      <w:pPr>
+        <w:rPr>
+          <w:rFonts w:ascii="ＭＳ Ｐ明朝" w:eastAsia="ＭＳ Ｐ明朝" w:hAnsi="ＭＳ Ｐ明朝"/>
+        </w:rPr>
+      </w:pPr>
+      <w:r>
+        <w:rPr>
+          <w:rFonts w:ascii="ＭＳ Ｐ明朝" w:eastAsia="ＭＳ Ｐ明朝" w:hAnsi="ＭＳ Ｐ明朝"/>
+        </w:rPr>
+        <w:t xml:space="preserve">③ </w:t>
+      </w:r>
+      <w:r>
+        <w:rPr>
+          <w:rFonts w:ascii="ＭＳ Ｐ明朝" w:eastAsia="ＭＳ Ｐ明朝" w:hAnsi="ＭＳ Ｐ明朝"/>
+        </w:rPr>
+        <w:t>グルメ</w:t>
+      </w:r>
+    </w:p>
+    <w:p>
+      <w:pPr>
+        <w:rPr>
+          <w:rFonts w:ascii="ＭＳ Ｐ明朝" w:eastAsia="ＭＳ Ｐ明朝" w:hAnsi="ＭＳ Ｐ明朝"/>
+        </w:rPr>
+      </w:pPr>
+      <w:r>
+        <w:rPr>
+          <w:rFonts w:ascii="ＭＳ Ｐ明朝" w:eastAsia="ＭＳ Ｐ明朝" w:hAnsi="ＭＳ Ｐ明朝" w:hint="eastAsia"/>
+        </w:rPr>
+        <w:t>掲載内容</w:t>
+      </w:r>
+    </w:p>
+    <w:p>
+      <w:pPr>
+        <w:rPr>
+          <w:rFonts w:ascii="ＭＳ Ｐ明朝" w:eastAsia="ＭＳ Ｐ明朝" w:hAnsi="ＭＳ Ｐ明朝" w:hint="eastAsia"/>
+        </w:rPr>
+      </w:pPr>
+      <w:r>
+        <w:rPr>
+          <w:rFonts w:ascii="ＭＳ Ｐ明朝" w:eastAsia="ＭＳ Ｐ明朝" w:hAnsi="ＭＳ Ｐ明朝" w:hint="eastAsia"/>
+        </w:rPr>
+        <w:t>日田焼きそばなどの名物</w:t>
+      </w:r>
+      <w:r>
+        <w:rPr>
+          <w:rFonts w:ascii="ＭＳ Ｐ明朝" w:eastAsia="ＭＳ Ｐ明朝" w:hAnsi="ＭＳ Ｐ明朝" w:hint="eastAsia"/>
+        </w:rPr>
+        <w:t>、</w:t>
+      </w:r>
+      <w:r>
+        <w:rPr>
+          <w:rFonts w:ascii="ＭＳ Ｐ明朝" w:eastAsia="ＭＳ Ｐ明朝" w:hAnsi="ＭＳ Ｐ明朝" w:hint="eastAsia"/>
+        </w:rPr>
+        <w:t>おすすめ飲食店３つ</w:t>
+      </w:r>
+      <w:r>
+        <w:rPr>
+          <w:rFonts w:ascii="ＭＳ Ｐ明朝" w:eastAsia="ＭＳ Ｐ明朝" w:hAnsi="ＭＳ Ｐ明朝" w:hint="eastAsia"/>
+        </w:rPr>
+        <w:t>ぐらい</w:t>
+      </w:r>
+      <w:r>
+        <w:rPr>
+          <w:rFonts w:ascii="ＭＳ Ｐ明朝" w:eastAsia="ＭＳ Ｐ明朝" w:hAnsi="ＭＳ Ｐ明朝" w:hint="eastAsia"/>
+        </w:rPr>
+        <w:t>、</w:t>
+      </w:r>
+    </w:p>
+    <w:p>
+      <w:pPr>
+        <w:rPr>
+          <w:rFonts w:ascii="ＭＳ Ｐ明朝" w:eastAsia="ＭＳ Ｐ明朝" w:hAnsi="ＭＳ Ｐ明朝"/>
+        </w:rPr>
+      </w:pPr>
+      <w:r>
+        <w:rPr>
+          <w:rFonts w:ascii="ＭＳ Ｐ明朝" w:eastAsia="ＭＳ Ｐ明朝" w:hAnsi="ＭＳ Ｐ明朝" w:hint="eastAsia"/>
+        </w:rPr>
+        <w:t>店舗写真</w:t>
+      </w:r>
+      <w:r>
+        <w:rPr>
+          <w:rFonts w:ascii="ＭＳ Ｐ明朝" w:eastAsia="ＭＳ Ｐ明朝" w:hAnsi="ＭＳ Ｐ明朝" w:hint="eastAsia"/>
+        </w:rPr>
+        <w:t>、</w:t>
+      </w:r>
+      <w:r>
+        <w:rPr>
+          <w:rFonts w:ascii="ＭＳ Ｐ明朝" w:eastAsia="ＭＳ Ｐ明朝" w:hAnsi="ＭＳ Ｐ明朝"/>
+        </w:rPr>
+        <w:t>お店の特徴（どんなお店か）</w:t>
+      </w:r>
+      <w:r>
+        <w:rPr>
+          <w:rFonts w:ascii="ＭＳ Ｐ明朝" w:eastAsia="ＭＳ Ｐ明朝" w:hAnsi="ＭＳ Ｐ明朝" w:hint="eastAsia"/>
+        </w:rPr>
+        <w:t>、</w:t>
+      </w:r>
+      <w:r>
+        <w:rPr>
+          <w:rFonts w:ascii="ＭＳ Ｐ明朝" w:eastAsia="ＭＳ Ｐ明朝" w:hAnsi="ＭＳ Ｐ明朝"/>
+        </w:rPr>
+        <w:t>おすすめメニュー</w:t>
+      </w:r>
+      <w:r>
+        <w:rPr>
+          <w:rFonts w:ascii="ＭＳ Ｐ明朝" w:eastAsia="ＭＳ Ｐ明朝" w:hAnsi="ＭＳ Ｐ明朝" w:hint="eastAsia"/>
+        </w:rPr>
+        <w:t>、</w:t>
+      </w:r>
+      <w:r>
+        <w:rPr>
+          <w:rFonts w:ascii="ＭＳ Ｐ明朝" w:eastAsia="ＭＳ Ｐ明朝" w:hAnsi="ＭＳ Ｐ明朝"/>
+        </w:rPr>
+        <w:t>Googleマップへのリンク</w:t>
+      </w:r>
+    </w:p>
+    <w:p>
+      <w:pPr>
+        <w:rPr>
+          <w:rFonts w:ascii="ＭＳ Ｐ明朝" w:eastAsia="ＭＳ Ｐ明朝" w:hAnsi="ＭＳ Ｐ明朝"/>
+        </w:rPr>
+      </w:pPr>
+      <w:r>
+        <w:rPr>
+          <w:rFonts w:ascii="ＭＳ Ｐ明朝" w:eastAsia="ＭＳ Ｐ明朝" w:hAnsi="ＭＳ Ｐ明朝"/>
+        </w:rPr>
+        <w:t>④</w:t>
       </w:r>
       <w:r>
         <w:rPr>
@@ -755,7 +956,7 @@
         <w:rPr>
           <w:rFonts w:ascii="ＭＳ Ｐ明朝" w:eastAsia="ＭＳ Ｐ明朝" w:hAnsi="ＭＳ Ｐ明朝"/>
         </w:rPr>
-        <w:t>観光スポット</w:t>
+        <w:t>イベント</w:t>
       </w:r>
     </w:p>
     <w:p>
@@ -774,40 +975,21 @@
     <w:p>
       <w:pPr>
         <w:rPr>
-          <w:rFonts w:ascii="ＭＳ Ｐ明朝" w:eastAsia="ＭＳ Ｐ明朝" w:hAnsi="ＭＳ Ｐ明朝"/>
-        </w:rPr>
-      </w:pPr>
-      <w:r>
-        <w:rPr>
-          <w:rFonts w:ascii="ＭＳ Ｐ明朝" w:eastAsia="ＭＳ Ｐ明朝" w:hAnsi="ＭＳ Ｐ明朝" w:hint="eastAsia"/>
-        </w:rPr>
-        <w:t>豆田町、進撃の巨人</w:t>
-      </w:r>
-      <w:r>
-        <w:rPr>
-          <w:rFonts w:ascii="ＭＳ Ｐ明朝" w:eastAsia="ＭＳ Ｐ明朝" w:hAnsi="ＭＳ Ｐ明朝"/>
-        </w:rPr>
-        <w:t xml:space="preserve"> in HITA関連スポット</w:t>
-      </w:r>
-      <w:r>
-        <w:rPr>
-          <w:rFonts w:ascii="ＭＳ Ｐ明朝" w:eastAsia="ＭＳ Ｐ明朝" w:hAnsi="ＭＳ Ｐ明朝" w:hint="eastAsia"/>
-        </w:rPr>
-        <w:t>、</w:t>
-      </w:r>
-      <w:r>
-        <w:rPr>
-          <w:rFonts w:ascii="ＭＳ Ｐ明朝" w:eastAsia="ＭＳ Ｐ明朝" w:hAnsi="ＭＳ Ｐ明朝" w:hint="eastAsia"/>
-        </w:rPr>
-        <w:t>咸宜園</w:t>
-      </w:r>
-    </w:p>
-    <w:p>
-      <w:pPr>
-        <w:rPr>
-          <w:rFonts w:ascii="ＭＳ Ｐ明朝" w:eastAsia="ＭＳ Ｐ明朝" w:hAnsi="ＭＳ Ｐ明朝"/>
-        </w:rPr>
-      </w:pPr>
+          <w:rFonts w:ascii="ＭＳ Ｐ明朝" w:eastAsia="ＭＳ Ｐ明朝" w:hAnsi="ＭＳ Ｐ明朝" w:hint="eastAsia"/>
+        </w:rPr>
+      </w:pPr>
+      <w:r>
+        <w:rPr>
+          <w:rFonts w:ascii="ＭＳ Ｐ明朝" w:eastAsia="ＭＳ Ｐ明朝" w:hAnsi="ＭＳ Ｐ明朝" w:hint="eastAsia"/>
+        </w:rPr>
+        <w:t>季節ごとのイベント</w:t>
+      </w:r>
+      <w:r>
+        <w:rPr>
+          <w:rFonts w:ascii="ＭＳ Ｐ明朝" w:eastAsia="ＭＳ Ｐ明朝" w:hAnsi="ＭＳ Ｐ明朝" w:hint="eastAsia"/>
+        </w:rPr>
+        <w:t>、</w:t>
+      </w:r>
       <w:r>
         <w:rPr>
           <w:rFonts w:ascii="ＭＳ Ｐ明朝" w:eastAsia="ＭＳ Ｐ明朝" w:hAnsi="ＭＳ Ｐ明朝" w:hint="eastAsia"/>
@@ -824,51 +1006,32 @@
         <w:rPr>
           <w:rFonts w:ascii="ＭＳ Ｐ明朝" w:eastAsia="ＭＳ Ｐ明朝" w:hAnsi="ＭＳ Ｐ明朝" w:hint="eastAsia"/>
         </w:rPr>
-        <w:t>説明</w:t>
-      </w:r>
-      <w:r>
-        <w:rPr>
-          <w:rFonts w:ascii="ＭＳ Ｐ明朝" w:eastAsia="ＭＳ Ｐ明朝" w:hAnsi="ＭＳ Ｐ明朝" w:hint="eastAsia"/>
-        </w:rPr>
-        <w:t>、</w:t>
-      </w:r>
-      <w:r>
-        <w:rPr>
-          <w:rFonts w:ascii="ＭＳ Ｐ明朝" w:eastAsia="ＭＳ Ｐ明朝" w:hAnsi="ＭＳ Ｐ明朝" w:hint="eastAsia"/>
-        </w:rPr>
-        <w:t>所在地</w:t>
-      </w:r>
-    </w:p>
-    <w:p>
-      <w:pPr>
-        <w:rPr>
-          <w:rFonts w:ascii="ＭＳ Ｐ明朝" w:eastAsia="ＭＳ Ｐ明朝" w:hAnsi="ＭＳ Ｐ明朝"/>
-        </w:rPr>
-      </w:pPr>
-      <w:r>
-        <w:rPr>
-          <w:rFonts w:ascii="ＭＳ Ｐ明朝" w:eastAsia="ＭＳ Ｐ明朝" w:hAnsi="ＭＳ Ｐ明朝"/>
-        </w:rPr>
-        <w:t>3Dマップへのリンク（豆田町のみ）豆田町の紹介の最後に</w:t>
-      </w:r>
-    </w:p>
-    <w:p>
-      <w:pPr>
-        <w:rPr>
-          <w:rFonts w:ascii="ＭＳ Ｐ明朝" w:eastAsia="ＭＳ Ｐ明朝" w:hAnsi="ＭＳ Ｐ明朝"/>
-        </w:rPr>
-      </w:pPr>
-      <w:r>
-        <w:rPr>
-          <w:rFonts w:ascii="ＭＳ Ｐ明朝" w:eastAsia="ＭＳ Ｐ明朝" w:hAnsi="ＭＳ Ｐ明朝"/>
-        </w:rPr>
-        <w:t xml:space="preserve">③ </w:t>
-      </w:r>
-      <w:r>
-        <w:rPr>
-          <w:rFonts w:ascii="ＭＳ Ｐ明朝" w:eastAsia="ＭＳ Ｐ明朝" w:hAnsi="ＭＳ Ｐ明朝"/>
-        </w:rPr>
-        <w:t>グルメ</w:t>
+        <w:t>開催時期・内容</w:t>
+      </w:r>
+    </w:p>
+    <w:p>
+      <w:pPr>
+        <w:rPr>
+          <w:rFonts w:ascii="ＭＳ Ｐ明朝" w:eastAsia="ＭＳ Ｐ明朝" w:hAnsi="ＭＳ Ｐ明朝" w:hint="eastAsia"/>
+        </w:rPr>
+      </w:pPr>
+      <w:r>
+        <w:rPr>
+          <w:rFonts w:ascii="ＭＳ Ｐ明朝" w:eastAsia="ＭＳ Ｐ明朝" w:hAnsi="ＭＳ Ｐ明朝"/>
+        </w:rPr>
+        <w:t>⑤</w:t>
+      </w:r>
+      <w:r>
+        <w:rPr>
+          <w:rFonts w:ascii="ＭＳ Ｐ明朝" w:eastAsia="ＭＳ Ｐ明朝" w:hAnsi="ＭＳ Ｐ明朝" w:hint="eastAsia"/>
+        </w:rPr>
+        <w:t xml:space="preserve"> </w:t>
+      </w:r>
+      <w:r>
+        <w:rPr>
+          <w:rFonts w:ascii="ＭＳ Ｐ明朝" w:eastAsia="ＭＳ Ｐ明朝" w:hAnsi="ＭＳ Ｐ明朝"/>
+        </w:rPr>
+        <w:t>アクセス</w:t>
       </w:r>
     </w:p>
     <w:p>
@@ -887,107 +1050,57 @@
     <w:p>
       <w:pPr>
         <w:rPr>
-          <w:rFonts w:ascii="ＭＳ Ｐ明朝" w:eastAsia="ＭＳ Ｐ明朝" w:hAnsi="ＭＳ Ｐ明朝"/>
-        </w:rPr>
-      </w:pPr>
-      <w:r>
-        <w:rPr>
-          <w:rFonts w:ascii="ＭＳ Ｐ明朝" w:eastAsia="ＭＳ Ｐ明朝" w:hAnsi="ＭＳ Ｐ明朝" w:hint="eastAsia"/>
-        </w:rPr>
-        <w:t>日田名物　日田焼きそば、日田まぶし、鮎料理</w:t>
-      </w:r>
-    </w:p>
-    <w:p>
-      <w:pPr>
-        <w:rPr>
-          <w:rFonts w:ascii="ＭＳ Ｐ明朝" w:eastAsia="ＭＳ Ｐ明朝" w:hAnsi="ＭＳ Ｐ明朝"/>
-        </w:rPr>
-      </w:pPr>
-      <w:r>
-        <w:rPr>
-          <w:rFonts w:ascii="ＭＳ Ｐ明朝" w:eastAsia="ＭＳ Ｐ明朝" w:hAnsi="ＭＳ Ｐ明朝" w:hint="eastAsia"/>
-        </w:rPr>
-        <w:t>おすすめ飲食店３つ</w:t>
-      </w:r>
-      <w:r>
-        <w:rPr>
-          <w:rFonts w:ascii="ＭＳ Ｐ明朝" w:eastAsia="ＭＳ Ｐ明朝" w:hAnsi="ＭＳ Ｐ明朝" w:hint="eastAsia"/>
-        </w:rPr>
-        <w:t>ぐらい</w:t>
-      </w:r>
-    </w:p>
-    <w:p>
-      <w:pPr>
-        <w:rPr>
-          <w:rFonts w:ascii="ＭＳ Ｐ明朝" w:eastAsia="ＭＳ Ｐ明朝" w:hAnsi="ＭＳ Ｐ明朝"/>
-        </w:rPr>
-      </w:pPr>
-      <w:r>
-        <w:rPr>
-          <w:rFonts w:ascii="ＭＳ Ｐ明朝" w:eastAsia="ＭＳ Ｐ明朝" w:hAnsi="ＭＳ Ｐ明朝" w:hint="eastAsia"/>
-        </w:rPr>
-        <w:t>店舗写真</w:t>
-      </w:r>
-      <w:r>
-        <w:rPr>
-          <w:rFonts w:ascii="ＭＳ Ｐ明朝" w:eastAsia="ＭＳ Ｐ明朝" w:hAnsi="ＭＳ Ｐ明朝" w:hint="eastAsia"/>
-        </w:rPr>
-        <w:t>、</w:t>
-      </w:r>
-      <w:r>
-        <w:rPr>
-          <w:rFonts w:ascii="ＭＳ Ｐ明朝" w:eastAsia="ＭＳ Ｐ明朝" w:hAnsi="ＭＳ Ｐ明朝"/>
-        </w:rPr>
-        <w:t>お店の特徴（どんなお店か）</w:t>
-      </w:r>
-      <w:r>
-        <w:rPr>
-          <w:rFonts w:ascii="ＭＳ Ｐ明朝" w:eastAsia="ＭＳ Ｐ明朝" w:hAnsi="ＭＳ Ｐ明朝" w:hint="eastAsia"/>
-        </w:rPr>
-        <w:t>、</w:t>
-      </w:r>
-      <w:r>
-        <w:rPr>
-          <w:rFonts w:ascii="ＭＳ Ｐ明朝" w:eastAsia="ＭＳ Ｐ明朝" w:hAnsi="ＭＳ Ｐ明朝"/>
-        </w:rPr>
-        <w:t>おすすめメニュー</w:t>
-      </w:r>
-      <w:r>
-        <w:rPr>
-          <w:rFonts w:ascii="ＭＳ Ｐ明朝" w:eastAsia="ＭＳ Ｐ明朝" w:hAnsi="ＭＳ Ｐ明朝" w:hint="eastAsia"/>
-        </w:rPr>
-        <w:t>、</w:t>
-      </w:r>
-      <w:r>
-        <w:rPr>
-          <w:rFonts w:ascii="ＭＳ Ｐ明朝" w:eastAsia="ＭＳ Ｐ明朝" w:hAnsi="ＭＳ Ｐ明朝"/>
-        </w:rPr>
-        <w:t>Googleマップへのリンク</w:t>
-      </w:r>
-    </w:p>
-    <w:p>
-      <w:pPr>
-        <w:rPr>
-          <w:rFonts w:ascii="ＭＳ Ｐ明朝" w:eastAsia="ＭＳ Ｐ明朝" w:hAnsi="ＭＳ Ｐ明朝"/>
-        </w:rPr>
-      </w:pPr>
-      <w:r>
-        <w:rPr>
-          <w:rFonts w:ascii="ＭＳ Ｐ明朝" w:eastAsia="ＭＳ Ｐ明朝" w:hAnsi="ＭＳ Ｐ明朝"/>
-        </w:rPr>
-        <w:t>④</w:t>
-      </w:r>
-      <w:r>
-        <w:rPr>
-          <w:rFonts w:ascii="ＭＳ Ｐ明朝" w:eastAsia="ＭＳ Ｐ明朝" w:hAnsi="ＭＳ Ｐ明朝" w:hint="eastAsia"/>
-        </w:rPr>
-        <w:t xml:space="preserve"> </w:t>
-      </w:r>
-      <w:r>
-        <w:rPr>
-          <w:rFonts w:ascii="ＭＳ Ｐ明朝" w:eastAsia="ＭＳ Ｐ明朝" w:hAnsi="ＭＳ Ｐ明朝"/>
-        </w:rPr>
-        <w:t>イベント</w:t>
+          <w:rFonts w:ascii="ＭＳ Ｐ明朝" w:eastAsia="ＭＳ Ｐ明朝" w:hAnsi="ＭＳ Ｐ明朝" w:hint="eastAsia"/>
+        </w:rPr>
+      </w:pPr>
+      <w:r>
+        <w:rPr>
+          <w:rFonts w:ascii="ＭＳ Ｐ明朝" w:eastAsia="ＭＳ Ｐ明朝" w:hAnsi="ＭＳ Ｐ明朝"/>
+        </w:rPr>
+        <w:t>JR日田駅からのアクセス</w:t>
+      </w:r>
+      <w:r>
+        <w:rPr>
+          <w:rFonts w:ascii="ＭＳ Ｐ明朝" w:eastAsia="ＭＳ Ｐ明朝" w:hAnsi="ＭＳ Ｐ明朝" w:hint="eastAsia"/>
+        </w:rPr>
+        <w:t>、</w:t>
+      </w:r>
+      <w:r>
+        <w:rPr>
+          <w:rFonts w:ascii="ＭＳ Ｐ明朝" w:eastAsia="ＭＳ Ｐ明朝" w:hAnsi="ＭＳ Ｐ明朝" w:hint="eastAsia"/>
+        </w:rPr>
+        <w:t>駐車場情報</w:t>
+      </w:r>
+      <w:r>
+        <w:rPr>
+          <w:rFonts w:ascii="ＭＳ Ｐ明朝" w:eastAsia="ＭＳ Ｐ明朝" w:hAnsi="ＭＳ Ｐ明朝" w:hint="eastAsia"/>
+        </w:rPr>
+        <w:t>、</w:t>
+      </w:r>
+      <w:r>
+        <w:rPr>
+          <w:rFonts w:ascii="ＭＳ Ｐ明朝" w:eastAsia="ＭＳ Ｐ明朝" w:hAnsi="ＭＳ Ｐ明朝" w:hint="eastAsia"/>
+        </w:rPr>
+        <w:t>地図</w:t>
+      </w:r>
+    </w:p>
+    <w:p>
+      <w:pPr>
+        <w:rPr>
+          <w:rFonts w:ascii="ＭＳ Ｐ明朝" w:eastAsia="ＭＳ Ｐ明朝" w:hAnsi="ＭＳ Ｐ明朝" w:hint="eastAsia"/>
+        </w:rPr>
+      </w:pPr>
+      <w:r>
+        <w:rPr>
+          <w:rFonts w:ascii="ＭＳ Ｐ明朝" w:eastAsia="ＭＳ Ｐ明朝" w:hAnsi="ＭＳ Ｐ明朝" w:hint="eastAsia"/>
+        </w:rPr>
+        <w:t xml:space="preserve">⑥ </w:t>
+      </w:r>
+      <w:r>
+        <w:rPr>
+          <w:rFonts w:ascii="ＭＳ Ｐ明朝" w:eastAsia="ＭＳ Ｐ明朝" w:hAnsi="ＭＳ Ｐ明朝"/>
+        </w:rPr>
+        <w:t>3Dマップ</w:t>
       </w:r>
     </w:p>
     <w:p>
@@ -1011,218 +1124,285 @@
       </w:pPr>
       <w:r>
         <w:rPr>
-          <w:rFonts w:ascii="ＭＳ Ｐ明朝" w:eastAsia="ＭＳ Ｐ明朝" w:hAnsi="ＭＳ Ｐ明朝" w:hint="eastAsia"/>
-        </w:rPr>
-        <w:t>春　日田川開き観光祭</w:t>
-      </w:r>
-    </w:p>
-    <w:p>
-      <w:pPr>
-        <w:rPr>
-          <w:rFonts w:ascii="ＭＳ Ｐ明朝" w:eastAsia="ＭＳ Ｐ明朝" w:hAnsi="ＭＳ Ｐ明朝"/>
-          <w:lang w:eastAsia="zh-TW"/>
-        </w:rPr>
-      </w:pPr>
-      <w:r>
-        <w:rPr>
-          <w:rFonts w:ascii="ＭＳ Ｐ明朝" w:eastAsia="ＭＳ Ｐ明朝" w:hAnsi="ＭＳ Ｐ明朝" w:hint="eastAsia"/>
-          <w:lang w:eastAsia="zh-TW"/>
-        </w:rPr>
-        <w:t>夏　花火大会</w:t>
-      </w:r>
-    </w:p>
-    <w:p>
-      <w:pPr>
-        <w:rPr>
-          <w:rFonts w:ascii="ＭＳ Ｐ明朝" w:eastAsia="ＭＳ Ｐ明朝" w:hAnsi="ＭＳ Ｐ明朝"/>
-        </w:rPr>
-      </w:pPr>
-      <w:r>
-        <w:rPr>
-          <w:rFonts w:ascii="ＭＳ Ｐ明朝" w:eastAsia="ＭＳ Ｐ明朝" w:hAnsi="ＭＳ Ｐ明朝" w:hint="eastAsia"/>
+          <w:rFonts w:ascii="ＭＳ Ｐ明朝" w:eastAsia="ＭＳ Ｐ明朝" w:hAnsi="ＭＳ Ｐ明朝"/>
         </w:rPr>
         <w:lastRenderedPageBreak/>
-        <w:t>秋　日田祇園祭</w:t>
-      </w:r>
-    </w:p>
-    <w:p>
-      <w:pPr>
-        <w:rPr>
-          <w:rFonts w:ascii="ＭＳ Ｐ明朝" w:eastAsia="ＭＳ Ｐ明朝" w:hAnsi="ＭＳ Ｐ明朝"/>
-        </w:rPr>
-      </w:pPr>
-      <w:r>
-        <w:rPr>
-          <w:rFonts w:ascii="ＭＳ Ｐ明朝" w:eastAsia="ＭＳ Ｐ明朝" w:hAnsi="ＭＳ Ｐ明朝" w:hint="eastAsia"/>
-        </w:rPr>
-        <w:t>冬　千年あかり（豆田町）</w:t>
-      </w:r>
-    </w:p>
-    <w:p>
-      <w:pPr>
-        <w:rPr>
-          <w:rFonts w:ascii="ＭＳ Ｐ明朝" w:eastAsia="ＭＳ Ｐ明朝" w:hAnsi="ＭＳ Ｐ明朝"/>
-        </w:rPr>
-      </w:pPr>
-      <w:r>
-        <w:rPr>
-          <w:rFonts w:ascii="ＭＳ Ｐ明朝" w:eastAsia="ＭＳ Ｐ明朝" w:hAnsi="ＭＳ Ｐ明朝" w:hint="eastAsia"/>
-        </w:rPr>
-        <w:t>イベントごとに</w:t>
-      </w:r>
-      <w:r>
-        <w:rPr>
-          <w:rFonts w:ascii="ＭＳ Ｐ明朝" w:eastAsia="ＭＳ Ｐ明朝" w:hAnsi="ＭＳ Ｐ明朝" w:hint="eastAsia"/>
-        </w:rPr>
-        <w:t>、</w:t>
-      </w:r>
-      <w:r>
-        <w:rPr>
-          <w:rFonts w:ascii="ＭＳ Ｐ明朝" w:eastAsia="ＭＳ Ｐ明朝" w:hAnsi="ＭＳ Ｐ明朝" w:hint="eastAsia"/>
-        </w:rPr>
-        <w:t>写真</w:t>
-      </w:r>
-      <w:r>
-        <w:rPr>
-          <w:rFonts w:ascii="ＭＳ Ｐ明朝" w:eastAsia="ＭＳ Ｐ明朝" w:hAnsi="ＭＳ Ｐ明朝" w:hint="eastAsia"/>
-        </w:rPr>
-        <w:t>、</w:t>
-      </w:r>
-      <w:r>
-        <w:rPr>
-          <w:rFonts w:ascii="ＭＳ Ｐ明朝" w:eastAsia="ＭＳ Ｐ明朝" w:hAnsi="ＭＳ Ｐ明朝" w:hint="eastAsia"/>
-        </w:rPr>
-        <w:t>開催時期</w:t>
-      </w:r>
-      <w:r>
-        <w:rPr>
-          <w:rFonts w:ascii="ＭＳ Ｐ明朝" w:eastAsia="ＭＳ Ｐ明朝" w:hAnsi="ＭＳ Ｐ明朝" w:hint="eastAsia"/>
-        </w:rPr>
-        <w:t>、</w:t>
-      </w:r>
-      <w:r>
-        <w:rPr>
-          <w:rFonts w:ascii="ＭＳ Ｐ明朝" w:eastAsia="ＭＳ Ｐ明朝" w:hAnsi="ＭＳ Ｐ明朝" w:hint="eastAsia"/>
-        </w:rPr>
-        <w:t>内容</w:t>
-      </w:r>
-    </w:p>
-    <w:p>
-      <w:pPr>
-        <w:rPr>
-          <w:rFonts w:ascii="ＭＳ Ｐ明朝" w:eastAsia="ＭＳ Ｐ明朝" w:hAnsi="ＭＳ Ｐ明朝"/>
-        </w:rPr>
-      </w:pPr>
-      <w:r>
-        <w:rPr>
-          <w:rFonts w:ascii="ＭＳ Ｐ明朝" w:eastAsia="ＭＳ Ｐ明朝" w:hAnsi="ＭＳ Ｐ明朝"/>
-        </w:rPr>
-        <w:t>⑤</w:t>
-      </w:r>
-      <w:r>
-        <w:rPr>
-          <w:rFonts w:ascii="ＭＳ Ｐ明朝" w:eastAsia="ＭＳ Ｐ明朝" w:hAnsi="ＭＳ Ｐ明朝" w:hint="eastAsia"/>
-        </w:rPr>
-        <w:t xml:space="preserve"> </w:t>
-      </w:r>
-      <w:r>
-        <w:rPr>
-          <w:rFonts w:ascii="ＭＳ Ｐ明朝" w:eastAsia="ＭＳ Ｐ明朝" w:hAnsi="ＭＳ Ｐ明朝"/>
-        </w:rPr>
-        <w:t>アクセス</w:t>
-      </w:r>
-    </w:p>
-    <w:p>
-      <w:pPr>
-        <w:rPr>
-          <w:rFonts w:ascii="ＭＳ Ｐ明朝" w:eastAsia="ＭＳ Ｐ明朝" w:hAnsi="ＭＳ Ｐ明朝"/>
-        </w:rPr>
-      </w:pPr>
-      <w:r>
-        <w:rPr>
-          <w:rFonts w:ascii="ＭＳ Ｐ明朝" w:eastAsia="ＭＳ Ｐ明朝" w:hAnsi="ＭＳ Ｐ明朝" w:hint="eastAsia"/>
-        </w:rPr>
-        <w:t>掲載内容</w:t>
-      </w:r>
-    </w:p>
-    <w:p>
-      <w:pPr>
-        <w:rPr>
-          <w:rFonts w:ascii="ＭＳ Ｐ明朝" w:eastAsia="ＭＳ Ｐ明朝" w:hAnsi="ＭＳ Ｐ明朝"/>
-        </w:rPr>
-      </w:pPr>
-      <w:r>
-        <w:rPr>
-          <w:rFonts w:ascii="ＭＳ Ｐ明朝" w:eastAsia="ＭＳ Ｐ明朝" w:hAnsi="ＭＳ Ｐ明朝"/>
-        </w:rPr>
-        <w:t>JR利用</w:t>
-      </w:r>
-      <w:r>
-        <w:rPr>
-          <w:rFonts w:ascii="ＭＳ Ｐ明朝" w:eastAsia="ＭＳ Ｐ明朝" w:hAnsi="ＭＳ Ｐ明朝" w:hint="eastAsia"/>
-        </w:rPr>
-        <w:t>、</w:t>
-      </w:r>
-      <w:r>
-        <w:rPr>
-          <w:rFonts w:ascii="ＭＳ Ｐ明朝" w:eastAsia="ＭＳ Ｐ明朝" w:hAnsi="ＭＳ Ｐ明朝" w:hint="eastAsia"/>
-        </w:rPr>
-        <w:t>高速バス</w:t>
-      </w:r>
-      <w:r>
-        <w:rPr>
-          <w:rFonts w:ascii="ＭＳ Ｐ明朝" w:eastAsia="ＭＳ Ｐ明朝" w:hAnsi="ＭＳ Ｐ明朝" w:hint="eastAsia"/>
-        </w:rPr>
-        <w:t>、</w:t>
-      </w:r>
-      <w:r>
-        <w:rPr>
-          <w:rFonts w:ascii="ＭＳ Ｐ明朝" w:eastAsia="ＭＳ Ｐ明朝" w:hAnsi="ＭＳ Ｐ明朝" w:hint="eastAsia"/>
-        </w:rPr>
-        <w:t>車でのアクセス</w:t>
-      </w:r>
-    </w:p>
-    <w:p>
-      <w:pPr>
-        <w:rPr>
-          <w:rFonts w:ascii="ＭＳ Ｐ明朝" w:eastAsia="ＭＳ Ｐ明朝" w:hAnsi="ＭＳ Ｐ明朝"/>
-        </w:rPr>
-      </w:pPr>
-      <w:r>
-        <w:rPr>
-          <w:rFonts w:ascii="ＭＳ Ｐ明朝" w:eastAsia="ＭＳ Ｐ明朝" w:hAnsi="ＭＳ Ｐ明朝" w:hint="eastAsia"/>
-        </w:rPr>
-        <w:t>駐車場情報</w:t>
-      </w:r>
-      <w:r>
-        <w:rPr>
-          <w:rFonts w:ascii="ＭＳ Ｐ明朝" w:eastAsia="ＭＳ Ｐ明朝" w:hAnsi="ＭＳ Ｐ明朝" w:hint="eastAsia"/>
-        </w:rPr>
-        <w:t>、</w:t>
-      </w:r>
-      <w:r>
-        <w:rPr>
-          <w:rFonts w:ascii="ＭＳ Ｐ明朝" w:eastAsia="ＭＳ Ｐ明朝" w:hAnsi="ＭＳ Ｐ明朝" w:hint="eastAsia"/>
-        </w:rPr>
-        <w:t>周辺地図</w:t>
-      </w:r>
-      <w:r>
-        <w:rPr>
-          <w:rFonts w:ascii="ＭＳ Ｐ明朝" w:eastAsia="ＭＳ Ｐ明朝" w:hAnsi="ＭＳ Ｐ明朝" w:hint="eastAsia"/>
-        </w:rPr>
-        <w:t>、</w:t>
-      </w:r>
-      <w:r>
-        <w:rPr>
-          <w:rFonts w:ascii="ＭＳ Ｐ明朝" w:eastAsia="ＭＳ Ｐ明朝" w:hAnsi="ＭＳ Ｐ明朝"/>
-        </w:rPr>
-        <w:t>Googleマップ</w:t>
-      </w:r>
-    </w:p>
-    <w:p>
-      <w:pPr>
-        <w:rPr>
-          <w:rFonts w:ascii="ＭＳ Ｐ明朝" w:eastAsia="ＭＳ Ｐ明朝" w:hAnsi="ＭＳ Ｐ明朝"/>
+        <w:t>豆田町を簡略化した3Dマップ</w:t>
+      </w:r>
+    </w:p>
+    <w:p>
+      <w:pPr>
+        <w:rPr>
+          <w:rFonts w:ascii="ＭＳ Ｐ明朝" w:eastAsia="ＭＳ Ｐ明朝" w:hAnsi="ＭＳ Ｐ明朝"/>
+        </w:rPr>
+      </w:pPr>
+      <w:r>
+        <w:rPr>
+          <w:rFonts w:ascii="ＭＳ Ｐ明朝" w:eastAsia="ＭＳ Ｐ明朝" w:hAnsi="ＭＳ Ｐ明朝" w:hint="eastAsia"/>
+        </w:rPr>
+        <w:t>制作範囲</w:t>
+      </w:r>
+    </w:p>
+    <w:p>
+      <w:pPr>
+        <w:rPr>
+          <w:rFonts w:ascii="ＭＳ Ｐ明朝" w:eastAsia="ＭＳ Ｐ明朝" w:hAnsi="ＭＳ Ｐ明朝"/>
+        </w:rPr>
+      </w:pPr>
+      <w:r>
+        <w:rPr>
+          <w:rFonts w:ascii="ＭＳ Ｐ明朝" w:eastAsia="ＭＳ Ｐ明朝" w:hAnsi="ＭＳ Ｐ明朝" w:hint="eastAsia"/>
+        </w:rPr>
+        <w:t>豆田町のメインストリート</w:t>
+      </w:r>
+      <w:r>
+        <w:rPr>
+          <w:rFonts w:ascii="ＭＳ Ｐ明朝" w:eastAsia="ＭＳ Ｐ明朝" w:hAnsi="ＭＳ Ｐ明朝" w:hint="eastAsia"/>
+        </w:rPr>
+        <w:t>、</w:t>
+      </w:r>
+      <w:r>
+        <w:rPr>
+          <w:rFonts w:ascii="ＭＳ Ｐ明朝" w:eastAsia="ＭＳ Ｐ明朝" w:hAnsi="ＭＳ Ｐ明朝" w:hint="eastAsia"/>
+        </w:rPr>
+        <w:t>観光客が多く訪れるエリア</w:t>
+      </w:r>
+    </w:p>
+    <w:p>
+      <w:pPr>
+        <w:rPr>
+          <w:rFonts w:ascii="ＭＳ Ｐ明朝" w:eastAsia="ＭＳ Ｐ明朝" w:hAnsi="ＭＳ Ｐ明朝"/>
+        </w:rPr>
+      </w:pPr>
+      <w:r>
+        <w:rPr>
+          <w:rFonts w:ascii="ＭＳ Ｐ明朝" w:eastAsia="ＭＳ Ｐ明朝" w:hAnsi="ＭＳ Ｐ明朝" w:hint="eastAsia"/>
+        </w:rPr>
+        <w:t>代表的な建物・観光スポット（</w:t>
+      </w:r>
+      <w:r>
+        <w:rPr>
+          <w:rFonts w:ascii="ＭＳ Ｐ明朝" w:eastAsia="ＭＳ Ｐ明朝" w:hAnsi="ＭＳ Ｐ明朝" w:hint="eastAsia"/>
+        </w:rPr>
+        <w:t>６</w:t>
+      </w:r>
+      <w:r>
+        <w:rPr>
+          <w:rFonts w:ascii="ＭＳ Ｐ明朝" w:eastAsia="ＭＳ Ｐ明朝" w:hAnsi="ＭＳ Ｐ明朝" w:hint="eastAsia"/>
+        </w:rPr>
+        <w:t>～</w:t>
+      </w:r>
+      <w:r>
+        <w:rPr>
+          <w:rFonts w:ascii="ＭＳ Ｐ明朝" w:eastAsia="ＭＳ Ｐ明朝" w:hAnsi="ＭＳ Ｐ明朝"/>
+        </w:rPr>
+        <w:t>10か所程度）</w:t>
+      </w:r>
+    </w:p>
+    <w:p>
+      <w:pPr>
+        <w:rPr>
+          <w:rFonts w:ascii="ＭＳ Ｐ明朝" w:eastAsia="ＭＳ Ｐ明朝" w:hAnsi="ＭＳ Ｐ明朝"/>
+        </w:rPr>
+      </w:pPr>
+      <w:r>
+        <w:rPr>
+          <w:rFonts w:ascii="ＭＳ Ｐ明朝" w:eastAsia="ＭＳ Ｐ明朝" w:hAnsi="ＭＳ Ｐ明朝" w:hint="eastAsia"/>
+        </w:rPr>
+        <w:t>｛</w:t>
+      </w:r>
+      <w:r>
+        <w:rPr>
+          <w:rFonts w:ascii="ＭＳ Ｐ明朝" w:eastAsia="ＭＳ Ｐ明朝" w:hAnsi="ＭＳ Ｐ明朝"/>
+        </w:rPr>
+        <w:t>豆田町商店街（エリア）</w:t>
+      </w:r>
+      <w:r>
+        <w:rPr>
+          <w:rFonts w:ascii="ＭＳ Ｐ明朝" w:eastAsia="ＭＳ Ｐ明朝" w:hAnsi="ＭＳ Ｐ明朝" w:hint="eastAsia"/>
+        </w:rPr>
+        <w:t>、</w:t>
+      </w:r>
+      <w:r>
+        <w:rPr>
+          <w:rFonts w:ascii="ＭＳ Ｐ明朝" w:eastAsia="ＭＳ Ｐ明朝" w:hAnsi="ＭＳ Ｐ明朝"/>
+        </w:rPr>
+        <w:t>草野本家</w:t>
+      </w:r>
+      <w:r>
+        <w:rPr>
+          <w:rFonts w:ascii="ＭＳ Ｐ明朝" w:eastAsia="ＭＳ Ｐ明朝" w:hAnsi="ＭＳ Ｐ明朝" w:hint="eastAsia"/>
+        </w:rPr>
+        <w:t>、</w:t>
+      </w:r>
+      <w:r>
+        <w:rPr>
+          <w:rFonts w:ascii="ＭＳ Ｐ明朝" w:eastAsia="ＭＳ Ｐ明朝" w:hAnsi="ＭＳ Ｐ明朝"/>
+        </w:rPr>
+        <w:t>薫長酒蔵資料館</w:t>
+      </w:r>
+      <w:r>
+        <w:rPr>
+          <w:rFonts w:ascii="ＭＳ Ｐ明朝" w:eastAsia="ＭＳ Ｐ明朝" w:hAnsi="ＭＳ Ｐ明朝" w:hint="eastAsia"/>
+        </w:rPr>
+        <w:t>、</w:t>
+      </w:r>
+      <w:r>
+        <w:rPr>
+          <w:rFonts w:ascii="ＭＳ Ｐ明朝" w:eastAsia="ＭＳ Ｐ明朝" w:hAnsi="ＭＳ Ｐ明朝"/>
+        </w:rPr>
+        <w:t>日田醤油 雛御殿</w:t>
+      </w:r>
+    </w:p>
+    <w:p>
+      <w:pPr>
+        <w:rPr>
+          <w:rFonts w:ascii="ＭＳ Ｐ明朝" w:eastAsia="ＭＳ Ｐ明朝" w:hAnsi="ＭＳ Ｐ明朝"/>
+        </w:rPr>
+      </w:pPr>
+      <w:r>
+        <w:rPr>
+          <w:rFonts w:ascii="ＭＳ Ｐ明朝" w:eastAsia="ＭＳ Ｐ明朝" w:hAnsi="ＭＳ Ｐ明朝"/>
+        </w:rPr>
+        <w:t>豆田まちづくり歴史交流館</w:t>
+      </w:r>
+      <w:r>
+        <w:rPr>
+          <w:rFonts w:ascii="ＭＳ Ｐ明朝" w:eastAsia="ＭＳ Ｐ明朝" w:hAnsi="ＭＳ Ｐ明朝" w:hint="eastAsia"/>
+        </w:rPr>
+        <w:t>、</w:t>
+      </w:r>
+      <w:r>
+        <w:rPr>
+          <w:rFonts w:ascii="ＭＳ Ｐ明朝" w:eastAsia="ＭＳ Ｐ明朝" w:hAnsi="ＭＳ Ｐ明朝"/>
+        </w:rPr>
+        <w:t>天領日田資料館</w:t>
+      </w:r>
+      <w:r>
+        <w:rPr>
+          <w:rFonts w:ascii="ＭＳ Ｐ明朝" w:eastAsia="ＭＳ Ｐ明朝" w:hAnsi="ＭＳ Ｐ明朝" w:hint="eastAsia"/>
+        </w:rPr>
+        <w:t>、</w:t>
+      </w:r>
+      <w:r>
+        <w:rPr>
+          <w:rFonts w:ascii="ＭＳ Ｐ明朝" w:eastAsia="ＭＳ Ｐ明朝" w:hAnsi="ＭＳ Ｐ明朝" w:hint="eastAsia"/>
+        </w:rPr>
+        <w:t>駐車場</w:t>
+      </w:r>
+      <w:r>
+        <w:rPr>
+          <w:rFonts w:ascii="ＭＳ Ｐ明朝" w:eastAsia="ＭＳ Ｐ明朝" w:hAnsi="ＭＳ Ｐ明朝" w:hint="eastAsia"/>
+        </w:rPr>
+        <w:t>、</w:t>
+      </w:r>
+      <w:r>
+        <w:rPr>
+          <w:rFonts w:ascii="ＭＳ Ｐ明朝" w:eastAsia="ＭＳ Ｐ明朝" w:hAnsi="ＭＳ Ｐ明朝"/>
+        </w:rPr>
+        <w:t>公衆</w:t>
+      </w:r>
+      <w:r>
+        <w:rPr>
+          <w:rFonts w:ascii="ＭＳ Ｐ明朝" w:eastAsia="ＭＳ Ｐ明朝" w:hAnsi="ＭＳ Ｐ明朝" w:hint="eastAsia"/>
+        </w:rPr>
+        <w:t>トイレ</w:t>
+      </w:r>
+      <w:r>
+        <w:rPr>
+          <w:rFonts w:ascii="ＭＳ Ｐ明朝" w:eastAsia="ＭＳ Ｐ明朝" w:hAnsi="ＭＳ Ｐ明朝" w:hint="eastAsia"/>
+        </w:rPr>
+        <w:t>｝</w:t>
+      </w:r>
+    </w:p>
+    <w:p>
+      <w:pPr>
+        <w:rPr>
+          <w:rFonts w:ascii="ＭＳ Ｐ明朝" w:eastAsia="ＭＳ Ｐ明朝" w:hAnsi="ＭＳ Ｐ明朝"/>
+        </w:rPr>
+      </w:pPr>
+      <w:r>
+        <w:rPr>
+          <w:rFonts w:ascii="ＭＳ Ｐ明朝" w:eastAsia="ＭＳ Ｐ明朝" w:hAnsi="ＭＳ Ｐ明朝"/>
+        </w:rPr>
+        <w:t>道路・歩道・樹木・街灯など、街並みを表現するオブジェクト</w:t>
+      </w:r>
+    </w:p>
+    <w:p>
+      <w:pPr>
+        <w:rPr>
+          <w:rFonts w:ascii="ＭＳ Ｐ明朝" w:eastAsia="ＭＳ Ｐ明朝" w:hAnsi="ＭＳ Ｐ明朝"/>
+        </w:rPr>
+      </w:pPr>
+      <w:r>
+        <w:rPr>
+          <w:rFonts w:ascii="ＭＳ Ｐ明朝" w:eastAsia="ＭＳ Ｐ明朝" w:hAnsi="ＭＳ Ｐ明朝" w:hint="eastAsia"/>
+        </w:rPr>
+        <w:t>機能</w:t>
+      </w:r>
+    </w:p>
+    <w:p>
+      <w:pPr>
+        <w:rPr>
+          <w:rFonts w:ascii="ＭＳ Ｐ明朝" w:eastAsia="ＭＳ Ｐ明朝" w:hAnsi="ＭＳ Ｐ明朝"/>
+        </w:rPr>
+      </w:pPr>
+      <w:r>
+        <w:rPr>
+          <w:rFonts w:ascii="ＭＳ Ｐ明朝" w:eastAsia="ＭＳ Ｐ明朝" w:hAnsi="ＭＳ Ｐ明朝" w:hint="eastAsia"/>
+        </w:rPr>
+        <w:t>視点操作　回転・移動・拡大縮小</w:t>
+      </w:r>
+    </w:p>
+    <w:p>
+      <w:pPr>
+        <w:rPr>
+          <w:rFonts w:ascii="ＭＳ Ｐ明朝" w:eastAsia="ＭＳ Ｐ明朝" w:hAnsi="ＭＳ Ｐ明朝"/>
+        </w:rPr>
+      </w:pPr>
+      <w:r>
+        <w:rPr>
+          <w:rFonts w:ascii="ＭＳ Ｐ明朝" w:eastAsia="ＭＳ Ｐ明朝" w:hAnsi="ＭＳ Ｐ明朝" w:hint="eastAsia"/>
+        </w:rPr>
+        <w:t>観光スポット表示　アイコンや目印を配置</w:t>
+      </w:r>
+    </w:p>
+    <w:p>
+      <w:pPr>
+        <w:rPr>
+          <w:rFonts w:ascii="ＭＳ Ｐ明朝" w:eastAsia="ＭＳ Ｐ明朝" w:hAnsi="ＭＳ Ｐ明朝"/>
+        </w:rPr>
+      </w:pPr>
+      <w:r>
+        <w:rPr>
+          <w:rFonts w:ascii="ＭＳ Ｐ明朝" w:eastAsia="ＭＳ Ｐ明朝" w:hAnsi="ＭＳ Ｐ明朝" w:hint="eastAsia"/>
+        </w:rPr>
+        <w:t>建物・スポットにマウスを乗せる　名前を表示</w:t>
+      </w:r>
+    </w:p>
+    <w:p>
+      <w:pPr>
+        <w:rPr>
+          <w:rFonts w:ascii="ＭＳ Ｐ明朝" w:eastAsia="ＭＳ Ｐ明朝" w:hAnsi="ＭＳ Ｐ明朝"/>
+        </w:rPr>
+      </w:pPr>
+      <w:r>
+        <w:rPr>
+          <w:rFonts w:ascii="ＭＳ Ｐ明朝" w:eastAsia="ＭＳ Ｐ明朝" w:hAnsi="ＭＳ Ｐ明朝" w:hint="eastAsia"/>
+        </w:rPr>
+        <w:t>観光紹介サイトとの連携　観光紹介サイトから</w:t>
+      </w:r>
+      <w:r>
+        <w:rPr>
+          <w:rFonts w:ascii="ＭＳ Ｐ明朝" w:eastAsia="ＭＳ Ｐ明朝" w:hAnsi="ＭＳ Ｐ明朝"/>
+        </w:rPr>
+        <w:t>3Dマップへ移動、3Dマップから紹介サイトへ戻れる</w:t>
+      </w:r>
+    </w:p>
+    <w:p>
+      <w:pPr>
+        <w:rPr>
+          <w:rFonts w:ascii="ＭＳ Ｐ明朝" w:eastAsia="ＭＳ Ｐ明朝" w:hAnsi="ＭＳ Ｐ明朝" w:hint="eastAsia"/>
         </w:rPr>
       </w:pPr>
     </w:p>
@@ -1264,42 +1444,6 @@
         </w:rPr>
         <w:t>豆田町</w:t>
       </w:r>
-      <w:r>
-        <w:rPr>
-          <w:rFonts w:ascii="ＭＳ Ｐ明朝" w:eastAsia="ＭＳ Ｐ明朝" w:hAnsi="ＭＳ Ｐ明朝" w:hint="eastAsia"/>
-        </w:rPr>
-        <w:t>、</w:t>
-      </w:r>
-      <w:r>
-        <w:rPr>
-          <w:rFonts w:ascii="ＭＳ Ｐ明朝" w:eastAsia="ＭＳ Ｐ明朝" w:hAnsi="ＭＳ Ｐ明朝"/>
-        </w:rPr>
-        <w:t>進撃の巨人関連スポット</w:t>
-      </w:r>
-      <w:r>
-        <w:rPr>
-          <w:rFonts w:ascii="ＭＳ Ｐ明朝" w:eastAsia="ＭＳ Ｐ明朝" w:hAnsi="ＭＳ Ｐ明朝" w:hint="eastAsia"/>
-        </w:rPr>
-        <w:t>、</w:t>
-      </w:r>
-      <w:r>
-        <w:rPr>
-          <w:rFonts w:ascii="ＭＳ Ｐ明朝" w:eastAsia="ＭＳ Ｐ明朝" w:hAnsi="ＭＳ Ｐ明朝"/>
-        </w:rPr>
-        <w:t>咸宜園</w:t>
-      </w:r>
-      <w:r>
-        <w:rPr>
-          <w:rFonts w:ascii="ＭＳ Ｐ明朝" w:eastAsia="ＭＳ Ｐ明朝" w:hAnsi="ＭＳ Ｐ明朝" w:hint="eastAsia"/>
-        </w:rPr>
-        <w:t>、</w:t>
-      </w:r>
-      <w:r>
-        <w:rPr>
-          <w:rFonts w:ascii="ＭＳ Ｐ明朝" w:eastAsia="ＭＳ Ｐ明朝" w:hAnsi="ＭＳ Ｐ明朝"/>
-        </w:rPr>
-        <w:t>日田市内のおすすめ飲食店（必要に応じて）</w:t>
-      </w:r>
     </w:p>
     <w:p>
       <w:pPr>
@@ -1324,45 +1468,76 @@
         <w:rPr>
           <w:rFonts w:ascii="ＭＳ Ｐ明朝" w:eastAsia="ＭＳ Ｐ明朝" w:hAnsi="ＭＳ Ｐ明朝"/>
         </w:rPr>
-        <w:t>日田市公式ホームページ</w:t>
-      </w:r>
-      <w:r>
-        <w:rPr>
-          <w:rFonts w:ascii="ＭＳ Ｐ明朝" w:eastAsia="ＭＳ Ｐ明朝" w:hAnsi="ＭＳ Ｐ明朝" w:hint="eastAsia"/>
-        </w:rPr>
-        <w:t>、</w:t>
-      </w:r>
-      <w:r>
-        <w:rPr>
-          <w:rFonts w:ascii="ＭＳ Ｐ明朝" w:eastAsia="ＭＳ Ｐ明朝" w:hAnsi="ＭＳ Ｐ明朝"/>
-        </w:rPr>
-        <w:t>日田市観光協会</w:t>
-      </w:r>
-      <w:r>
-        <w:rPr>
-          <w:rFonts w:ascii="ＭＳ Ｐ明朝" w:eastAsia="ＭＳ Ｐ明朝" w:hAnsi="ＭＳ Ｐ明朝" w:hint="eastAsia"/>
-        </w:rPr>
-        <w:t>、</w:t>
-      </w:r>
-      <w:r>
-        <w:rPr>
-          <w:rFonts w:ascii="ＭＳ Ｐ明朝" w:eastAsia="ＭＳ Ｐ明朝" w:hAnsi="ＭＳ Ｐ明朝"/>
-        </w:rPr>
-        <w:t>現地で配布されている観光パンフレット</w:t>
-      </w:r>
-      <w:r>
-        <w:rPr>
-          <w:rFonts w:ascii="ＭＳ Ｐ明朝" w:eastAsia="ＭＳ Ｐ明朝" w:hAnsi="ＭＳ Ｐ明朝" w:hint="eastAsia"/>
-        </w:rPr>
-        <w:t>、</w:t>
-      </w:r>
-    </w:p>
-    <w:p>
-      <w:pPr>
-        <w:rPr>
-          <w:rFonts w:ascii="ＭＳ Ｐ明朝" w:eastAsia="ＭＳ Ｐ明朝" w:hAnsi="ＭＳ Ｐ明朝"/>
-        </w:rPr>
-      </w:pPr>
+        <w:t xml:space="preserve">日田市公式ホームページ </w:t>
+      </w:r>
+      <w:r>
+        <w:rPr>
+          <w:rFonts w:ascii="ＭＳ Ｐ明朝" w:eastAsia="ＭＳ Ｐ明朝" w:hAnsi="ＭＳ Ｐ明朝" w:hint="eastAsia"/>
+        </w:rPr>
+        <w:t>、</w:t>
+      </w:r>
+      <w:r>
+        <w:rPr>
+          <w:rFonts w:ascii="ＭＳ Ｐ明朝" w:eastAsia="ＭＳ Ｐ明朝" w:hAnsi="ＭＳ Ｐ明朝"/>
+        </w:rPr>
+        <w:t xml:space="preserve">日田市観光協会 </w:t>
+      </w:r>
+      <w:r>
+        <w:rPr>
+          <w:rFonts w:ascii="ＭＳ Ｐ明朝" w:eastAsia="ＭＳ Ｐ明朝" w:hAnsi="ＭＳ Ｐ明朝" w:hint="eastAsia"/>
+        </w:rPr>
+        <w:t>、</w:t>
+      </w:r>
+      <w:r>
+        <w:rPr>
+          <w:rFonts w:ascii="ＭＳ Ｐ明朝" w:eastAsia="ＭＳ Ｐ明朝" w:hAnsi="ＭＳ Ｐ明朝"/>
+        </w:rPr>
+        <w:t xml:space="preserve">豆田町の観光パンフレット </w:t>
+      </w:r>
+    </w:p>
+    <w:p>
+      <w:pPr>
+        <w:rPr>
+          <w:rFonts w:ascii="ＭＳ Ｐ明朝" w:eastAsia="ＭＳ Ｐ明朝" w:hAnsi="ＭＳ Ｐ明朝"/>
+        </w:rPr>
+      </w:pPr>
+      <w:r>
+        <w:rPr>
+          <w:rFonts w:ascii="ＭＳ Ｐ明朝" w:eastAsia="ＭＳ Ｐ明朝" w:hAnsi="ＭＳ Ｐ明朝"/>
+        </w:rPr>
+        <w:t xml:space="preserve">現地で配布されている観光パンフレット </w:t>
+      </w:r>
+      <w:r>
+        <w:rPr>
+          <w:rFonts w:ascii="ＭＳ Ｐ明朝" w:eastAsia="ＭＳ Ｐ明朝" w:hAnsi="ＭＳ Ｐ明朝" w:hint="eastAsia"/>
+        </w:rPr>
+        <w:t>、</w:t>
+      </w:r>
+      <w:r>
+        <w:rPr>
+          <w:rFonts w:ascii="ＭＳ Ｐ明朝" w:eastAsia="ＭＳ Ｐ明朝" w:hAnsi="ＭＳ Ｐ明朝"/>
+        </w:rPr>
+        <w:t xml:space="preserve">各観光施設の公式ホームページ </w:t>
+      </w:r>
+    </w:p>
+    <w:p>
+      <w:pPr>
+        <w:rPr>
+          <w:rFonts w:ascii="ＭＳ Ｐ明朝" w:eastAsia="ＭＳ Ｐ明朝" w:hAnsi="ＭＳ Ｐ明朝"/>
+        </w:rPr>
+      </w:pPr>
+      <w:r>
+        <w:rPr>
+          <w:rFonts w:ascii="ＭＳ Ｐ明朝" w:eastAsia="ＭＳ Ｐ明朝" w:hAnsi="ＭＳ Ｐ明朝"/>
+        </w:rPr>
+        <w:t xml:space="preserve">グルメ・イベント情報 </w:t>
+      </w:r>
+      <w:r>
+        <w:rPr>
+          <w:rFonts w:ascii="ＭＳ Ｐ明朝" w:eastAsia="ＭＳ Ｐ明朝" w:hAnsi="ＭＳ Ｐ明朝" w:hint="eastAsia"/>
+        </w:rPr>
+        <w:t>、</w:t>
+      </w:r>
       <w:r>
         <w:rPr>
           <w:rFonts w:ascii="ＭＳ Ｐ明朝" w:eastAsia="ＭＳ Ｐ明朝" w:hAnsi="ＭＳ Ｐ明朝"/>
@@ -1373,7 +1548,7 @@
     <w:p>
       <w:pPr>
         <w:rPr>
-          <w:rFonts w:ascii="ＭＳ Ｐ明朝" w:eastAsia="ＭＳ Ｐ明朝" w:hAnsi="ＭＳ Ｐ明朝"/>
+          <w:rFonts w:ascii="ＭＳ Ｐ明朝" w:eastAsia="ＭＳ Ｐ明朝" w:hAnsi="ＭＳ Ｐ明朝" w:hint="eastAsia"/>
         </w:rPr>
       </w:pPr>
     </w:p>
@@ -1400,15 +1575,8 @@
         <w:rPr>
           <w:rFonts w:ascii="ＭＳ Ｐ明朝" w:eastAsia="ＭＳ Ｐ明朝" w:hAnsi="ＭＳ Ｐ明朝"/>
         </w:rPr>
-        <w:t>日田市や他地域の観光Webサイトを調査し、掲載内容やページ構成、デザインを分析する。また、ターゲットである日田市への観光を検討している観光客が必要とする情報を整理し、観光スポット、グルメ、イベント、アクセスなどを分かりやすく伝えられるサイト構成を検討する。</w:t>
-      </w:r>
-    </w:p>
-    <w:p>
-      <w:pPr>
-        <w:rPr>
-          <w:rFonts w:ascii="ＭＳ Ｐ明朝" w:eastAsia="ＭＳ Ｐ明朝" w:hAnsi="ＭＳ Ｐ明朝"/>
-        </w:rPr>
-      </w:pPr>
+        <w:t>既存の観光サイトでは、観光スポットやグルメなどの情報は充実しているが、町全体の様子や観光スポットの位置関係は写真や地図だけでは分かりにくい場合がある。そのため、本制作では3Dマップを組み込み、町並みや施設の位置を直感的に確認できるようにすることで、初めて豆田町を訪れる観光客にも分かりやすいサイトを目指す。</w:t>
+      </w:r>
     </w:p>
     <w:sectPr>
       <w:pgSz w:w="11906" w:h="16838"/>
@@ -1468,6 +1636,163 @@
     </w:p>
   </w:footnote>
 </w:footnotes>
+</file>
+
+<file path=word/numbering.xml><?xml version="1.0" encoding="utf-8"?>
+<w:numbering xmlns:wpc="http://schemas.microsoft.com/office/word/2010/wordprocessingCanvas" xmlns:cx="http://schemas.microsoft.com/office/drawing/2014/chartex" xmlns:cx1="http://schemas.microsoft.com/office/drawing/2015/9/8/chartex" xmlns:cx2="http://schemas.microsoft.com/office/drawing/2015/10/21/chartex" xmlns:cx3="http://schemas.microsoft.com/office/drawing/2016/5/9/chartex" xmlns:cx4="http://schemas.microsoft.com/office/drawing/2016/5/10/chartex" xmlns:cx5="http://schemas.microsoft.com/office/drawing/2016/5/11/chartex" xmlns:cx6="http://schemas.microsoft.com/office/drawing/2016/5/12/chartex" xmlns:cx7="http://schemas.microsoft.com/office/drawing/2016/5/13/chartex" xmlns:cx8="http://schemas.microsoft.com/office/drawing/2016/5/14/chartex" xmlns:mc="http://schemas.openxmlformats.org/markup-compatibility/2006" xmlns:aink="http://schemas.microsoft.com/office/drawing/2016/ink" xmlns:am3d="http://schemas.microsoft.com/office/drawing/2017/model3d" xmlns:o="urn:schemas-microsoft-com:office:office" xmlns:oel="http://schemas.microsoft.com/office/2019/extlst" xmlns:r="http://schemas.openxmlformats.org/officeDocument/2006/relationships" xmlns:m="http://schemas.openxmlformats.org/officeDocument/2006/math" xmlns:v="urn:schemas-microsoft-com:vml" xmlns:wp14="http://schemas.microsoft.com/office/word/2010/wordprocessingDrawing" xmlns:wp="http://schemas.openxmlformats.org/drawingml/2006/wordprocessingDrawing" xmlns:w10="urn:schemas-microsoft-com:office:word" xmlns:w="http://schemas.openxmlformats.org/wordprocessingml/2006/main" xmlns:w14="http://schemas.microsoft.com/office/word/2010/wordml" xmlns:w15="http://schemas.microsoft.com/office/word/2012/wordml" xmlns:w16cex="http://schemas.microsoft.com/office/word/2018/wordml/cex" xmlns:w16cid="http://schemas.microsoft.com/office/word/2016/wordml/cid" xmlns:w16="http://schemas.microsoft.com/office/word/2018/wordml" xmlns:w16du="http://schemas.microsoft.com/office/word/2023/wordml/word16du" xmlns:w16sdtdh="http://schemas.microsoft.com/office/word/2020/wordml/sdtdatahash" xmlns:w16sdtfl="http://schemas.microsoft.com/office/word/2024/wordml/sdtformatlock" xmlns:w16se="http://schemas.microsoft.com/office/word/2015/wordml/symex" xmlns:wpg="http://schemas.microsoft.com/office/word/2010/wordprocessingGroup" xmlns:wpi="http://schemas.microsoft.com/office/word/2010/wordprocessingInk" xmlns:wne="http://schemas.microsoft.com/office/word/2006/wordml" xmlns:wps="http://schemas.microsoft.com/office/word/2010/wordprocessingShape" mc:Ignorable="w14 w15 w16se w16cid w16 w16cex w16sdtdh w16sdtfl w16du wp14">
+  <w:abstractNum w:abstractNumId="0" w15:restartNumberingAfterBreak="0">
+    <w:nsid w:val="4A8F0ADF"/>
+    <w:multiLevelType w:val="multilevel"/>
+    <w:tmpl w:val="9D322F0E"/>
+    <w:lvl w:ilvl="0">
+      <w:start w:val="1"/>
+      <w:numFmt w:val="bullet"/>
+      <w:lvlText w:val=""/>
+      <w:lvlJc w:val="left"/>
+      <w:pPr>
+        <w:tabs>
+          <w:tab w:val="num" w:pos="720"/>
+        </w:tabs>
+        <w:ind w:left="720" w:hanging="360"/>
+      </w:pPr>
+      <w:rPr>
+        <w:rFonts w:ascii="Symbol" w:hAnsi="Symbol" w:hint="default"/>
+        <w:sz w:val="20"/>
+      </w:rPr>
+    </w:lvl>
+    <w:lvl w:ilvl="1" w:tentative="1">
+      <w:start w:val="1"/>
+      <w:numFmt w:val="bullet"/>
+      <w:lvlText w:val="o"/>
+      <w:lvlJc w:val="left"/>
+      <w:pPr>
+        <w:tabs>
+          <w:tab w:val="num" w:pos="1440"/>
+        </w:tabs>
+        <w:ind w:left="1440" w:hanging="360"/>
+      </w:pPr>
+      <w:rPr>
+        <w:rFonts w:ascii="Courier New" w:hAnsi="Courier New" w:hint="default"/>
+        <w:sz w:val="20"/>
+      </w:rPr>
+    </w:lvl>
+    <w:lvl w:ilvl="2" w:tentative="1">
+      <w:start w:val="1"/>
+      <w:numFmt w:val="bullet"/>
+      <w:lvlText w:val=""/>
+      <w:lvlJc w:val="left"/>
+      <w:pPr>
+        <w:tabs>
+          <w:tab w:val="num" w:pos="2160"/>
+        </w:tabs>
+        <w:ind w:left="2160" w:hanging="360"/>
+      </w:pPr>
+      <w:rPr>
+        <w:rFonts w:ascii="Wingdings" w:hAnsi="Wingdings" w:hint="default"/>
+        <w:sz w:val="20"/>
+      </w:rPr>
+    </w:lvl>
+    <w:lvl w:ilvl="3" w:tentative="1">
+      <w:start w:val="1"/>
+      <w:numFmt w:val="bullet"/>
+      <w:lvlText w:val=""/>
+      <w:lvlJc w:val="left"/>
+      <w:pPr>
+        <w:tabs>
+          <w:tab w:val="num" w:pos="2880"/>
+        </w:tabs>
+        <w:ind w:left="2880" w:hanging="360"/>
+      </w:pPr>
+      <w:rPr>
+        <w:rFonts w:ascii="Wingdings" w:hAnsi="Wingdings" w:hint="default"/>
+        <w:sz w:val="20"/>
+      </w:rPr>
+    </w:lvl>
+    <w:lvl w:ilvl="4" w:tentative="1">
+      <w:start w:val="1"/>
+      <w:numFmt w:val="bullet"/>
+      <w:lvlText w:val=""/>
+      <w:lvlJc w:val="left"/>
+      <w:pPr>
+        <w:tabs>
+          <w:tab w:val="num" w:pos="3600"/>
+        </w:tabs>
+        <w:ind w:left="3600" w:hanging="360"/>
+      </w:pPr>
+      <w:rPr>
+        <w:rFonts w:ascii="Wingdings" w:hAnsi="Wingdings" w:hint="default"/>
+        <w:sz w:val="20"/>
+      </w:rPr>
+    </w:lvl>
+    <w:lvl w:ilvl="5" w:tentative="1">
+      <w:start w:val="1"/>
+      <w:numFmt w:val="bullet"/>
+      <w:lvlText w:val=""/>
+      <w:lvlJc w:val="left"/>
+      <w:pPr>
+        <w:tabs>
+          <w:tab w:val="num" w:pos="4320"/>
+        </w:tabs>
+        <w:ind w:left="4320" w:hanging="360"/>
+      </w:pPr>
+      <w:rPr>
+        <w:rFonts w:ascii="Wingdings" w:hAnsi="Wingdings" w:hint="default"/>
+        <w:sz w:val="20"/>
+      </w:rPr>
+    </w:lvl>
+    <w:lvl w:ilvl="6" w:tentative="1">
+      <w:start w:val="1"/>
+      <w:numFmt w:val="bullet"/>
+      <w:lvlText w:val=""/>
+      <w:lvlJc w:val="left"/>
+      <w:pPr>
+        <w:tabs>
+          <w:tab w:val="num" w:pos="5040"/>
+        </w:tabs>
+        <w:ind w:left="5040" w:hanging="360"/>
+      </w:pPr>
+      <w:rPr>
+        <w:rFonts w:ascii="Wingdings" w:hAnsi="Wingdings" w:hint="default"/>
+        <w:sz w:val="20"/>
+      </w:rPr>
+    </w:lvl>
+    <w:lvl w:ilvl="7" w:tentative="1">
+      <w:start w:val="1"/>
+      <w:numFmt w:val="bullet"/>
+      <w:lvlText w:val=""/>
+      <w:lvlJc w:val="left"/>
+      <w:pPr>
+        <w:tabs>
+          <w:tab w:val="num" w:pos="5760"/>
+        </w:tabs>
+        <w:ind w:left="5760" w:hanging="360"/>
+      </w:pPr>
+      <w:rPr>
+        <w:rFonts w:ascii="Wingdings" w:hAnsi="Wingdings" w:hint="default"/>
+        <w:sz w:val="20"/>
+      </w:rPr>
+    </w:lvl>
+    <w:lvl w:ilvl="8" w:tentative="1">
+      <w:start w:val="1"/>
+      <w:numFmt w:val="bullet"/>
+      <w:lvlText w:val=""/>
+      <w:lvlJc w:val="left"/>
+      <w:pPr>
+        <w:tabs>
+          <w:tab w:val="num" w:pos="6480"/>
+        </w:tabs>
+        <w:ind w:left="6480" w:hanging="360"/>
+      </w:pPr>
+      <w:rPr>
+        <w:rFonts w:ascii="Wingdings" w:hAnsi="Wingdings" w:hint="default"/>
+        <w:sz w:val="20"/>
+      </w:rPr>
+    </w:lvl>
+  </w:abstractNum>
+  <w:num w:numId="1" w16cid:durableId="1296178530">
+    <w:abstractNumId w:val="0"/>
+  </w:num>
+</w:numbering>
 </file>
 
 <file path=word/styles.xml><?xml version="1.0" encoding="utf-8"?>
@@ -1870,6 +2195,7 @@
   <w:style w:type="paragraph" w:default="1" w:styleId="a">
     <w:name w:val="Normal"/>
     <w:qFormat/>
+    <w:rsid w:val="00BA1F5B"/>
     <w:pPr>
       <w:widowControl w:val="0"/>
     </w:pPr>

--- a/制作ノート１_25098_安永卓真.docx
+++ b/制作ノート１_25098_安永卓真.docx
@@ -366,7 +366,7 @@
     <w:p>
       <w:pPr>
         <w:rPr>
-          <w:rFonts w:ascii="ＭＳ Ｐ明朝" w:eastAsia="ＭＳ Ｐ明朝" w:hAnsi="ＭＳ Ｐ明朝"/>
+          <w:rFonts w:ascii="ＭＳ Ｐ明朝" w:eastAsia="ＭＳ Ｐ明朝" w:hAnsi="ＭＳ Ｐ明朝" w:hint="eastAsia"/>
         </w:rPr>
       </w:pPr>
       <w:r>
@@ -375,37 +375,23 @@
         </w:rPr>
         <w:t>1月</w:t>
       </w:r>
-    </w:p>
-    <w:p>
-      <w:pPr>
-        <w:rPr>
-          <w:rFonts w:ascii="ＭＳ Ｐ明朝" w:eastAsia="ＭＳ Ｐ明朝" w:hAnsi="ＭＳ Ｐ明朝"/>
-        </w:rPr>
-      </w:pPr>
-      <w:r>
-        <w:rPr>
-          <w:rFonts w:ascii="ＭＳ Ｐ明朝" w:eastAsia="ＭＳ Ｐ明朝" w:hAnsi="ＭＳ Ｐ明朝" w:hint="eastAsia"/>
-        </w:rPr>
-        <w:t>2月</w:t>
-      </w:r>
-    </w:p>
-    <w:p>
-      <w:pPr>
-        <w:rPr>
-          <w:rFonts w:ascii="ＭＳ Ｐ明朝" w:eastAsia="ＭＳ Ｐ明朝" w:hAnsi="ＭＳ Ｐ明朝"/>
-        </w:rPr>
-      </w:pPr>
-      <w:r>
-        <w:rPr>
-          <w:rFonts w:ascii="ＭＳ Ｐ明朝" w:eastAsia="ＭＳ Ｐ明朝" w:hAnsi="ＭＳ Ｐ明朝" w:hint="eastAsia"/>
-        </w:rPr>
-        <w:t>3月</w:t>
-      </w:r>
-    </w:p>
-    <w:p>
-      <w:pPr>
-        <w:rPr>
-          <w:rFonts w:ascii="ＭＳ Ｐ明朝" w:eastAsia="ＭＳ Ｐ明朝" w:hAnsi="ＭＳ Ｐ明朝" w:hint="eastAsia"/>
+      <w:r>
+        <w:rPr>
+          <w:rFonts w:ascii="ＭＳ Ｐ明朝" w:eastAsia="ＭＳ Ｐ明朝" w:hAnsi="ＭＳ Ｐ明朝"/>
+        </w:rPr>
+        <w:tab/>
+      </w:r>
+      <w:r>
+        <w:rPr>
+          <w:rFonts w:ascii="ＭＳ Ｐ明朝" w:eastAsia="ＭＳ Ｐ明朝" w:hAnsi="ＭＳ Ｐ明朝" w:hint="eastAsia"/>
+        </w:rPr>
+        <w:t>発表準備</w:t>
+      </w:r>
+    </w:p>
+    <w:p>
+      <w:pPr>
+        <w:rPr>
+          <w:rFonts w:ascii="ＭＳ Ｐ明朝" w:eastAsia="ＭＳ Ｐ明朝" w:hAnsi="ＭＳ Ｐ明朝"/>
         </w:rPr>
       </w:pPr>
     </w:p>
@@ -478,6 +464,7 @@
         <w:rPr>
           <w:rFonts w:ascii="ＭＳ Ｐ明朝" w:eastAsia="ＭＳ Ｐ明朝" w:hAnsi="ＭＳ Ｐ明朝"/>
         </w:rPr>
+        <w:lastRenderedPageBreak/>
         <w:t>サイト名（仮）</w:t>
       </w:r>
       <w:r>

--- a/制作ノート１_25098_安永卓真.docx
+++ b/制作ノート１_25098_安永卓真.docx
@@ -67,7 +67,7 @@
     <w:p>
       <w:pPr>
         <w:rPr>
-          <w:rFonts w:ascii="ＭＳ Ｐ明朝" w:eastAsia="ＭＳ Ｐ明朝" w:hAnsi="ＭＳ Ｐ明朝"/>
+          <w:rFonts w:ascii="ＭＳ Ｐ明朝" w:eastAsia="ＭＳ Ｐ明朝" w:hAnsi="ＭＳ Ｐ明朝" w:hint="eastAsia"/>
         </w:rPr>
       </w:pPr>
       <w:r>
@@ -80,7 +80,7 @@
         <w:rPr>
           <w:rFonts w:ascii="ＭＳ Ｐ明朝" w:eastAsia="ＭＳ Ｐ明朝" w:hAnsi="ＭＳ Ｐ明朝"/>
         </w:rPr>
-        <w:t>日田市紹介サイト</w:t>
+        <w:t>豆田町の紹介Webサイト</w:t>
       </w:r>
     </w:p>
     <w:p>
@@ -106,20 +106,20 @@
         <w:rPr>
           <w:rFonts w:ascii="ＭＳ Ｐ明朝" w:eastAsia="ＭＳ Ｐ明朝" w:hAnsi="ＭＳ Ｐ明朝"/>
         </w:rPr>
-        <w:t>日田市の観光、グルメ、歴史などの情報を分かりやすく発信し、多くの人に日田市の魅力を知ってもらう。</w:t>
-      </w:r>
-    </w:p>
-    <w:p>
-      <w:pPr>
-        <w:rPr>
-          <w:rFonts w:ascii="ＭＳ Ｐ明朝" w:eastAsia="ＭＳ Ｐ明朝" w:hAnsi="ＭＳ Ｐ明朝"/>
-        </w:rPr>
-      </w:pPr>
-      <w:r>
-        <w:rPr>
-          <w:rFonts w:ascii="ＭＳ Ｐ明朝" w:eastAsia="ＭＳ Ｐ明朝" w:hAnsi="ＭＳ Ｐ明朝"/>
-        </w:rPr>
-        <w:t>日田市の魅力を広く知ってもらいたい。</w:t>
+        <w:t>豆田町の観光情報を分かりやすく紹介し、実際に訪れてみたいと思ってもらえるWebサイトを制作する。</w:t>
+      </w:r>
+    </w:p>
+    <w:p>
+      <w:pPr>
+        <w:rPr>
+          <w:rFonts w:ascii="ＭＳ Ｐ明朝" w:eastAsia="ＭＳ Ｐ明朝" w:hAnsi="ＭＳ Ｐ明朝" w:hint="eastAsia"/>
+        </w:rPr>
+      </w:pPr>
+      <w:r>
+        <w:rPr>
+          <w:rFonts w:ascii="ＭＳ Ｐ明朝" w:eastAsia="ＭＳ Ｐ明朝" w:hAnsi="ＭＳ Ｐ明朝"/>
+        </w:rPr>
+        <w:t>豆田町の歴史や町並み、観光スポットなどの魅力を多くの人に知ってもらいたいと考えたため。</w:t>
       </w:r>
     </w:p>
     <w:p>
@@ -152,13 +152,13 @@
         <w:rPr>
           <w:rFonts w:ascii="ＭＳ Ｐ明朝" w:eastAsia="ＭＳ Ｐ明朝" w:hAnsi="ＭＳ Ｐ明朝"/>
         </w:rPr>
-        <w:t>日田市への観光を検討している10代後半から40代の観光客、および日田市について詳しく知らない県外在住者。</w:t>
-      </w:r>
-    </w:p>
-    <w:p>
-      <w:pPr>
-        <w:rPr>
-          <w:rFonts w:ascii="ＭＳ Ｐ明朝" w:eastAsia="ＭＳ Ｐ明朝" w:hAnsi="ＭＳ Ｐ明朝"/>
+        <w:t>豆田町への観光を考えている人や、豆田町について知りたい人。</w:t>
+      </w:r>
+    </w:p>
+    <w:p>
+      <w:pPr>
+        <w:rPr>
+          <w:rFonts w:ascii="ＭＳ Ｐ明朝" w:eastAsia="ＭＳ Ｐ明朝" w:hAnsi="ＭＳ Ｐ明朝" w:hint="eastAsia"/>
         </w:rPr>
       </w:pPr>
     </w:p>
@@ -336,6 +336,18 @@
         </w:rPr>
         <w:t>１０月</w:t>
       </w:r>
+      <w:r>
+        <w:rPr>
+          <w:rFonts w:ascii="ＭＳ Ｐ明朝" w:eastAsia="ＭＳ Ｐ明朝" w:hAnsi="ＭＳ Ｐ明朝" w:hint="eastAsia"/>
+        </w:rPr>
+        <w:t xml:space="preserve">   </w:t>
+      </w:r>
+      <w:r>
+        <w:rPr>
+          <w:rFonts w:ascii="ＭＳ Ｐ明朝" w:eastAsia="ＭＳ Ｐ明朝" w:hAnsi="ＭＳ Ｐ明朝"/>
+        </w:rPr>
+        <w:t>各ページのデザイン・レイアウトを整える。写真の補充や既存写真の改善を行う。</w:t>
+      </w:r>
     </w:p>
     <w:p>
       <w:pPr>
@@ -349,6 +361,18 @@
         </w:rPr>
         <w:t>11月</w:t>
       </w:r>
+      <w:r>
+        <w:rPr>
+          <w:rFonts w:ascii="ＭＳ Ｐ明朝" w:eastAsia="ＭＳ Ｐ明朝" w:hAnsi="ＭＳ Ｐ明朝" w:hint="eastAsia"/>
+        </w:rPr>
+        <w:t xml:space="preserve">　　</w:t>
+      </w:r>
+      <w:r>
+        <w:rPr>
+          <w:rFonts w:ascii="ＭＳ Ｐ明朝" w:eastAsia="ＭＳ Ｐ明朝" w:hAnsi="ＭＳ Ｐ明朝"/>
+        </w:rPr>
+        <w:t>Blenderで建物を制作し、Three.jsでWebサイトに組み込む。</w:t>
+      </w:r>
     </w:p>
     <w:p>
       <w:pPr>
@@ -362,11 +386,37 @@
         </w:rPr>
         <w:t>12月</w:t>
       </w:r>
-    </w:p>
-    <w:p>
-      <w:pPr>
-        <w:rPr>
-          <w:rFonts w:ascii="ＭＳ Ｐ明朝" w:eastAsia="ＭＳ Ｐ明朝" w:hAnsi="ＭＳ Ｐ明朝" w:hint="eastAsia"/>
+      <w:r>
+        <w:rPr>
+          <w:rFonts w:ascii="ＭＳ Ｐ明朝" w:eastAsia="ＭＳ Ｐ明朝" w:hAnsi="ＭＳ Ｐ明朝" w:hint="eastAsia"/>
+        </w:rPr>
+        <w:t xml:space="preserve">　　</w:t>
+      </w:r>
+      <w:r>
+        <w:rPr>
+          <w:rFonts w:ascii="ＭＳ Ｐ明朝" w:eastAsia="ＭＳ Ｐ明朝" w:hAnsi="ＭＳ Ｐ明朝"/>
+        </w:rPr>
+        <w:t>各ページや3Dマップの動作確認を行い、表示や操作性を改善する。</w:t>
+      </w:r>
+    </w:p>
+    <w:p>
+      <w:pPr>
+        <w:ind w:firstLineChars="400" w:firstLine="880"/>
+        <w:rPr>
+          <w:rFonts w:ascii="ＭＳ Ｐ明朝" w:eastAsia="ＭＳ Ｐ明朝" w:hAnsi="ＭＳ Ｐ明朝" w:hint="eastAsia"/>
+        </w:rPr>
+      </w:pPr>
+      <w:r>
+        <w:rPr>
+          <w:rFonts w:ascii="ＭＳ Ｐ明朝" w:eastAsia="ＭＳ Ｐ明朝" w:hAnsi="ＭＳ Ｐ明朝"/>
+        </w:rPr>
+        <w:t>全体の仕上げと最終確認を行い、卒業制作を完成させる。</w:t>
+      </w:r>
+    </w:p>
+    <w:p>
+      <w:pPr>
+        <w:rPr>
+          <w:rFonts w:ascii="ＭＳ Ｐ明朝" w:eastAsia="ＭＳ Ｐ明朝" w:hAnsi="ＭＳ Ｐ明朝"/>
         </w:rPr>
       </w:pPr>
       <w:r>
@@ -418,26 +468,152 @@
         <w:rPr>
           <w:rFonts w:ascii="ＭＳ Ｐ明朝" w:eastAsia="ＭＳ Ｐ明朝" w:hAnsi="ＭＳ Ｐ明朝"/>
         </w:rPr>
-        <w:t>日田市の観光・グルメに関する資料</w:t>
-      </w:r>
-    </w:p>
-    <w:p>
-      <w:pPr>
-        <w:rPr>
-          <w:rFonts w:ascii="ＭＳ Ｐ明朝" w:eastAsia="ＭＳ Ｐ明朝" w:hAnsi="ＭＳ Ｐ明朝"/>
-        </w:rPr>
-      </w:pPr>
-      <w:r>
-        <w:rPr>
-          <w:rFonts w:ascii="ＭＳ Ｐ明朝" w:eastAsia="ＭＳ Ｐ明朝" w:hAnsi="ＭＳ Ｐ明朝"/>
-        </w:rPr>
-        <w:t>参考Webサイトの調査</w:t>
-      </w:r>
-    </w:p>
-    <w:p>
-      <w:pPr>
-        <w:rPr>
-          <w:rFonts w:ascii="ＭＳ Ｐ明朝" w:eastAsia="ＭＳ Ｐ明朝" w:hAnsi="ＭＳ Ｐ明朝"/>
+        <w:t>・豆田町の観光情報・資料</w:t>
+      </w:r>
+    </w:p>
+    <w:p>
+      <w:pPr>
+        <w:rPr>
+          <w:rFonts w:ascii="ＭＳ Ｐ明朝" w:eastAsia="ＭＳ Ｐ明朝" w:hAnsi="ＭＳ Ｐ明朝"/>
+        </w:rPr>
+      </w:pPr>
+      <w:r>
+        <w:rPr>
+          <w:rFonts w:ascii="ＭＳ Ｐ明朝" w:eastAsia="ＭＳ Ｐ明朝" w:hAnsi="ＭＳ Ｐ明朝"/>
+        </w:rPr>
+        <w:t>・豆田町で撮影した写真</w:t>
+      </w:r>
+    </w:p>
+    <w:p>
+      <w:pPr>
+        <w:rPr>
+          <w:rFonts w:ascii="ＭＳ Ｐ明朝" w:eastAsia="ＭＳ Ｐ明朝" w:hAnsi="ＭＳ Ｐ明朝"/>
+        </w:rPr>
+      </w:pPr>
+      <w:r>
+        <w:rPr>
+          <w:rFonts w:ascii="ＭＳ Ｐ明朝" w:eastAsia="ＭＳ Ｐ明朝" w:hAnsi="ＭＳ Ｐ明朝"/>
+        </w:rPr>
+        <w:t>・3Dマップ制作に必要な建物・道路などの資料</w:t>
+      </w:r>
+    </w:p>
+    <w:p>
+      <w:pPr>
+        <w:rPr>
+          <w:rFonts w:ascii="ＭＳ Ｐ明朝" w:eastAsia="ＭＳ Ｐ明朝" w:hAnsi="ＭＳ Ｐ明朝"/>
+        </w:rPr>
+      </w:pPr>
+    </w:p>
+    <w:p>
+      <w:pPr>
+        <w:rPr>
+          <w:rFonts w:ascii="ＭＳ Ｐ明朝" w:eastAsia="ＭＳ Ｐ明朝" w:hAnsi="ＭＳ Ｐ明朝"/>
+        </w:rPr>
+      </w:pPr>
+      <w:r>
+        <w:rPr>
+          <w:rFonts w:ascii="ＭＳ Ｐ明朝" w:eastAsia="ＭＳ Ｐ明朝" w:hAnsi="ＭＳ Ｐ明朝"/>
+        </w:rPr>
+        <w:lastRenderedPageBreak/>
+        <w:t>使用ソフト</w:t>
+      </w:r>
+    </w:p>
+    <w:p>
+      <w:pPr>
+        <w:numPr>
+          <w:ilvl w:val="0"/>
+          <w:numId w:val="1"/>
+        </w:numPr>
+        <w:rPr>
+          <w:rFonts w:ascii="ＭＳ Ｐ明朝" w:eastAsia="ＭＳ Ｐ明朝" w:hAnsi="ＭＳ Ｐ明朝"/>
+        </w:rPr>
+      </w:pPr>
+      <w:r>
+        <w:rPr>
+          <w:rFonts w:ascii="ＭＳ Ｐ明朝" w:eastAsia="ＭＳ Ｐ明朝" w:hAnsi="ＭＳ Ｐ明朝"/>
+        </w:rPr>
+        <w:t>Visual Studio Code</w:t>
+      </w:r>
+      <w:r>
+        <w:rPr>
+          <w:rFonts w:ascii="ＭＳ Ｐ明朝" w:eastAsia="ＭＳ Ｐ明朝" w:hAnsi="ＭＳ Ｐ明朝" w:hint="eastAsia"/>
+        </w:rPr>
+        <w:t>（</w:t>
+      </w:r>
+      <w:r>
+        <w:rPr>
+          <w:rFonts w:ascii="ＭＳ Ｐ明朝" w:eastAsia="ＭＳ Ｐ明朝" w:hAnsi="ＭＳ Ｐ明朝"/>
+        </w:rPr>
+        <w:t>HTML・CSS・JavaScript</w:t>
+      </w:r>
+      <w:r>
+        <w:rPr>
+          <w:rFonts w:ascii="ＭＳ Ｐ明朝" w:eastAsia="ＭＳ Ｐ明朝" w:hAnsi="ＭＳ Ｐ明朝" w:hint="eastAsia"/>
+        </w:rPr>
+        <w:t>）</w:t>
+      </w:r>
+      <w:r>
+        <w:rPr>
+          <w:rFonts w:ascii="ＭＳ Ｐ明朝" w:eastAsia="ＭＳ Ｐ明朝" w:hAnsi="ＭＳ Ｐ明朝"/>
+        </w:rPr>
+        <w:t xml:space="preserve"> </w:t>
+      </w:r>
+    </w:p>
+    <w:p>
+      <w:pPr>
+        <w:numPr>
+          <w:ilvl w:val="0"/>
+          <w:numId w:val="1"/>
+        </w:numPr>
+        <w:rPr>
+          <w:rFonts w:ascii="ＭＳ Ｐ明朝" w:eastAsia="ＭＳ Ｐ明朝" w:hAnsi="ＭＳ Ｐ明朝"/>
+        </w:rPr>
+      </w:pPr>
+      <w:r>
+        <w:rPr>
+          <w:rFonts w:ascii="ＭＳ Ｐ明朝" w:eastAsia="ＭＳ Ｐ明朝" w:hAnsi="ＭＳ Ｐ明朝"/>
+        </w:rPr>
+        <w:t xml:space="preserve">Blender </w:t>
+      </w:r>
+    </w:p>
+    <w:p>
+      <w:pPr>
+        <w:numPr>
+          <w:ilvl w:val="0"/>
+          <w:numId w:val="1"/>
+        </w:numPr>
+        <w:rPr>
+          <w:rFonts w:ascii="ＭＳ Ｐ明朝" w:eastAsia="ＭＳ Ｐ明朝" w:hAnsi="ＭＳ Ｐ明朝"/>
+        </w:rPr>
+      </w:pPr>
+      <w:r>
+        <w:rPr>
+          <w:rFonts w:ascii="ＭＳ Ｐ明朝" w:eastAsia="ＭＳ Ｐ明朝" w:hAnsi="ＭＳ Ｐ明朝"/>
+        </w:rPr>
+        <w:t>Three.js</w:t>
+      </w:r>
+    </w:p>
+    <w:p>
+      <w:pPr>
+        <w:numPr>
+          <w:ilvl w:val="0"/>
+          <w:numId w:val="1"/>
+        </w:numPr>
+        <w:rPr>
+          <w:rFonts w:ascii="ＭＳ Ｐ明朝" w:eastAsia="ＭＳ Ｐ明朝" w:hAnsi="ＭＳ Ｐ明朝"/>
+        </w:rPr>
+      </w:pPr>
+      <w:r>
+        <w:rPr>
+          <w:rFonts w:ascii="ＭＳ Ｐ明朝" w:eastAsia="ＭＳ Ｐ明朝" w:hAnsi="ＭＳ Ｐ明朝"/>
+        </w:rPr>
+        <w:t>Adobe Photoshop</w:t>
+      </w:r>
+    </w:p>
+    <w:p>
+      <w:pPr>
+        <w:rPr>
+          <w:rFonts w:ascii="ＭＳ Ｐ明朝" w:eastAsia="ＭＳ Ｐ明朝" w:hAnsi="ＭＳ Ｐ明朝" w:hint="eastAsia"/>
         </w:rPr>
       </w:pPr>
     </w:p>
@@ -457,14 +633,13 @@
     <w:p>
       <w:pPr>
         <w:rPr>
-          <w:rFonts w:ascii="ＭＳ Ｐ明朝" w:eastAsia="ＭＳ Ｐ明朝" w:hAnsi="ＭＳ Ｐ明朝"/>
-        </w:rPr>
-      </w:pPr>
-      <w:r>
-        <w:rPr>
-          <w:rFonts w:ascii="ＭＳ Ｐ明朝" w:eastAsia="ＭＳ Ｐ明朝" w:hAnsi="ＭＳ Ｐ明朝"/>
-        </w:rPr>
-        <w:lastRenderedPageBreak/>
+          <w:rFonts w:ascii="ＭＳ Ｐ明朝" w:eastAsia="ＭＳ Ｐ明朝" w:hAnsi="ＭＳ Ｐ明朝" w:hint="eastAsia"/>
+        </w:rPr>
+      </w:pPr>
+      <w:r>
+        <w:rPr>
+          <w:rFonts w:ascii="ＭＳ Ｐ明朝" w:eastAsia="ＭＳ Ｐ明朝" w:hAnsi="ＭＳ Ｐ明朝"/>
+        </w:rPr>
         <w:t>サイト名（仮）</w:t>
       </w:r>
       <w:r>
@@ -477,7 +652,7 @@
         <w:rPr>
           <w:rFonts w:ascii="ＭＳ Ｐ明朝" w:eastAsia="ＭＳ Ｐ明朝" w:hAnsi="ＭＳ Ｐ明朝"/>
         </w:rPr>
-        <w:t>日田市紹介サイト</w:t>
+        <w:t>豆田町の紹介サイト</w:t>
       </w:r>
     </w:p>
     <w:p>
@@ -503,7 +678,7 @@
         <w:rPr>
           <w:rFonts w:ascii="ＭＳ Ｐ明朝" w:eastAsia="ＭＳ Ｐ明朝" w:hAnsi="ＭＳ Ｐ明朝"/>
         </w:rPr>
-        <w:t>日田市の魅力を多くの人に知ってもらうため、観光地やグルメ、イベントなどの情報を分かりやすく紹介するWebサイトを制作する。</w:t>
+        <w:t>豆田町の観光情報を紹介するWebサイトを制作する。</w:t>
       </w:r>
     </w:p>
     <w:p>
@@ -529,108 +704,114 @@
         <w:rPr>
           <w:rFonts w:ascii="ＭＳ Ｐ明朝" w:eastAsia="ＭＳ Ｐ明朝" w:hAnsi="ＭＳ Ｐ明朝"/>
         </w:rPr>
-        <w:t xml:space="preserve">① </w:t>
-      </w:r>
-      <w:r>
-        <w:rPr>
-          <w:rFonts w:ascii="ＭＳ Ｐ明朝" w:eastAsia="ＭＳ Ｐ明朝" w:hAnsi="ＭＳ Ｐ明朝"/>
-        </w:rPr>
-        <w:t>トップページ：日田市の魅力を簡単に紹介</w:t>
-      </w:r>
-    </w:p>
-    <w:p>
-      <w:pPr>
-        <w:rPr>
-          <w:rFonts w:ascii="ＭＳ Ｐ明朝" w:eastAsia="ＭＳ Ｐ明朝" w:hAnsi="ＭＳ Ｐ明朝"/>
-        </w:rPr>
-      </w:pPr>
-      <w:r>
-        <w:rPr>
-          <w:rFonts w:ascii="ＭＳ Ｐ明朝" w:eastAsia="ＭＳ Ｐ明朝" w:hAnsi="ＭＳ Ｐ明朝"/>
-        </w:rPr>
-        <w:t xml:space="preserve">② </w:t>
-      </w:r>
-      <w:r>
-        <w:rPr>
-          <w:rFonts w:ascii="ＭＳ Ｐ明朝" w:eastAsia="ＭＳ Ｐ明朝" w:hAnsi="ＭＳ Ｐ明朝"/>
-        </w:rPr>
-        <w:t>日田市の基本情報：日田市の位置や歴史、人口、特産品などの基本情報を紹介する。</w:t>
-      </w:r>
-    </w:p>
-    <w:p>
-      <w:pPr>
-        <w:rPr>
-          <w:rFonts w:ascii="ＭＳ Ｐ明朝" w:eastAsia="ＭＳ Ｐ明朝" w:hAnsi="ＭＳ Ｐ明朝"/>
-        </w:rPr>
-      </w:pPr>
-      <w:r>
-        <w:rPr>
-          <w:rFonts w:ascii="ＭＳ Ｐ明朝" w:eastAsia="ＭＳ Ｐ明朝" w:hAnsi="ＭＳ Ｐ明朝"/>
-        </w:rPr>
-        <w:t xml:space="preserve">③ </w:t>
-      </w:r>
-      <w:r>
-        <w:rPr>
-          <w:rFonts w:ascii="ＭＳ Ｐ明朝" w:eastAsia="ＭＳ Ｐ明朝" w:hAnsi="ＭＳ Ｐ明朝"/>
-        </w:rPr>
-        <w:t>観光スポット：日田市の代表的な観光スポットや見どころを紹介する。</w:t>
-      </w:r>
-    </w:p>
-    <w:p>
-      <w:pPr>
-        <w:rPr>
-          <w:rFonts w:ascii="ＭＳ Ｐ明朝" w:eastAsia="ＭＳ Ｐ明朝" w:hAnsi="ＭＳ Ｐ明朝"/>
-        </w:rPr>
-      </w:pPr>
-      <w:r>
-        <w:rPr>
-          <w:rFonts w:ascii="ＭＳ Ｐ明朝" w:eastAsia="ＭＳ Ｐ明朝" w:hAnsi="ＭＳ Ｐ明朝"/>
-        </w:rPr>
-        <w:t xml:space="preserve">④ </w:t>
-      </w:r>
-      <w:r>
-        <w:rPr>
-          <w:rFonts w:ascii="ＭＳ Ｐ明朝" w:eastAsia="ＭＳ Ｐ明朝" w:hAnsi="ＭＳ Ｐ明朝"/>
-        </w:rPr>
-        <w:t>グルメ：日田市の名物料理やおすすめの飲食店を紹介する。</w:t>
-      </w:r>
-    </w:p>
-    <w:p>
-      <w:pPr>
-        <w:rPr>
-          <w:rFonts w:ascii="ＭＳ Ｐ明朝" w:eastAsia="ＭＳ Ｐ明朝" w:hAnsi="ＭＳ Ｐ明朝"/>
-        </w:rPr>
-      </w:pPr>
-      <w:r>
-        <w:rPr>
-          <w:rFonts w:ascii="ＭＳ Ｐ明朝" w:eastAsia="ＭＳ Ｐ明朝" w:hAnsi="ＭＳ Ｐ明朝"/>
-        </w:rPr>
-        <w:t xml:space="preserve">⑤ </w:t>
-      </w:r>
-      <w:r>
-        <w:rPr>
-          <w:rFonts w:ascii="ＭＳ Ｐ明朝" w:eastAsia="ＭＳ Ｐ明朝" w:hAnsi="ＭＳ Ｐ明朝"/>
-        </w:rPr>
-        <w:t>イベント：日田市で開催される季節ごとのイベントを紹介する。</w:t>
-      </w:r>
-    </w:p>
-    <w:p>
-      <w:pPr>
-        <w:rPr>
-          <w:rFonts w:ascii="ＭＳ Ｐ明朝" w:eastAsia="ＭＳ Ｐ明朝" w:hAnsi="ＭＳ Ｐ明朝"/>
-        </w:rPr>
-      </w:pPr>
-      <w:r>
-        <w:rPr>
-          <w:rFonts w:ascii="ＭＳ Ｐ明朝" w:eastAsia="ＭＳ Ｐ明朝" w:hAnsi="ＭＳ Ｐ明朝" w:hint="eastAsia"/>
-        </w:rPr>
-        <w:t>⑥</w:t>
-      </w:r>
-      <w:r>
-        <w:rPr>
-          <w:rFonts w:ascii="ＭＳ Ｐ明朝" w:eastAsia="ＭＳ Ｐ明朝" w:hAnsi="ＭＳ Ｐ明朝"/>
-        </w:rPr>
-        <w:t>アクセス：日田市へのアクセス方法や周辺地図を掲載する。</w:t>
+        <w:t>①</w:t>
+      </w:r>
+      <w:r>
+        <w:rPr>
+          <w:rFonts w:ascii="ＭＳ Ｐ明朝" w:eastAsia="ＭＳ Ｐ明朝" w:hAnsi="ＭＳ Ｐ明朝" w:hint="eastAsia"/>
+        </w:rPr>
+        <w:t xml:space="preserve">　</w:t>
+      </w:r>
+      <w:r>
+        <w:rPr>
+          <w:rFonts w:ascii="ＭＳ Ｐ明朝" w:eastAsia="ＭＳ Ｐ明朝" w:hAnsi="ＭＳ Ｐ明朝"/>
+        </w:rPr>
+        <w:t>豆田町の紹介</w:t>
+      </w:r>
+    </w:p>
+    <w:p>
+      <w:pPr>
+        <w:rPr>
+          <w:rFonts w:ascii="ＭＳ Ｐ明朝" w:eastAsia="ＭＳ Ｐ明朝" w:hAnsi="ＭＳ Ｐ明朝"/>
+        </w:rPr>
+      </w:pPr>
+      <w:r>
+        <w:rPr>
+          <w:rFonts w:ascii="ＭＳ Ｐ明朝" w:eastAsia="ＭＳ Ｐ明朝" w:hAnsi="ＭＳ Ｐ明朝" w:hint="eastAsia"/>
+        </w:rPr>
+        <w:t xml:space="preserve">②　</w:t>
+      </w:r>
+      <w:r>
+        <w:rPr>
+          <w:rFonts w:ascii="ＭＳ Ｐ明朝" w:eastAsia="ＭＳ Ｐ明朝" w:hAnsi="ＭＳ Ｐ明朝"/>
+        </w:rPr>
+        <w:t>豆田町の歴史</w:t>
+      </w:r>
+    </w:p>
+    <w:p>
+      <w:pPr>
+        <w:rPr>
+          <w:rFonts w:ascii="ＭＳ Ｐ明朝" w:eastAsia="ＭＳ Ｐ明朝" w:hAnsi="ＭＳ Ｐ明朝"/>
+        </w:rPr>
+      </w:pPr>
+      <w:r>
+        <w:rPr>
+          <w:rFonts w:ascii="ＭＳ Ｐ明朝" w:eastAsia="ＭＳ Ｐ明朝" w:hAnsi="ＭＳ Ｐ明朝" w:hint="eastAsia"/>
+        </w:rPr>
+        <w:t xml:space="preserve">③　</w:t>
+      </w:r>
+      <w:r>
+        <w:rPr>
+          <w:rFonts w:ascii="ＭＳ Ｐ明朝" w:eastAsia="ＭＳ Ｐ明朝" w:hAnsi="ＭＳ Ｐ明朝"/>
+        </w:rPr>
+        <w:t>観光スポット</w:t>
+      </w:r>
+    </w:p>
+    <w:p>
+      <w:pPr>
+        <w:rPr>
+          <w:rFonts w:ascii="ＭＳ Ｐ明朝" w:eastAsia="ＭＳ Ｐ明朝" w:hAnsi="ＭＳ Ｐ明朝"/>
+        </w:rPr>
+      </w:pPr>
+      <w:r>
+        <w:rPr>
+          <w:rFonts w:ascii="ＭＳ Ｐ明朝" w:eastAsia="ＭＳ Ｐ明朝" w:hAnsi="ＭＳ Ｐ明朝" w:hint="eastAsia"/>
+        </w:rPr>
+        <w:t xml:space="preserve">④　</w:t>
+      </w:r>
+      <w:r>
+        <w:rPr>
+          <w:rFonts w:ascii="ＭＳ Ｐ明朝" w:eastAsia="ＭＳ Ｐ明朝" w:hAnsi="ＭＳ Ｐ明朝"/>
+        </w:rPr>
+        <w:t>グルメ・お店</w:t>
+      </w:r>
+    </w:p>
+    <w:p>
+      <w:pPr>
+        <w:rPr>
+          <w:rFonts w:ascii="ＭＳ Ｐ明朝" w:eastAsia="ＭＳ Ｐ明朝" w:hAnsi="ＭＳ Ｐ明朝" w:hint="eastAsia"/>
+        </w:rPr>
+      </w:pPr>
+      <w:r>
+        <w:rPr>
+          <w:rFonts w:ascii="ＭＳ Ｐ明朝" w:eastAsia="ＭＳ Ｐ明朝" w:hAnsi="ＭＳ Ｐ明朝" w:hint="eastAsia"/>
+        </w:rPr>
+        <w:t xml:space="preserve">⑤　</w:t>
+      </w:r>
+      <w:r>
+        <w:rPr>
+          <w:rFonts w:ascii="ＭＳ Ｐ明朝" w:eastAsia="ＭＳ Ｐ明朝" w:hAnsi="ＭＳ Ｐ明朝"/>
+        </w:rPr>
+        <w:t>豆田町3Dマップ</w:t>
+      </w:r>
+    </w:p>
+    <w:p>
+      <w:pPr>
+        <w:rPr>
+          <w:rFonts w:ascii="ＭＳ Ｐ明朝" w:eastAsia="ＭＳ Ｐ明朝" w:hAnsi="ＭＳ Ｐ明朝" w:hint="eastAsia"/>
+        </w:rPr>
+      </w:pPr>
+      <w:r>
+        <w:rPr>
+          <w:rFonts w:ascii="ＭＳ Ｐ明朝" w:eastAsia="ＭＳ Ｐ明朝" w:hAnsi="ＭＳ Ｐ明朝" w:hint="eastAsia"/>
+        </w:rPr>
+        <w:t>➅</w:t>
+      </w:r>
+      <w:r>
+        <w:rPr>
+          <w:rFonts w:ascii="ＭＳ Ｐ明朝" w:eastAsia="ＭＳ Ｐ明朝" w:hAnsi="ＭＳ Ｐ明朝"/>
+        </w:rPr>
+        <w:t>アクセス・周辺情報</w:t>
       </w:r>
     </w:p>
     <w:p>
@@ -669,32 +850,14 @@
     <w:p>
       <w:pPr>
         <w:rPr>
-          <w:rFonts w:ascii="ＭＳ Ｐ明朝" w:eastAsia="ＭＳ Ｐ明朝" w:hAnsi="ＭＳ Ｐ明朝"/>
-        </w:rPr>
-      </w:pPr>
-      <w:r>
-        <w:rPr>
-          <w:rFonts w:ascii="ＭＳ Ｐ明朝" w:eastAsia="ＭＳ Ｐ明朝" w:hAnsi="ＭＳ Ｐ明朝" w:hint="eastAsia"/>
-        </w:rPr>
-        <w:t>日田駅、豆田町、</w:t>
-      </w:r>
-      <w:r>
-        <w:rPr>
-          <w:rFonts w:ascii="ＭＳ Ｐ明朝" w:eastAsia="ＭＳ Ｐ明朝" w:hAnsi="ＭＳ Ｐ明朝"/>
-        </w:rPr>
-        <w:t>日田市内の飲食店</w:t>
-      </w:r>
-      <w:r>
-        <w:rPr>
-          <w:rFonts w:ascii="ＭＳ Ｐ明朝" w:eastAsia="ＭＳ Ｐ明朝" w:hAnsi="ＭＳ Ｐ明朝" w:hint="eastAsia"/>
-        </w:rPr>
-        <w:t>、</w:t>
-      </w:r>
-      <w:r>
-        <w:rPr>
-          <w:rFonts w:ascii="ＭＳ Ｐ明朝" w:eastAsia="ＭＳ Ｐ明朝" w:hAnsi="ＭＳ Ｐ明朝"/>
-        </w:rPr>
-        <w:t>イベント会場（開催時）</w:t>
+          <w:rFonts w:ascii="ＭＳ Ｐ明朝" w:eastAsia="ＭＳ Ｐ明朝" w:hAnsi="ＭＳ Ｐ明朝" w:hint="eastAsia"/>
+        </w:rPr>
+      </w:pPr>
+      <w:r>
+        <w:rPr>
+          <w:rFonts w:ascii="ＭＳ Ｐ明朝" w:eastAsia="ＭＳ Ｐ明朝" w:hAnsi="ＭＳ Ｐ明朝"/>
+        </w:rPr>
+        <w:t>豆田町の町並み、観光スポット、店舗など</w:t>
       </w:r>
     </w:p>
     <w:p>
@@ -720,37 +883,13 @@
         <w:rPr>
           <w:rFonts w:ascii="ＭＳ Ｐ明朝" w:eastAsia="ＭＳ Ｐ明朝" w:hAnsi="ＭＳ Ｐ明朝"/>
         </w:rPr>
-        <w:t>インターネット</w:t>
-      </w:r>
-      <w:r>
-        <w:rPr>
-          <w:rFonts w:ascii="ＭＳ Ｐ明朝" w:eastAsia="ＭＳ Ｐ明朝" w:hAnsi="ＭＳ Ｐ明朝" w:hint="eastAsia"/>
-        </w:rPr>
-        <w:t>、</w:t>
-      </w:r>
-      <w:r>
-        <w:rPr>
-          <w:rFonts w:ascii="ＭＳ Ｐ明朝" w:eastAsia="ＭＳ Ｐ明朝" w:hAnsi="ＭＳ Ｐ明朝"/>
-        </w:rPr>
-        <w:t>資料収集</w:t>
-      </w:r>
-      <w:r>
-        <w:rPr>
-          <w:rFonts w:ascii="ＭＳ Ｐ明朝" w:eastAsia="ＭＳ Ｐ明朝" w:hAnsi="ＭＳ Ｐ明朝" w:hint="eastAsia"/>
-        </w:rPr>
-        <w:t>、</w:t>
-      </w:r>
-      <w:r>
-        <w:rPr>
-          <w:rFonts w:ascii="ＭＳ Ｐ明朝" w:eastAsia="ＭＳ Ｐ明朝" w:hAnsi="ＭＳ Ｐ明朝"/>
-        </w:rPr>
-        <w:t>現地調査</w:t>
-      </w:r>
-    </w:p>
-    <w:p>
-      <w:pPr>
-        <w:rPr>
-          <w:rFonts w:ascii="ＭＳ Ｐ明朝" w:eastAsia="ＭＳ Ｐ明朝" w:hAnsi="ＭＳ Ｐ明朝"/>
+        <w:t>日田市公式ホームページ、日田市観光協会、各観光施設・店舗の公式サイト、観光パンフレットなど</w:t>
+      </w:r>
+    </w:p>
+    <w:p>
+      <w:pPr>
+        <w:rPr>
+          <w:rFonts w:ascii="ＭＳ Ｐ明朝" w:eastAsia="ＭＳ Ｐ明朝" w:hAnsi="ＭＳ Ｐ明朝" w:hint="eastAsia"/>
         </w:rPr>
       </w:pPr>
     </w:p>
@@ -773,11 +912,30 @@
           <w:rFonts w:ascii="ＭＳ Ｐ明朝" w:eastAsia="ＭＳ Ｐ明朝" w:hAnsi="ＭＳ Ｐ明朝"/>
         </w:rPr>
       </w:pPr>
-    </w:p>
-    <w:p>
-      <w:pPr>
-        <w:rPr>
-          <w:rFonts w:ascii="ＭＳ Ｐ明朝" w:eastAsia="ＭＳ Ｐ明朝" w:hAnsi="ＭＳ Ｐ明朝"/>
+      <w:r>
+        <w:rPr>
+          <w:rFonts w:ascii="ＭＳ Ｐ明朝" w:eastAsia="ＭＳ Ｐ明朝" w:hAnsi="ＭＳ Ｐ明朝"/>
+        </w:rPr>
+        <w:t>豆田町の観光情報を整理し、観光客が知りたい情報や必要な情報を分かりやすくまとめる。</w:t>
+      </w:r>
+    </w:p>
+    <w:p>
+      <w:pPr>
+        <w:rPr>
+          <w:rFonts w:ascii="ＭＳ Ｐ明朝" w:eastAsia="ＭＳ Ｐ明朝" w:hAnsi="ＭＳ Ｐ明朝"/>
+        </w:rPr>
+      </w:pPr>
+      <w:r>
+        <w:rPr>
+          <w:rFonts w:ascii="ＭＳ Ｐ明朝" w:eastAsia="ＭＳ Ｐ明朝" w:hAnsi="ＭＳ Ｐ明朝"/>
+        </w:rPr>
+        <w:t>また、既存の観光Webサイトを参考にし、見やすく使いやすいWebサイトになるようにデザインや構成を考える。</w:t>
+      </w:r>
+    </w:p>
+    <w:p>
+      <w:pPr>
+        <w:rPr>
+          <w:rFonts w:ascii="ＭＳ Ｐ明朝" w:eastAsia="ＭＳ Ｐ明朝" w:hAnsi="ＭＳ Ｐ明朝" w:hint="eastAsia"/>
         </w:rPr>
       </w:pPr>
     </w:p>
@@ -839,6 +997,297 @@
     </w:p>
   </w:footnote>
 </w:footnotes>
+</file>
+
+<file path=word/numbering.xml><?xml version="1.0" encoding="utf-8"?>
+<w:numbering xmlns:wpc="http://schemas.microsoft.com/office/word/2010/wordprocessingCanvas" xmlns:cx="http://schemas.microsoft.com/office/drawing/2014/chartex" xmlns:cx1="http://schemas.microsoft.com/office/drawing/2015/9/8/chartex" xmlns:cx2="http://schemas.microsoft.com/office/drawing/2015/10/21/chartex" xmlns:cx3="http://schemas.microsoft.com/office/drawing/2016/5/9/chartex" xmlns:cx4="http://schemas.microsoft.com/office/drawing/2016/5/10/chartex" xmlns:cx5="http://schemas.microsoft.com/office/drawing/2016/5/11/chartex" xmlns:cx6="http://schemas.microsoft.com/office/drawing/2016/5/12/chartex" xmlns:cx7="http://schemas.microsoft.com/office/drawing/2016/5/13/chartex" xmlns:cx8="http://schemas.microsoft.com/office/drawing/2016/5/14/chartex" xmlns:mc="http://schemas.openxmlformats.org/markup-compatibility/2006" xmlns:aink="http://schemas.microsoft.com/office/drawing/2016/ink" xmlns:am3d="http://schemas.microsoft.com/office/drawing/2017/model3d" xmlns:o="urn:schemas-microsoft-com:office:office" xmlns:oel="http://schemas.microsoft.com/office/2019/extlst" xmlns:r="http://schemas.openxmlformats.org/officeDocument/2006/relationships" xmlns:m="http://schemas.openxmlformats.org/officeDocument/2006/math" xmlns:v="urn:schemas-microsoft-com:vml" xmlns:wp14="http://schemas.microsoft.com/office/word/2010/wordprocessingDrawing" xmlns:wp="http://schemas.openxmlformats.org/drawingml/2006/wordprocessingDrawing" xmlns:w10="urn:schemas-microsoft-com:office:word" xmlns:w="http://schemas.openxmlformats.org/wordprocessingml/2006/main" xmlns:w14="http://schemas.microsoft.com/office/word/2010/wordml" xmlns:w15="http://schemas.microsoft.com/office/word/2012/wordml" xmlns:w16cex="http://schemas.microsoft.com/office/word/2018/wordml/cex" xmlns:w16cid="http://schemas.microsoft.com/office/word/2016/wordml/cid" xmlns:w16="http://schemas.microsoft.com/office/word/2018/wordml" xmlns:w16du="http://schemas.microsoft.com/office/word/2023/wordml/word16du" xmlns:w16sdtdh="http://schemas.microsoft.com/office/word/2020/wordml/sdtdatahash" xmlns:w16sdtfl="http://schemas.microsoft.com/office/word/2024/wordml/sdtformatlock" xmlns:w16se="http://schemas.microsoft.com/office/word/2015/wordml/symex" xmlns:wpg="http://schemas.microsoft.com/office/word/2010/wordprocessingGroup" xmlns:wpi="http://schemas.microsoft.com/office/word/2010/wordprocessingInk" xmlns:wne="http://schemas.microsoft.com/office/word/2006/wordml" xmlns:wps="http://schemas.microsoft.com/office/word/2010/wordprocessingShape" mc:Ignorable="w14 w15 w16se w16cid w16 w16cex w16sdtdh w16sdtfl w16du wp14">
+  <w:abstractNum w:abstractNumId="0" w15:restartNumberingAfterBreak="0">
+    <w:nsid w:val="054132F9"/>
+    <w:multiLevelType w:val="hybridMultilevel"/>
+    <w:tmpl w:val="5F5CA9EA"/>
+    <w:lvl w:ilvl="0" w:tplc="EA184D7C">
+      <w:start w:val="1"/>
+      <w:numFmt w:val="bullet"/>
+      <w:lvlText w:val="•"/>
+      <w:lvlJc w:val="left"/>
+      <w:pPr>
+        <w:tabs>
+          <w:tab w:val="num" w:pos="720"/>
+        </w:tabs>
+        <w:ind w:left="720" w:hanging="360"/>
+      </w:pPr>
+      <w:rPr>
+        <w:rFonts w:ascii="Arial" w:hAnsi="Arial" w:hint="default"/>
+      </w:rPr>
+    </w:lvl>
+    <w:lvl w:ilvl="1" w:tplc="FE92BA7E" w:tentative="1">
+      <w:start w:val="1"/>
+      <w:numFmt w:val="bullet"/>
+      <w:lvlText w:val="•"/>
+      <w:lvlJc w:val="left"/>
+      <w:pPr>
+        <w:tabs>
+          <w:tab w:val="num" w:pos="1440"/>
+        </w:tabs>
+        <w:ind w:left="1440" w:hanging="360"/>
+      </w:pPr>
+      <w:rPr>
+        <w:rFonts w:ascii="Arial" w:hAnsi="Arial" w:hint="default"/>
+      </w:rPr>
+    </w:lvl>
+    <w:lvl w:ilvl="2" w:tplc="F81CD19E" w:tentative="1">
+      <w:start w:val="1"/>
+      <w:numFmt w:val="bullet"/>
+      <w:lvlText w:val="•"/>
+      <w:lvlJc w:val="left"/>
+      <w:pPr>
+        <w:tabs>
+          <w:tab w:val="num" w:pos="2160"/>
+        </w:tabs>
+        <w:ind w:left="2160" w:hanging="360"/>
+      </w:pPr>
+      <w:rPr>
+        <w:rFonts w:ascii="Arial" w:hAnsi="Arial" w:hint="default"/>
+      </w:rPr>
+    </w:lvl>
+    <w:lvl w:ilvl="3" w:tplc="504AC0C0" w:tentative="1">
+      <w:start w:val="1"/>
+      <w:numFmt w:val="bullet"/>
+      <w:lvlText w:val="•"/>
+      <w:lvlJc w:val="left"/>
+      <w:pPr>
+        <w:tabs>
+          <w:tab w:val="num" w:pos="2880"/>
+        </w:tabs>
+        <w:ind w:left="2880" w:hanging="360"/>
+      </w:pPr>
+      <w:rPr>
+        <w:rFonts w:ascii="Arial" w:hAnsi="Arial" w:hint="default"/>
+      </w:rPr>
+    </w:lvl>
+    <w:lvl w:ilvl="4" w:tplc="F664007E" w:tentative="1">
+      <w:start w:val="1"/>
+      <w:numFmt w:val="bullet"/>
+      <w:lvlText w:val="•"/>
+      <w:lvlJc w:val="left"/>
+      <w:pPr>
+        <w:tabs>
+          <w:tab w:val="num" w:pos="3600"/>
+        </w:tabs>
+        <w:ind w:left="3600" w:hanging="360"/>
+      </w:pPr>
+      <w:rPr>
+        <w:rFonts w:ascii="Arial" w:hAnsi="Arial" w:hint="default"/>
+      </w:rPr>
+    </w:lvl>
+    <w:lvl w:ilvl="5" w:tplc="3B163F42" w:tentative="1">
+      <w:start w:val="1"/>
+      <w:numFmt w:val="bullet"/>
+      <w:lvlText w:val="•"/>
+      <w:lvlJc w:val="left"/>
+      <w:pPr>
+        <w:tabs>
+          <w:tab w:val="num" w:pos="4320"/>
+        </w:tabs>
+        <w:ind w:left="4320" w:hanging="360"/>
+      </w:pPr>
+      <w:rPr>
+        <w:rFonts w:ascii="Arial" w:hAnsi="Arial" w:hint="default"/>
+      </w:rPr>
+    </w:lvl>
+    <w:lvl w:ilvl="6" w:tplc="39F6E2A6" w:tentative="1">
+      <w:start w:val="1"/>
+      <w:numFmt w:val="bullet"/>
+      <w:lvlText w:val="•"/>
+      <w:lvlJc w:val="left"/>
+      <w:pPr>
+        <w:tabs>
+          <w:tab w:val="num" w:pos="5040"/>
+        </w:tabs>
+        <w:ind w:left="5040" w:hanging="360"/>
+      </w:pPr>
+      <w:rPr>
+        <w:rFonts w:ascii="Arial" w:hAnsi="Arial" w:hint="default"/>
+      </w:rPr>
+    </w:lvl>
+    <w:lvl w:ilvl="7" w:tplc="84345824" w:tentative="1">
+      <w:start w:val="1"/>
+      <w:numFmt w:val="bullet"/>
+      <w:lvlText w:val="•"/>
+      <w:lvlJc w:val="left"/>
+      <w:pPr>
+        <w:tabs>
+          <w:tab w:val="num" w:pos="5760"/>
+        </w:tabs>
+        <w:ind w:left="5760" w:hanging="360"/>
+      </w:pPr>
+      <w:rPr>
+        <w:rFonts w:ascii="Arial" w:hAnsi="Arial" w:hint="default"/>
+      </w:rPr>
+    </w:lvl>
+    <w:lvl w:ilvl="8" w:tplc="D4EAC04A" w:tentative="1">
+      <w:start w:val="1"/>
+      <w:numFmt w:val="bullet"/>
+      <w:lvlText w:val="•"/>
+      <w:lvlJc w:val="left"/>
+      <w:pPr>
+        <w:tabs>
+          <w:tab w:val="num" w:pos="6480"/>
+        </w:tabs>
+        <w:ind w:left="6480" w:hanging="360"/>
+      </w:pPr>
+      <w:rPr>
+        <w:rFonts w:ascii="Arial" w:hAnsi="Arial" w:hint="default"/>
+      </w:rPr>
+    </w:lvl>
+  </w:abstractNum>
+  <w:abstractNum w:abstractNumId="1" w15:restartNumberingAfterBreak="0">
+    <w:nsid w:val="05BD5582"/>
+    <w:multiLevelType w:val="hybridMultilevel"/>
+    <w:tmpl w:val="CAFEE598"/>
+    <w:lvl w:ilvl="0" w:tplc="A0AC60F2">
+      <w:start w:val="1"/>
+      <w:numFmt w:val="bullet"/>
+      <w:lvlText w:val="•"/>
+      <w:lvlJc w:val="left"/>
+      <w:pPr>
+        <w:tabs>
+          <w:tab w:val="num" w:pos="720"/>
+        </w:tabs>
+        <w:ind w:left="720" w:hanging="360"/>
+      </w:pPr>
+      <w:rPr>
+        <w:rFonts w:ascii="Arial" w:hAnsi="Arial" w:hint="default"/>
+      </w:rPr>
+    </w:lvl>
+    <w:lvl w:ilvl="1" w:tplc="AB124758" w:tentative="1">
+      <w:start w:val="1"/>
+      <w:numFmt w:val="bullet"/>
+      <w:lvlText w:val="•"/>
+      <w:lvlJc w:val="left"/>
+      <w:pPr>
+        <w:tabs>
+          <w:tab w:val="num" w:pos="1440"/>
+        </w:tabs>
+        <w:ind w:left="1440" w:hanging="360"/>
+      </w:pPr>
+      <w:rPr>
+        <w:rFonts w:ascii="Arial" w:hAnsi="Arial" w:hint="default"/>
+      </w:rPr>
+    </w:lvl>
+    <w:lvl w:ilvl="2" w:tplc="85B628BC" w:tentative="1">
+      <w:start w:val="1"/>
+      <w:numFmt w:val="bullet"/>
+      <w:lvlText w:val="•"/>
+      <w:lvlJc w:val="left"/>
+      <w:pPr>
+        <w:tabs>
+          <w:tab w:val="num" w:pos="2160"/>
+        </w:tabs>
+        <w:ind w:left="2160" w:hanging="360"/>
+      </w:pPr>
+      <w:rPr>
+        <w:rFonts w:ascii="Arial" w:hAnsi="Arial" w:hint="default"/>
+      </w:rPr>
+    </w:lvl>
+    <w:lvl w:ilvl="3" w:tplc="36CC9318" w:tentative="1">
+      <w:start w:val="1"/>
+      <w:numFmt w:val="bullet"/>
+      <w:lvlText w:val="•"/>
+      <w:lvlJc w:val="left"/>
+      <w:pPr>
+        <w:tabs>
+          <w:tab w:val="num" w:pos="2880"/>
+        </w:tabs>
+        <w:ind w:left="2880" w:hanging="360"/>
+      </w:pPr>
+      <w:rPr>
+        <w:rFonts w:ascii="Arial" w:hAnsi="Arial" w:hint="default"/>
+      </w:rPr>
+    </w:lvl>
+    <w:lvl w:ilvl="4" w:tplc="6D0CFD72" w:tentative="1">
+      <w:start w:val="1"/>
+      <w:numFmt w:val="bullet"/>
+      <w:lvlText w:val="•"/>
+      <w:lvlJc w:val="left"/>
+      <w:pPr>
+        <w:tabs>
+          <w:tab w:val="num" w:pos="3600"/>
+        </w:tabs>
+        <w:ind w:left="3600" w:hanging="360"/>
+      </w:pPr>
+      <w:rPr>
+        <w:rFonts w:ascii="Arial" w:hAnsi="Arial" w:hint="default"/>
+      </w:rPr>
+    </w:lvl>
+    <w:lvl w:ilvl="5" w:tplc="B8AA0ACC" w:tentative="1">
+      <w:start w:val="1"/>
+      <w:numFmt w:val="bullet"/>
+      <w:lvlText w:val="•"/>
+      <w:lvlJc w:val="left"/>
+      <w:pPr>
+        <w:tabs>
+          <w:tab w:val="num" w:pos="4320"/>
+        </w:tabs>
+        <w:ind w:left="4320" w:hanging="360"/>
+      </w:pPr>
+      <w:rPr>
+        <w:rFonts w:ascii="Arial" w:hAnsi="Arial" w:hint="default"/>
+      </w:rPr>
+    </w:lvl>
+    <w:lvl w:ilvl="6" w:tplc="96DE3FD8" w:tentative="1">
+      <w:start w:val="1"/>
+      <w:numFmt w:val="bullet"/>
+      <w:lvlText w:val="•"/>
+      <w:lvlJc w:val="left"/>
+      <w:pPr>
+        <w:tabs>
+          <w:tab w:val="num" w:pos="5040"/>
+        </w:tabs>
+        <w:ind w:left="5040" w:hanging="360"/>
+      </w:pPr>
+      <w:rPr>
+        <w:rFonts w:ascii="Arial" w:hAnsi="Arial" w:hint="default"/>
+      </w:rPr>
+    </w:lvl>
+    <w:lvl w:ilvl="7" w:tplc="B8B807BC" w:tentative="1">
+      <w:start w:val="1"/>
+      <w:numFmt w:val="bullet"/>
+      <w:lvlText w:val="•"/>
+      <w:lvlJc w:val="left"/>
+      <w:pPr>
+        <w:tabs>
+          <w:tab w:val="num" w:pos="5760"/>
+        </w:tabs>
+        <w:ind w:left="5760" w:hanging="360"/>
+      </w:pPr>
+      <w:rPr>
+        <w:rFonts w:ascii="Arial" w:hAnsi="Arial" w:hint="default"/>
+      </w:rPr>
+    </w:lvl>
+    <w:lvl w:ilvl="8" w:tplc="1B7A5962" w:tentative="1">
+      <w:start w:val="1"/>
+      <w:numFmt w:val="bullet"/>
+      <w:lvlText w:val="•"/>
+      <w:lvlJc w:val="left"/>
+      <w:pPr>
+        <w:tabs>
+          <w:tab w:val="num" w:pos="6480"/>
+        </w:tabs>
+        <w:ind w:left="6480" w:hanging="360"/>
+      </w:pPr>
+      <w:rPr>
+        <w:rFonts w:ascii="Arial" w:hAnsi="Arial" w:hint="default"/>
+      </w:rPr>
+    </w:lvl>
+  </w:abstractNum>
+  <w:num w:numId="1" w16cid:durableId="845359880">
+    <w:abstractNumId w:val="1"/>
+  </w:num>
+  <w:num w:numId="2" w16cid:durableId="802120991">
+    <w:abstractNumId w:val="0"/>
+  </w:num>
+</w:numbering>
 </file>
 
 <file path=word/styles.xml><?xml version="1.0" encoding="utf-8"?>
@@ -1443,7 +1892,6 @@
   <w:style w:type="character" w:default="1" w:styleId="a0">
     <w:name w:val="Default Paragraph Font"/>
     <w:uiPriority w:val="1"/>
-    <w:semiHidden/>
     <w:unhideWhenUsed/>
   </w:style>
   <w:style w:type="table" w:default="1" w:styleId="a1">
@@ -1811,6 +2259,24 @@
     <w:link w:val="ae"/>
     <w:uiPriority w:val="99"/>
     <w:rsid w:val="00E937E5"/>
+  </w:style>
+  <w:style w:type="paragraph" w:styleId="Web">
+    <w:name w:val="Normal (Web)"/>
+    <w:basedOn w:val="a"/>
+    <w:uiPriority w:val="99"/>
+    <w:semiHidden/>
+    <w:unhideWhenUsed/>
+    <w:rsid w:val="00764FF0"/>
+    <w:pPr>
+      <w:widowControl/>
+      <w:spacing w:before="100" w:beforeAutospacing="1" w:after="100" w:afterAutospacing="1" w:line="240" w:lineRule="auto"/>
+    </w:pPr>
+    <w:rPr>
+      <w:rFonts w:ascii="ＭＳ Ｐゴシック" w:eastAsia="ＭＳ Ｐゴシック" w:hAnsi="ＭＳ Ｐゴシック" w:cs="ＭＳ Ｐゴシック"/>
+      <w:kern w:val="0"/>
+      <w:sz w:val="24"/>
+      <w14:ligatures w14:val="none"/>
+    </w:rPr>
   </w:style>
 </w:styles>
 </file>
